--- a/5th SEM/Design and Analysis of Algorithms/Unit-1.docx
+++ b/5th SEM/Design and Analysis of Algorithms/Unit-1.docx
@@ -121,7 +121,7 @@
           <w:sz w:val="24"/>
           <w:u w:val="single"/>
         </w:rPr>
-        <w:t>Charecteristics of algorithms:</w:t>
+        <w:t>Characteristics of algorithms:</w:t>
       </w:r>
     </w:p>
     <w:p>
@@ -229,14 +229,7 @@
           <w:sz w:val="24"/>
           <w:u w:val="none"/>
         </w:rPr>
-        <w:t xml:space="preserve">* Efficient: </w:t>
-      </w:r>
-      <w:r>
-        <w:rPr>
-          <w:sz w:val="24"/>
-          <w:u w:val="none"/>
-        </w:rPr>
-        <w:t>algorithm should use less computation and memory.</w:t>
+        <w:t>* Efficient: algorithm should use less computation and memory.</w:t>
       </w:r>
     </w:p>
     <w:p>
@@ -307,7 +300,7 @@
           <w:sz w:val="24"/>
           <w:u w:val="none"/>
         </w:rPr>
-        <w:t>* RAM model is a model to count the steps in algorithm in order to analyse the complexity.</w:t>
+        <w:t>* RAM model is a model to count the steps in algorithm in order to analyze the complexity.</w:t>
       </w:r>
     </w:p>
     <w:p>
@@ -416,12 +409,6 @@
           <w:u w:val="none"/>
         </w:rPr>
         <w:tab/>
-      </w:r>
-      <w:r>
-        <w:rPr>
-          <w:sz w:val="24"/>
-          <w:u w:val="none"/>
-        </w:rPr>
         <w:t>int total=0;             1</w:t>
       </w:r>
     </w:p>
@@ -441,12 +428,6 @@
           <w:u w:val="none"/>
         </w:rPr>
         <w:tab/>
-      </w:r>
-      <w:r>
-        <w:rPr>
-          <w:sz w:val="24"/>
-          <w:u w:val="none"/>
-        </w:rPr>
         <w:t>for(i=1,i&lt;=n,i++){       1+(n+1)+n</w:t>
       </w:r>
     </w:p>
@@ -467,12 +448,6 @@
         </w:rPr>
         <w:tab/>
         <w:tab/>
-      </w:r>
-      <w:r>
-        <w:rPr>
-          <w:sz w:val="24"/>
-          <w:u w:val="none"/>
-        </w:rPr>
         <w:t>total=total+(i*i);  3(1+1+1)</w:t>
       </w:r>
     </w:p>
@@ -492,12 +467,6 @@
           <w:u w:val="none"/>
         </w:rPr>
         <w:tab/>
-      </w:r>
-      <w:r>
-        <w:rPr>
-          <w:sz w:val="24"/>
-          <w:u w:val="none"/>
-        </w:rPr>
         <w:t>}</w:t>
       </w:r>
     </w:p>
@@ -517,12 +486,6 @@
           <w:u w:val="none"/>
         </w:rPr>
         <w:tab/>
-      </w:r>
-      <w:r>
-        <w:rPr>
-          <w:sz w:val="24"/>
-          <w:u w:val="none"/>
-        </w:rPr>
         <w:t>return total;            1</w:t>
       </w:r>
     </w:p>
@@ -541,99 +504,1419 @@
           <w:sz w:val="24"/>
           <w:u w:val="none"/>
         </w:rPr>
+        <w:t xml:space="preserve">} </w:t>
+      </w:r>
+    </w:p>
+    <w:p>
+      <w:pPr>
+        <w:pStyle w:val="Normal"/>
+        <w:bidi w:val="0"/>
+        <w:jc w:val="start"/>
+        <w:rPr>
+          <w:sz w:val="24"/>
+          <w:u w:val="none"/>
+        </w:rPr>
+      </w:pPr>
+      <w:r>
+        <w:rPr>
+          <w:sz w:val="24"/>
+          <w:u w:val="none"/>
+        </w:rPr>
+        <w:t>total = 1+1+(n+1)+n+3(1+1+1)</w:t>
+      </w:r>
+    </w:p>
+    <w:p>
+      <w:pPr>
+        <w:pStyle w:val="Normal"/>
+        <w:bidi w:val="0"/>
+        <w:jc w:val="start"/>
+        <w:rPr>
+          <w:sz w:val="24"/>
+          <w:u w:val="none"/>
+        </w:rPr>
+      </w:pPr>
+      <w:r>
+        <w:rPr>
+          <w:sz w:val="24"/>
+          <w:u w:val="none"/>
+        </w:rPr>
+        <w:t xml:space="preserve">      </w:t>
+      </w:r>
+      <w:r>
+        <w:rPr>
+          <w:sz w:val="24"/>
+          <w:u w:val="none"/>
+        </w:rPr>
+        <w:t>= 5n+4</w:t>
+      </w:r>
+    </w:p>
+    <w:p>
+      <w:pPr>
+        <w:pStyle w:val="Normal"/>
+        <w:bidi w:val="0"/>
+        <w:jc w:val="start"/>
+        <w:rPr>
+          <w:sz w:val="24"/>
+          <w:u w:val="none"/>
+        </w:rPr>
+      </w:pPr>
+      <w:r>
+        <w:rPr>
+          <w:sz w:val="24"/>
+          <w:u w:val="none"/>
+        </w:rPr>
+        <w:t xml:space="preserve">      </w:t>
+      </w:r>
+      <w:r>
+        <w:rPr>
+          <w:rFonts w:eastAsia="Calibri" w:cs="Calibri" w:ascii="Calibri" w:hAnsi="Calibri"/>
+          <w:sz w:val="24"/>
+          <w:u w:val="none"/>
+        </w:rPr>
+        <w:t>≈</w:t>
+      </w:r>
+      <w:r>
+        <w:rPr>
+          <w:rFonts w:eastAsia="Tahoma" w:cs="Lohit Marathi"/>
+          <w:sz w:val="24"/>
+          <w:u w:val="none"/>
+        </w:rPr>
+        <w:t xml:space="preserve"> </w:t>
+      </w:r>
+      <w:r>
+        <w:rPr>
+          <w:rFonts w:eastAsia="Tahoma" w:cs="Lohit Marathi"/>
+          <w:sz w:val="24"/>
+          <w:u w:val="none"/>
+        </w:rPr>
+        <w:t>O(n)</w:t>
+      </w:r>
+    </w:p>
+    <w:p>
+      <w:pPr>
+        <w:pStyle w:val="Normal"/>
+        <w:bidi w:val="0"/>
+        <w:jc w:val="start"/>
+        <w:rPr>
+          <w:sz w:val="24"/>
+          <w:u w:val="none"/>
+        </w:rPr>
+      </w:pPr>
+      <w:r>
+        <w:rPr/>
+      </w:r>
+    </w:p>
+    <w:p>
+      <w:pPr>
+        <w:pStyle w:val="Normal"/>
+        <w:bidi w:val="0"/>
+        <w:jc w:val="start"/>
+        <w:rPr>
+          <w:sz w:val="24"/>
+          <w:szCs w:val="24"/>
+          <w:u w:val="single"/>
+        </w:rPr>
+      </w:pPr>
+      <w:r>
+        <w:rPr>
+          <w:sz w:val="24"/>
+          <w:szCs w:val="24"/>
+          <w:u w:val="single"/>
+        </w:rPr>
+      </w:r>
+    </w:p>
+    <w:p>
+      <w:pPr>
+        <w:pStyle w:val="Normal"/>
+        <w:bidi w:val="0"/>
+        <w:jc w:val="start"/>
+        <w:rPr>
+          <w:sz w:val="24"/>
+          <w:szCs w:val="24"/>
+          <w:u w:val="single"/>
+        </w:rPr>
+      </w:pPr>
+      <w:r>
+        <w:rPr>
+          <w:sz w:val="24"/>
+          <w:szCs w:val="24"/>
+          <w:u w:val="single"/>
+        </w:rPr>
+      </w:r>
+    </w:p>
+    <w:p>
+      <w:pPr>
+        <w:pStyle w:val="Normal"/>
+        <w:bidi w:val="0"/>
+        <w:jc w:val="start"/>
+        <w:rPr>
+          <w:sz w:val="24"/>
+          <w:szCs w:val="24"/>
+          <w:u w:val="single"/>
+        </w:rPr>
+      </w:pPr>
+      <w:r>
+        <w:rPr>
+          <w:sz w:val="24"/>
+          <w:szCs w:val="24"/>
+          <w:u w:val="single"/>
+        </w:rPr>
+      </w:r>
+    </w:p>
+    <w:p>
+      <w:pPr>
+        <w:pStyle w:val="Normal"/>
+        <w:bidi w:val="0"/>
+        <w:jc w:val="start"/>
+        <w:rPr>
+          <w:sz w:val="24"/>
+          <w:szCs w:val="24"/>
+          <w:u w:val="single"/>
+        </w:rPr>
+      </w:pPr>
+      <w:r>
+        <w:rPr>
+          <w:sz w:val="24"/>
+          <w:szCs w:val="24"/>
+          <w:u w:val="single"/>
+        </w:rPr>
+      </w:r>
+    </w:p>
+    <w:p>
+      <w:pPr>
+        <w:pStyle w:val="Normal"/>
+        <w:bidi w:val="0"/>
+        <w:jc w:val="start"/>
+        <w:rPr>
+          <w:sz w:val="24"/>
+          <w:szCs w:val="24"/>
+          <w:u w:val="single"/>
+        </w:rPr>
+      </w:pPr>
+      <w:r>
+        <w:rPr>
+          <w:sz w:val="24"/>
+          <w:szCs w:val="24"/>
+          <w:u w:val="single"/>
+        </w:rPr>
+      </w:r>
+    </w:p>
+    <w:p>
+      <w:pPr>
+        <w:pStyle w:val="Normal"/>
+        <w:bidi w:val="0"/>
+        <w:jc w:val="start"/>
+        <w:rPr>
+          <w:sz w:val="24"/>
+          <w:szCs w:val="24"/>
+          <w:u w:val="single"/>
+        </w:rPr>
+      </w:pPr>
+      <w:r>
+        <w:rPr>
+          <w:sz w:val="24"/>
+          <w:szCs w:val="24"/>
+          <w:u w:val="single"/>
+        </w:rPr>
+        <w:t>Space and Time Complexity:</w:t>
+      </w:r>
+    </w:p>
+    <w:p>
+      <w:pPr>
+        <w:pStyle w:val="Normal"/>
+        <w:bidi w:val="0"/>
+        <w:jc w:val="start"/>
+        <w:rPr>
+          <w:sz w:val="24"/>
+          <w:szCs w:val="24"/>
+          <w:u w:val="none"/>
+        </w:rPr>
+      </w:pPr>
+      <w:r>
+        <w:rPr>
+          <w:sz w:val="24"/>
+          <w:szCs w:val="24"/>
+          <w:u w:val="none"/>
+        </w:rPr>
+        <w:t>* Time complexity of an algorithm is the total time it takes to solve a problem. This is measured in terms of computational steps.</w:t>
+      </w:r>
+    </w:p>
+    <w:p>
+      <w:pPr>
+        <w:pStyle w:val="Normal"/>
+        <w:bidi w:val="0"/>
+        <w:jc w:val="start"/>
+        <w:rPr>
+          <w:sz w:val="24"/>
+          <w:szCs w:val="24"/>
+          <w:u w:val="none"/>
+        </w:rPr>
+      </w:pPr>
+      <w:r>
+        <w:rPr>
+          <w:sz w:val="24"/>
+          <w:szCs w:val="24"/>
+          <w:u w:val="none"/>
+        </w:rPr>
+        <w:t>* Space complexity of an algorithm is the total memory space it takes to store data required to solve a problem. This is measured in terms of data variables used during computation.</w:t>
+      </w:r>
+    </w:p>
+    <w:p>
+      <w:pPr>
+        <w:pStyle w:val="Normal"/>
+        <w:bidi w:val="0"/>
+        <w:jc w:val="start"/>
+        <w:rPr>
+          <w:sz w:val="24"/>
+          <w:szCs w:val="24"/>
+          <w:u w:val="none"/>
+        </w:rPr>
+      </w:pPr>
+      <w:r>
+        <w:rPr>
+          <w:sz w:val="24"/>
+          <w:szCs w:val="24"/>
+          <w:u w:val="none"/>
+        </w:rPr>
+      </w:r>
+    </w:p>
+    <w:p>
+      <w:pPr>
+        <w:pStyle w:val="Normal"/>
+        <w:bidi w:val="0"/>
+        <w:jc w:val="start"/>
+        <w:rPr>
+          <w:sz w:val="24"/>
+          <w:szCs w:val="24"/>
+          <w:u w:val="none"/>
+        </w:rPr>
+      </w:pPr>
+      <w:r>
+        <w:rPr>
+          <w:sz w:val="24"/>
+          <w:szCs w:val="24"/>
+          <w:u w:val="none"/>
+        </w:rPr>
+        <w:t>Best case complexity: It gives the lower bound on the running time of the algorithm for any instance of input. This means the algorithm can never have lower running time than the best case for particular class of problem.</w:t>
+      </w:r>
+    </w:p>
+    <w:p>
+      <w:pPr>
+        <w:pStyle w:val="Normal"/>
+        <w:bidi w:val="0"/>
+        <w:jc w:val="start"/>
+        <w:rPr>
+          <w:sz w:val="24"/>
+          <w:szCs w:val="24"/>
+          <w:u w:val="none"/>
+        </w:rPr>
+      </w:pPr>
+      <w:r>
+        <w:rPr>
+          <w:sz w:val="24"/>
+          <w:szCs w:val="24"/>
+          <w:u w:val="none"/>
+        </w:rPr>
+      </w:r>
+    </w:p>
+    <w:p>
+      <w:pPr>
+        <w:pStyle w:val="Normal"/>
+        <w:bidi w:val="0"/>
+        <w:jc w:val="start"/>
+        <w:rPr>
+          <w:sz w:val="24"/>
+          <w:szCs w:val="24"/>
+          <w:u w:val="none"/>
+        </w:rPr>
+      </w:pPr>
+      <w:r>
+        <w:rPr>
+          <w:sz w:val="24"/>
+          <w:szCs w:val="24"/>
+          <w:u w:val="none"/>
+        </w:rPr>
+        <w:t xml:space="preserve">Worst case complexity: It gives the upper bound on the running time of the algorithm for any instance of input. This means </w:t>
+      </w:r>
+      <w:r>
+        <w:rPr>
+          <w:sz w:val="24"/>
+          <w:szCs w:val="24"/>
+          <w:u w:val="none"/>
+        </w:rPr>
+        <w:t>no input can overcome the running limit posed by the worst case complexity.</w:t>
+      </w:r>
+    </w:p>
+    <w:p>
+      <w:pPr>
+        <w:pStyle w:val="Normal"/>
+        <w:bidi w:val="0"/>
+        <w:jc w:val="start"/>
+        <w:rPr>
+          <w:sz w:val="24"/>
+          <w:szCs w:val="24"/>
+          <w:u w:val="none"/>
+        </w:rPr>
+      </w:pPr>
+      <w:r>
+        <w:rPr>
+          <w:sz w:val="24"/>
+          <w:szCs w:val="24"/>
+          <w:u w:val="none"/>
+        </w:rPr>
+      </w:r>
+    </w:p>
+    <w:p>
+      <w:pPr>
+        <w:pStyle w:val="Normal"/>
+        <w:bidi w:val="0"/>
+        <w:jc w:val="start"/>
+        <w:rPr>
+          <w:sz w:val="24"/>
+          <w:szCs w:val="24"/>
+          <w:u w:val="none"/>
+        </w:rPr>
+      </w:pPr>
+      <w:r>
+        <w:rPr>
+          <w:sz w:val="24"/>
+          <w:szCs w:val="24"/>
+          <w:u w:val="none"/>
+        </w:rPr>
+        <w:t>Average case complexity: This gives you the average number of steps required on any set of inputs.</w:t>
+      </w:r>
+    </w:p>
+    <w:p>
+      <w:pPr>
+        <w:pStyle w:val="Normal"/>
+        <w:bidi w:val="0"/>
+        <w:jc w:val="start"/>
+        <w:rPr>
+          <w:sz w:val="24"/>
+          <w:szCs w:val="24"/>
+          <w:u w:val="none"/>
+        </w:rPr>
+      </w:pPr>
+      <w:r>
+        <w:rPr>
+          <w:sz w:val="24"/>
+          <w:szCs w:val="24"/>
+          <w:u w:val="none"/>
+        </w:rPr>
+      </w:r>
+    </w:p>
+    <w:p>
+      <w:pPr>
+        <w:pStyle w:val="Normal"/>
+        <w:bidi w:val="0"/>
+        <w:jc w:val="start"/>
+        <w:rPr>
+          <w:sz w:val="24"/>
+          <w:szCs w:val="24"/>
+          <w:u w:val="none"/>
+        </w:rPr>
+      </w:pPr>
+      <w:r>
+        <w:rPr>
+          <w:sz w:val="24"/>
+          <w:szCs w:val="24"/>
+          <w:u w:val="none"/>
+        </w:rPr>
+        <w:t>Lower bound &lt; Average case &lt; Upper bound</w:t>
+      </w:r>
+    </w:p>
+    <w:p>
+      <w:pPr>
+        <w:pStyle w:val="Normal"/>
+        <w:bidi w:val="0"/>
+        <w:jc w:val="start"/>
+        <w:rPr>
+          <w:sz w:val="24"/>
+          <w:szCs w:val="24"/>
+          <w:u w:val="none"/>
+        </w:rPr>
+      </w:pPr>
+      <w:r>
+        <w:rPr>
+          <w:sz w:val="24"/>
+          <w:szCs w:val="24"/>
+          <w:u w:val="none"/>
+        </w:rPr>
+      </w:r>
+    </w:p>
+    <w:p>
+      <w:pPr>
+        <w:pStyle w:val="Normal"/>
+        <w:bidi w:val="0"/>
+        <w:jc w:val="start"/>
+        <w:rPr>
+          <w:sz w:val="24"/>
+          <w:szCs w:val="24"/>
+          <w:u w:val="none"/>
+        </w:rPr>
+      </w:pPr>
+      <w:r>
+        <w:rPr>
+          <w:sz w:val="24"/>
+          <w:szCs w:val="24"/>
+          <w:u w:val="single"/>
+        </w:rPr>
+        <w:t xml:space="preserve">Time </w:t>
+      </w:r>
+      <w:r>
+        <w:rPr>
+          <w:sz w:val="24"/>
+          <w:szCs w:val="24"/>
+          <w:u w:val="single"/>
+        </w:rPr>
+        <w:t>C</w:t>
+      </w:r>
+      <w:r>
+        <w:rPr>
+          <w:sz w:val="24"/>
+          <w:szCs w:val="24"/>
+          <w:u w:val="single"/>
+        </w:rPr>
+        <w:t>omplexity Analysis:</w:t>
+      </w:r>
+    </w:p>
+    <w:p>
+      <w:pPr>
+        <w:pStyle w:val="Normal"/>
+        <w:bidi w:val="0"/>
+        <w:jc w:val="start"/>
+        <w:rPr>
+          <w:sz w:val="24"/>
+          <w:szCs w:val="24"/>
+          <w:u w:val="none"/>
+        </w:rPr>
+      </w:pPr>
+      <w:r>
+        <w:rPr>
+          <w:sz w:val="24"/>
+          <w:szCs w:val="24"/>
+          <w:u w:val="none"/>
+        </w:rPr>
+        <w:t>* Time complexity for simple operations takes 1 step. (add,assign,etc)</w:t>
+      </w:r>
+    </w:p>
+    <w:p>
+      <w:pPr>
+        <w:pStyle w:val="Normal"/>
+        <w:bidi w:val="0"/>
+        <w:jc w:val="start"/>
+        <w:rPr>
+          <w:sz w:val="24"/>
+          <w:szCs w:val="24"/>
+          <w:u w:val="none"/>
+        </w:rPr>
+      </w:pPr>
+      <w:r>
+        <w:rPr>
+          <w:sz w:val="24"/>
+          <w:szCs w:val="24"/>
+          <w:u w:val="none"/>
+        </w:rPr>
+        <w:t>* Statements like scanf(), printf(), return takes very small amount of time which will not impact the complexity of our algorithm so it is neglected.</w:t>
+      </w:r>
+    </w:p>
+    <w:p>
+      <w:pPr>
+        <w:pStyle w:val="Normal"/>
+        <w:bidi w:val="0"/>
+        <w:jc w:val="start"/>
+        <w:rPr>
+          <w:sz w:val="24"/>
+          <w:szCs w:val="24"/>
+          <w:u w:val="none"/>
+        </w:rPr>
+      </w:pPr>
+      <w:r>
+        <w:rPr>
+          <w:sz w:val="24"/>
+          <w:szCs w:val="24"/>
+          <w:u w:val="none"/>
+        </w:rPr>
+        <w:t>* For loop conditions we can assume following complexities:</w:t>
+      </w:r>
+    </w:p>
+    <w:p>
+      <w:pPr>
+        <w:pStyle w:val="Normal"/>
+        <w:bidi w:val="0"/>
+        <w:jc w:val="start"/>
+        <w:rPr>
+          <w:sz w:val="24"/>
+          <w:szCs w:val="24"/>
+          <w:u w:val="none"/>
+        </w:rPr>
+      </w:pPr>
+      <w:r>
+        <w:rPr>
+          <w:sz w:val="24"/>
+          <w:szCs w:val="24"/>
+          <w:u w:val="none"/>
+        </w:rPr>
+        <w:tab/>
+      </w:r>
+      <w:r>
+        <w:rPr>
+          <w:sz w:val="24"/>
+          <w:szCs w:val="24"/>
+          <w:u w:val="none"/>
+        </w:rPr>
+        <w:t>1</w:t>
+      </w:r>
+      <w:r>
+        <w:rPr>
+          <w:sz w:val="24"/>
+          <w:szCs w:val="24"/>
+          <w:u w:val="none"/>
+        </w:rPr>
+        <w:t>) For case for(i=0;i&lt;n;i++), the loop runs from 0 to n with</w:t>
+      </w:r>
+    </w:p>
+    <w:p>
+      <w:pPr>
+        <w:pStyle w:val="Normal"/>
+        <w:bidi w:val="0"/>
+        <w:jc w:val="start"/>
+        <w:rPr>
+          <w:sz w:val="24"/>
+          <w:szCs w:val="24"/>
+          <w:u w:val="none"/>
+        </w:rPr>
+      </w:pPr>
+      <w:r>
+        <w:rPr>
+          <w:sz w:val="24"/>
+          <w:szCs w:val="24"/>
+          <w:u w:val="none"/>
+        </w:rPr>
+        <w:t xml:space="preserve">        </w:t>
+      </w:r>
+      <w:r>
+        <w:rPr>
+          <w:sz w:val="24"/>
+          <w:szCs w:val="24"/>
+          <w:u w:val="none"/>
+        </w:rPr>
+        <w:t xml:space="preserve">increment of 1 so complexity is </w:t>
+      </w:r>
+      <w:r>
+        <w:rPr>
+          <w:rFonts w:eastAsia="Tahoma" w:cs="Lohit Marathi" w:ascii="JetBrainsMono NF" w:hAnsi="JetBrainsMono NF"/>
+          <w:sz w:val="24"/>
+          <w:szCs w:val="24"/>
+          <w:u w:val="none"/>
+        </w:rPr>
+        <w:t>O</w:t>
+      </w:r>
+      <w:r>
+        <w:rPr>
+          <w:sz w:val="24"/>
+          <w:szCs w:val="24"/>
+          <w:u w:val="none"/>
+        </w:rPr>
+        <w:t>(n)</w:t>
+      </w:r>
+    </w:p>
+    <w:p>
+      <w:pPr>
+        <w:pStyle w:val="Normal"/>
+        <w:bidi w:val="0"/>
+        <w:jc w:val="start"/>
+        <w:rPr>
+          <w:sz w:val="24"/>
+          <w:szCs w:val="24"/>
+          <w:u w:val="none"/>
+        </w:rPr>
+      </w:pPr>
+      <w:r>
+        <w:rPr>
+          <w:sz w:val="24"/>
+          <w:szCs w:val="24"/>
+          <w:u w:val="none"/>
+        </w:rPr>
+        <w:tab/>
+      </w:r>
+      <w:r>
+        <w:rPr>
+          <w:sz w:val="24"/>
+          <w:szCs w:val="24"/>
+          <w:u w:val="none"/>
+        </w:rPr>
+        <w:t>2</w:t>
+      </w:r>
+      <w:r>
+        <w:rPr>
+          <w:sz w:val="24"/>
+          <w:szCs w:val="24"/>
+          <w:u w:val="none"/>
+        </w:rPr>
+        <w:t xml:space="preserve">) For nested loops, </w:t>
+      </w:r>
+      <w:r>
+        <w:rPr>
+          <w:sz w:val="24"/>
+          <w:szCs w:val="24"/>
+          <w:u w:val="none"/>
+        </w:rPr>
+        <w:t>time complexity is O(n</w:t>
+      </w:r>
+      <w:r>
+        <w:rPr>
+          <w:sz w:val="24"/>
+          <w:szCs w:val="24"/>
+          <w:u w:val="none"/>
+          <w:vertAlign w:val="superscript"/>
+        </w:rPr>
+        <w:t>k</w:t>
+      </w:r>
+      <w:r>
+        <w:rPr>
+          <w:sz w:val="24"/>
+          <w:szCs w:val="24"/>
+          <w:u w:val="none"/>
+        </w:rPr>
+        <w:t>) where k is the</w:t>
+      </w:r>
+    </w:p>
+    <w:p>
+      <w:pPr>
+        <w:pStyle w:val="Normal"/>
+        <w:bidi w:val="0"/>
+        <w:jc w:val="start"/>
+        <w:rPr>
+          <w:sz w:val="24"/>
+          <w:szCs w:val="24"/>
+          <w:u w:val="none"/>
+        </w:rPr>
+      </w:pPr>
+      <w:r>
+        <w:rPr>
+          <w:sz w:val="24"/>
+          <w:szCs w:val="24"/>
+          <w:u w:val="none"/>
+        </w:rPr>
+        <w:t xml:space="preserve">        </w:t>
+      </w:r>
+      <w:r>
+        <w:rPr>
+          <w:sz w:val="24"/>
+          <w:szCs w:val="24"/>
+          <w:u w:val="none"/>
+        </w:rPr>
+        <w:t>number of loops</w:t>
+      </w:r>
+    </w:p>
+    <w:p>
+      <w:pPr>
+        <w:pStyle w:val="Normal"/>
+        <w:bidi w:val="0"/>
+        <w:jc w:val="start"/>
+        <w:rPr>
+          <w:sz w:val="24"/>
+          <w:szCs w:val="24"/>
+          <w:u w:val="none"/>
+        </w:rPr>
+      </w:pPr>
+      <w:r>
+        <w:rPr>
+          <w:sz w:val="24"/>
+          <w:szCs w:val="24"/>
+          <w:u w:val="none"/>
+        </w:rPr>
+        <w:tab/>
+        <w:t>3) For case for(i=0;i&lt;n;i*s), time complexity is O(log</w:t>
+      </w:r>
+      <w:r>
+        <w:rPr>
+          <w:sz w:val="24"/>
+          <w:szCs w:val="24"/>
+          <w:u w:val="none"/>
+          <w:vertAlign w:val="subscript"/>
+        </w:rPr>
+        <w:t>s</w:t>
+      </w:r>
+      <w:r>
+        <w:rPr>
+          <w:position w:val="0"/>
+          <w:sz w:val="24"/>
+          <w:sz w:val="24"/>
+          <w:szCs w:val="24"/>
+          <w:u w:val="none"/>
+          <w:vertAlign w:val="baseline"/>
+        </w:rPr>
+        <w:t>n</w:t>
+      </w:r>
+      <w:r>
+        <w:rPr>
+          <w:sz w:val="24"/>
+          <w:szCs w:val="24"/>
+          <w:u w:val="none"/>
+        </w:rPr>
+        <w:t>)</w:t>
+      </w:r>
+    </w:p>
+    <w:p>
+      <w:pPr>
+        <w:pStyle w:val="Normal"/>
+        <w:bidi w:val="0"/>
+        <w:jc w:val="start"/>
+        <w:rPr>
+          <w:sz w:val="24"/>
+          <w:szCs w:val="24"/>
+          <w:u w:val="none"/>
+        </w:rPr>
+      </w:pPr>
+      <w:r>
+        <w:rPr>
+          <w:sz w:val="24"/>
+          <w:szCs w:val="24"/>
+          <w:u w:val="none"/>
+        </w:rPr>
+        <w:t xml:space="preserve"> </w:t>
+      </w:r>
+    </w:p>
+    <w:p>
+      <w:pPr>
+        <w:pStyle w:val="Normal"/>
+        <w:bidi w:val="0"/>
+        <w:jc w:val="start"/>
+        <w:rPr>
+          <w:sz w:val="24"/>
+          <w:szCs w:val="24"/>
+          <w:u w:val="single"/>
+        </w:rPr>
+      </w:pPr>
+      <w:r>
+        <w:rPr>
+          <w:sz w:val="24"/>
+          <w:szCs w:val="24"/>
+          <w:u w:val="single"/>
+        </w:rPr>
+        <w:t>Space Complexity Analysis:</w:t>
+      </w:r>
+    </w:p>
+    <w:p>
+      <w:pPr>
+        <w:pStyle w:val="Normal"/>
+        <w:bidi w:val="0"/>
+        <w:jc w:val="start"/>
+        <w:rPr>
+          <w:sz w:val="24"/>
+          <w:szCs w:val="24"/>
+          <w:u w:val="none"/>
+        </w:rPr>
+      </w:pPr>
+      <w:r>
+        <w:rPr>
+          <w:sz w:val="24"/>
+          <w:szCs w:val="24"/>
+          <w:u w:val="none"/>
+        </w:rPr>
+        <w:t>* Space complexity is the total memory references used by the algorithm.</w:t>
+      </w:r>
+    </w:p>
+    <w:p>
+      <w:pPr>
+        <w:pStyle w:val="Normal"/>
+        <w:bidi w:val="0"/>
+        <w:jc w:val="start"/>
+        <w:rPr>
+          <w:sz w:val="24"/>
+          <w:szCs w:val="24"/>
+          <w:u w:val="none"/>
+        </w:rPr>
+      </w:pPr>
+      <w:r>
+        <w:rPr>
+          <w:sz w:val="24"/>
+          <w:szCs w:val="24"/>
+          <w:u w:val="none"/>
+        </w:rPr>
+        <w:t>* If the memory references(variables) used by algorithm is constant (ie. 1,2,3,…,n) the space complexity is O(1).</w:t>
+      </w:r>
+    </w:p>
+    <w:p>
+      <w:pPr>
+        <w:pStyle w:val="Normal"/>
+        <w:bidi w:val="0"/>
+        <w:jc w:val="start"/>
+        <w:rPr>
+          <w:sz w:val="24"/>
+          <w:szCs w:val="24"/>
+          <w:u w:val="none"/>
+        </w:rPr>
+      </w:pPr>
+      <w:r>
+        <w:rPr>
+          <w:sz w:val="24"/>
+          <w:szCs w:val="24"/>
+          <w:u w:val="none"/>
+        </w:rPr>
+        <w:t>* If an array is taking “n” memory references then the space complexity is O(n).</w:t>
+      </w:r>
+    </w:p>
+    <w:p>
+      <w:pPr>
+        <w:pStyle w:val="Normal"/>
+        <w:bidi w:val="0"/>
+        <w:jc w:val="start"/>
+        <w:rPr>
+          <w:sz w:val="24"/>
+          <w:szCs w:val="24"/>
+          <w:u w:val="none"/>
+        </w:rPr>
+      </w:pPr>
+      <w:r>
+        <w:rPr>
+          <w:sz w:val="24"/>
+          <w:szCs w:val="24"/>
+          <w:u w:val="none"/>
+        </w:rPr>
+      </w:r>
+    </w:p>
+    <w:p>
+      <w:pPr>
+        <w:pStyle w:val="Normal"/>
+        <w:bidi w:val="0"/>
+        <w:jc w:val="start"/>
+        <w:rPr>
+          <w:sz w:val="24"/>
+          <w:szCs w:val="24"/>
+          <w:u w:val="none"/>
+        </w:rPr>
+      </w:pPr>
+      <w:r>
+        <w:rPr>
+          <w:sz w:val="24"/>
+          <w:szCs w:val="24"/>
+          <w:u w:val="none"/>
+        </w:rPr>
+        <w:t>Q. Find the detailed analysis of the following factorial algorithm.</w:t>
+      </w:r>
+    </w:p>
+    <w:p>
+      <w:pPr>
+        <w:pStyle w:val="Normal"/>
+        <w:bidi w:val="0"/>
+        <w:jc w:val="start"/>
+        <w:rPr>
+          <w:sz w:val="24"/>
+          <w:szCs w:val="24"/>
+          <w:u w:val="none"/>
+        </w:rPr>
+      </w:pPr>
+      <w:r>
+        <w:rPr>
+          <w:sz w:val="24"/>
+          <w:szCs w:val="24"/>
+          <w:u w:val="none"/>
+        </w:rPr>
+        <w:t>#include &lt;stdio.h&gt;</w:t>
+      </w:r>
+    </w:p>
+    <w:p>
+      <w:pPr>
+        <w:pStyle w:val="Normal"/>
+        <w:bidi w:val="0"/>
+        <w:jc w:val="start"/>
+        <w:rPr>
+          <w:sz w:val="24"/>
+          <w:szCs w:val="24"/>
+          <w:u w:val="none"/>
+        </w:rPr>
+      </w:pPr>
+      <w:r>
+        <w:rPr>
+          <w:sz w:val="24"/>
+          <w:szCs w:val="24"/>
+          <w:u w:val="none"/>
+        </w:rPr>
+        <w:t>int main(){</w:t>
+      </w:r>
+    </w:p>
+    <w:p>
+      <w:pPr>
+        <w:pStyle w:val="Normal"/>
+        <w:bidi w:val="0"/>
+        <w:jc w:val="start"/>
+        <w:rPr>
+          <w:sz w:val="24"/>
+          <w:szCs w:val="24"/>
+          <w:u w:val="none"/>
+        </w:rPr>
+      </w:pPr>
+      <w:r>
+        <w:rPr>
+          <w:sz w:val="24"/>
+          <w:szCs w:val="24"/>
+          <w:u w:val="none"/>
+        </w:rPr>
+        <w:tab/>
+        <w:t>int i,n,fact=1;</w:t>
+      </w:r>
+    </w:p>
+    <w:p>
+      <w:pPr>
+        <w:pStyle w:val="Normal"/>
+        <w:bidi w:val="0"/>
+        <w:jc w:val="start"/>
+        <w:rPr>
+          <w:sz w:val="24"/>
+          <w:szCs w:val="24"/>
+          <w:u w:val="none"/>
+        </w:rPr>
+      </w:pPr>
+      <w:r>
+        <w:rPr>
+          <w:sz w:val="24"/>
+          <w:szCs w:val="24"/>
+          <w:u w:val="none"/>
+        </w:rPr>
+        <w:tab/>
+        <w:t>printf(“enter no. to calculate factorial\n”);</w:t>
+      </w:r>
+    </w:p>
+    <w:p>
+      <w:pPr>
+        <w:pStyle w:val="Normal"/>
+        <w:bidi w:val="0"/>
+        <w:jc w:val="start"/>
+        <w:rPr>
+          <w:sz w:val="24"/>
+          <w:szCs w:val="24"/>
+          <w:u w:val="none"/>
+        </w:rPr>
+      </w:pPr>
+      <w:r>
+        <w:rPr>
+          <w:sz w:val="24"/>
+          <w:szCs w:val="24"/>
+          <w:u w:val="none"/>
+        </w:rPr>
+        <w:tab/>
+        <w:t>scanf(“%d”,&amp;n);</w:t>
+      </w:r>
+    </w:p>
+    <w:p>
+      <w:pPr>
+        <w:pStyle w:val="Normal"/>
+        <w:bidi w:val="0"/>
+        <w:jc w:val="start"/>
+        <w:rPr>
+          <w:sz w:val="24"/>
+          <w:szCs w:val="24"/>
+          <w:u w:val="none"/>
+        </w:rPr>
+      </w:pPr>
+      <w:r>
+        <w:rPr>
+          <w:sz w:val="24"/>
+          <w:szCs w:val="24"/>
+          <w:u w:val="none"/>
+        </w:rPr>
+        <w:tab/>
+        <w:t>for(i=1;i&lt;=n;i++){</w:t>
+      </w:r>
+    </w:p>
+    <w:p>
+      <w:pPr>
+        <w:pStyle w:val="Normal"/>
+        <w:bidi w:val="0"/>
+        <w:jc w:val="start"/>
+        <w:rPr>
+          <w:sz w:val="24"/>
+          <w:szCs w:val="24"/>
+          <w:u w:val="none"/>
+        </w:rPr>
+      </w:pPr>
+      <w:r>
+        <w:rPr>
+          <w:sz w:val="24"/>
+          <w:szCs w:val="24"/>
+          <w:u w:val="none"/>
+        </w:rPr>
+        <w:tab/>
+        <w:tab/>
+        <w:t>fact=fact*i;</w:t>
+      </w:r>
+    </w:p>
+    <w:p>
+      <w:pPr>
+        <w:pStyle w:val="Normal"/>
+        <w:bidi w:val="0"/>
+        <w:jc w:val="start"/>
+        <w:rPr>
+          <w:sz w:val="24"/>
+          <w:szCs w:val="24"/>
+          <w:u w:val="none"/>
+        </w:rPr>
+      </w:pPr>
+      <w:r>
+        <w:rPr>
+          <w:sz w:val="24"/>
+          <w:szCs w:val="24"/>
+          <w:u w:val="none"/>
+        </w:rPr>
+        <w:tab/>
         <w:t>}</w:t>
       </w:r>
-      <w:r>
-        <w:rPr>
-          <w:sz w:val="24"/>
-          <w:u w:val="none"/>
-        </w:rPr>
-        <w:t xml:space="preserve"> </w:t>
-      </w:r>
-    </w:p>
-    <w:p>
-      <w:pPr>
-        <w:pStyle w:val="Normal"/>
-        <w:bidi w:val="0"/>
-        <w:jc w:val="start"/>
-        <w:rPr>
-          <w:sz w:val="24"/>
-          <w:u w:val="none"/>
-        </w:rPr>
-      </w:pPr>
-      <w:r>
-        <w:rPr>
-          <w:sz w:val="24"/>
-          <w:u w:val="none"/>
-        </w:rPr>
-        <w:t>total = 1+1+(n+1)+n+3(1+1+1)</w:t>
-      </w:r>
-    </w:p>
-    <w:p>
-      <w:pPr>
-        <w:pStyle w:val="Normal"/>
-        <w:bidi w:val="0"/>
-        <w:jc w:val="start"/>
-        <w:rPr>
-          <w:sz w:val="24"/>
-          <w:u w:val="none"/>
-        </w:rPr>
-      </w:pPr>
-      <w:r>
-        <w:rPr>
-          <w:sz w:val="24"/>
-          <w:u w:val="none"/>
-        </w:rPr>
-        <w:t xml:space="preserve">      </w:t>
-      </w:r>
-      <w:r>
-        <w:rPr>
-          <w:sz w:val="24"/>
-          <w:u w:val="none"/>
-        </w:rPr>
-        <w:t>= 5n+4</w:t>
-      </w:r>
-    </w:p>
-    <w:p>
-      <w:pPr>
-        <w:pStyle w:val="Normal"/>
-        <w:bidi w:val="0"/>
-        <w:jc w:val="start"/>
-        <w:rPr>
-          <w:sz w:val="24"/>
-          <w:u w:val="none"/>
-        </w:rPr>
-      </w:pPr>
-      <w:r>
-        <w:rPr>
-          <w:sz w:val="24"/>
-          <w:u w:val="none"/>
-        </w:rPr>
-        <w:t xml:space="preserve">      </w:t>
-      </w:r>
-      <w:r>
-        <w:rPr>
-          <w:rFonts w:eastAsia="Calibri" w:cs="Calibri" w:ascii="Calibri" w:hAnsi="Calibri"/>
-          <w:sz w:val="24"/>
-          <w:u w:val="none"/>
-        </w:rPr>
-        <w:t>≈</w:t>
-      </w:r>
-      <w:r>
-        <w:rPr>
-          <w:rFonts w:eastAsia="Tahoma" w:cs="Lohit Marathi"/>
-          <w:sz w:val="24"/>
-          <w:u w:val="none"/>
-        </w:rPr>
-        <w:t xml:space="preserve"> </w:t>
-      </w:r>
-      <w:r>
-        <w:rPr>
-          <w:rFonts w:eastAsia="Tahoma" w:cs="Lohit Marathi"/>
-          <w:sz w:val="24"/>
-          <w:u w:val="none"/>
-        </w:rPr>
-        <w:t>O(n)</w:t>
+    </w:p>
+    <w:p>
+      <w:pPr>
+        <w:pStyle w:val="Normal"/>
+        <w:bidi w:val="0"/>
+        <w:jc w:val="start"/>
+        <w:rPr>
+          <w:sz w:val="24"/>
+          <w:szCs w:val="24"/>
+          <w:u w:val="none"/>
+        </w:rPr>
+      </w:pPr>
+      <w:r>
+        <w:rPr>
+          <w:sz w:val="24"/>
+          <w:szCs w:val="24"/>
+          <w:u w:val="none"/>
+        </w:rPr>
+        <w:tab/>
+        <w:t>printf(“factorial of %d is %d”,n,fact);</w:t>
+      </w:r>
+    </w:p>
+    <w:p>
+      <w:pPr>
+        <w:pStyle w:val="Normal"/>
+        <w:bidi w:val="0"/>
+        <w:jc w:val="start"/>
+        <w:rPr>
+          <w:sz w:val="24"/>
+          <w:szCs w:val="24"/>
+          <w:u w:val="none"/>
+        </w:rPr>
+      </w:pPr>
+      <w:r>
+        <w:rPr>
+          <w:sz w:val="24"/>
+          <w:szCs w:val="24"/>
+          <w:u w:val="none"/>
+        </w:rPr>
+        <w:tab/>
+        <w:t>return 0;</w:t>
+      </w:r>
+    </w:p>
+    <w:p>
+      <w:pPr>
+        <w:pStyle w:val="Normal"/>
+        <w:bidi w:val="0"/>
+        <w:jc w:val="start"/>
+        <w:rPr>
+          <w:sz w:val="24"/>
+          <w:szCs w:val="24"/>
+          <w:u w:val="none"/>
+        </w:rPr>
+      </w:pPr>
+      <w:r>
+        <w:rPr>
+          <w:sz w:val="24"/>
+          <w:szCs w:val="24"/>
+          <w:u w:val="none"/>
+        </w:rPr>
+        <w:t>}</w:t>
+      </w:r>
+    </w:p>
+    <w:p>
+      <w:pPr>
+        <w:pStyle w:val="Normal"/>
+        <w:bidi w:val="0"/>
+        <w:jc w:val="start"/>
+        <w:rPr>
+          <w:sz w:val="24"/>
+          <w:szCs w:val="24"/>
+          <w:u w:val="none"/>
+        </w:rPr>
+      </w:pPr>
+      <w:r>
+        <w:rPr>
+          <w:sz w:val="24"/>
+          <w:szCs w:val="24"/>
+          <w:u w:val="none"/>
+        </w:rPr>
+      </w:r>
+    </w:p>
+    <w:p>
+      <w:pPr>
+        <w:pStyle w:val="Normal"/>
+        <w:bidi w:val="0"/>
+        <w:jc w:val="start"/>
+        <w:rPr>
+          <w:sz w:val="24"/>
+          <w:szCs w:val="24"/>
+          <w:u w:val="none"/>
+        </w:rPr>
+      </w:pPr>
+      <w:r>
+        <w:rPr>
+          <w:sz w:val="24"/>
+          <w:szCs w:val="24"/>
+          <w:u w:val="none"/>
+        </w:rPr>
+        <w:t>for time complexity,</w:t>
+      </w:r>
+    </w:p>
+    <w:p>
+      <w:pPr>
+        <w:pStyle w:val="Normal"/>
+        <w:bidi w:val="0"/>
+        <w:jc w:val="start"/>
+        <w:rPr>
+          <w:sz w:val="24"/>
+          <w:szCs w:val="24"/>
+          <w:u w:val="none"/>
+        </w:rPr>
+      </w:pPr>
+      <w:r>
+        <w:rPr>
+          <w:sz w:val="24"/>
+          <w:szCs w:val="24"/>
+          <w:u w:val="none"/>
+        </w:rPr>
+        <w:tab/>
+        <w:t>variable assignment cost = 1</w:t>
+      </w:r>
+    </w:p>
+    <w:p>
+      <w:pPr>
+        <w:pStyle w:val="Normal"/>
+        <w:bidi w:val="0"/>
+        <w:jc w:val="start"/>
+        <w:rPr>
+          <w:sz w:val="24"/>
+          <w:szCs w:val="24"/>
+          <w:u w:val="none"/>
+        </w:rPr>
+      </w:pPr>
+      <w:r>
+        <w:rPr>
+          <w:sz w:val="24"/>
+          <w:szCs w:val="24"/>
+          <w:u w:val="none"/>
+        </w:rPr>
+        <w:tab/>
+        <w:t xml:space="preserve">loop cost = (1+(n+1)+1)+n(1+1) </w:t>
+      </w:r>
+    </w:p>
+    <w:p>
+      <w:pPr>
+        <w:pStyle w:val="Normal"/>
+        <w:bidi w:val="0"/>
+        <w:jc w:val="start"/>
+        <w:rPr>
+          <w:sz w:val="24"/>
+          <w:szCs w:val="24"/>
+          <w:u w:val="none"/>
+        </w:rPr>
+      </w:pPr>
+      <w:r>
+        <w:rPr>
+          <w:sz w:val="24"/>
+          <w:szCs w:val="24"/>
+          <w:u w:val="none"/>
+        </w:rPr>
+        <w:tab/>
+        <w:t>simple operation cost = 1</w:t>
+      </w:r>
+    </w:p>
+    <w:p>
+      <w:pPr>
+        <w:pStyle w:val="Normal"/>
+        <w:bidi w:val="0"/>
+        <w:jc w:val="start"/>
+        <w:rPr>
+          <w:sz w:val="24"/>
+          <w:szCs w:val="24"/>
+          <w:u w:val="none"/>
+        </w:rPr>
+      </w:pPr>
+      <w:r>
+        <w:rPr>
+          <w:sz w:val="24"/>
+          <w:szCs w:val="24"/>
+          <w:u w:val="none"/>
+        </w:rPr>
+        <w:tab/>
+      </w:r>
+    </w:p>
+    <w:p>
+      <w:pPr>
+        <w:pStyle w:val="Normal"/>
+        <w:bidi w:val="0"/>
+        <w:jc w:val="start"/>
+        <w:rPr>
+          <w:sz w:val="24"/>
+          <w:szCs w:val="24"/>
+          <w:u w:val="none"/>
+        </w:rPr>
+      </w:pPr>
+      <w:r>
+        <w:rPr>
+          <w:sz w:val="24"/>
+          <w:szCs w:val="24"/>
+          <w:u w:val="none"/>
+        </w:rPr>
+        <w:tab/>
+        <w:t>total time complexity = 1+3+n+2n</w:t>
+      </w:r>
+    </w:p>
+    <w:p>
+      <w:pPr>
+        <w:pStyle w:val="Normal"/>
+        <w:bidi w:val="0"/>
+        <w:jc w:val="start"/>
+        <w:rPr>
+          <w:sz w:val="24"/>
+          <w:szCs w:val="24"/>
+          <w:u w:val="none"/>
+        </w:rPr>
+      </w:pPr>
+      <w:r>
+        <w:rPr>
+          <w:sz w:val="24"/>
+          <w:szCs w:val="24"/>
+          <w:u w:val="none"/>
+        </w:rPr>
+        <w:tab/>
+        <w:t xml:space="preserve">                      = 4+3n</w:t>
+      </w:r>
+    </w:p>
+    <w:p>
+      <w:pPr>
+        <w:pStyle w:val="Normal"/>
+        <w:bidi w:val="0"/>
+        <w:jc w:val="start"/>
+        <w:rPr>
+          <w:sz w:val="24"/>
+          <w:szCs w:val="24"/>
+          <w:u w:val="none"/>
+        </w:rPr>
+      </w:pPr>
+      <w:r>
+        <w:rPr>
+          <w:sz w:val="24"/>
+          <w:szCs w:val="24"/>
+          <w:u w:val="none"/>
+        </w:rPr>
+        <w:tab/>
+        <w:t xml:space="preserve">                      = </w:t>
+      </w:r>
+      <w:r>
+        <w:rPr>
+          <w:strike/>
+          <w:sz w:val="24"/>
+          <w:szCs w:val="24"/>
+          <w:u w:val="none"/>
+        </w:rPr>
+        <w:t>O(4)</w:t>
+      </w:r>
+      <w:r>
+        <w:rPr>
+          <w:sz w:val="24"/>
+          <w:szCs w:val="24"/>
+          <w:u w:val="none"/>
+        </w:rPr>
+        <w:t>+O(3n)</w:t>
+      </w:r>
+    </w:p>
+    <w:p>
+      <w:pPr>
+        <w:pStyle w:val="Normal"/>
+        <w:bidi w:val="0"/>
+        <w:jc w:val="start"/>
+        <w:rPr>
+          <w:sz w:val="24"/>
+          <w:szCs w:val="24"/>
+          <w:u w:val="none"/>
+        </w:rPr>
+      </w:pPr>
+      <w:r>
+        <w:rPr>
+          <w:sz w:val="24"/>
+          <w:szCs w:val="24"/>
+          <w:u w:val="none"/>
+        </w:rPr>
+        <w:t xml:space="preserve">                           </w:t>
+      </w:r>
+      <w:r>
+        <w:rPr>
+          <w:sz w:val="24"/>
+          <w:szCs w:val="24"/>
+          <w:u w:val="none"/>
+        </w:rPr>
+        <w:t>= O(n) (3 is not necessary)</w:t>
+      </w:r>
+    </w:p>
+    <w:p>
+      <w:pPr>
+        <w:pStyle w:val="Normal"/>
+        <w:bidi w:val="0"/>
+        <w:jc w:val="start"/>
+        <w:rPr>
+          <w:sz w:val="24"/>
+          <w:szCs w:val="24"/>
+          <w:u w:val="none"/>
+        </w:rPr>
+      </w:pPr>
+      <w:r>
+        <w:rPr>
+          <w:sz w:val="24"/>
+          <w:szCs w:val="24"/>
+          <w:u w:val="none"/>
+        </w:rPr>
+        <w:t>for space complexity,</w:t>
+      </w:r>
+    </w:p>
+    <w:p>
+      <w:pPr>
+        <w:pStyle w:val="Normal"/>
+        <w:bidi w:val="0"/>
+        <w:jc w:val="start"/>
+        <w:rPr>
+          <w:sz w:val="24"/>
+          <w:szCs w:val="24"/>
+          <w:u w:val="none"/>
+        </w:rPr>
+      </w:pPr>
+      <w:r>
+        <w:rPr>
+          <w:sz w:val="24"/>
+          <w:szCs w:val="24"/>
+          <w:u w:val="none"/>
+        </w:rPr>
+        <w:tab/>
+        <w:t>total number of variables = 3 (i,n,fact)</w:t>
+      </w:r>
+    </w:p>
+    <w:p>
+      <w:pPr>
+        <w:pStyle w:val="Normal"/>
+        <w:bidi w:val="0"/>
+        <w:jc w:val="start"/>
+        <w:rPr>
+          <w:sz w:val="24"/>
+          <w:szCs w:val="24"/>
+          <w:u w:val="none"/>
+        </w:rPr>
+      </w:pPr>
+      <w:r>
+        <w:rPr>
+          <w:sz w:val="24"/>
+          <w:szCs w:val="24"/>
+          <w:u w:val="none"/>
+        </w:rPr>
+        <w:tab/>
+        <w:t>total time complexity = O(3)</w:t>
       </w:r>
     </w:p>
     <w:sectPr>
@@ -643,6 +1926,7 @@
       <w:pgNumType w:fmt="decimal"/>
       <w:formProt w:val="false"/>
       <w:textDirection w:val="lrTb"/>
+      <w:docGrid w:type="default" w:linePitch="100" w:charSpace="0"/>
     </w:sectPr>
   </w:body>
 </w:document>
@@ -662,7 +1946,6 @@
     </w:rPrDefault>
     <w:pPrDefault>
       <w:pPr>
-        <w:widowControl/>
         <w:suppressAutoHyphens w:val="true"/>
       </w:pPr>
     </w:pPrDefault>
@@ -672,7 +1955,10 @@
     <w:qFormat/>
     <w:pPr>
       <w:widowControl/>
+      <w:suppressAutoHyphens w:val="true"/>
       <w:bidi w:val="0"/>
+      <w:spacing w:before="0" w:after="0"/>
+      <w:jc w:val="start"/>
     </w:pPr>
     <w:rPr>
       <w:rFonts w:ascii="JetBrainsMono NF" w:hAnsi="JetBrainsMono NF" w:eastAsia="Tahoma" w:cs="Lohit Marathi"/>

--- a/5th SEM/Design and Analysis of Algorithms/Unit-1.docx
+++ b/5th SEM/Design and Analysis of Algorithms/Unit-1.docx
@@ -1336,1145 +1336,3667 @@
           <w:szCs w:val="24"/>
           <w:u w:val="none"/>
         </w:rPr>
+        <w:t>Q1. Find the detailed analysis of the following factorial algorithm.</w:t>
+      </w:r>
+    </w:p>
+    <w:p>
+      <w:pPr>
+        <w:pStyle w:val="Normal"/>
+        <w:bidi w:val="0"/>
+        <w:jc w:val="start"/>
+        <w:rPr>
+          <w:sz w:val="24"/>
+          <w:szCs w:val="24"/>
+          <w:u w:val="none"/>
+        </w:rPr>
+      </w:pPr>
+      <w:r>
+        <w:rPr>
+          <w:sz w:val="24"/>
+          <w:szCs w:val="24"/>
+          <w:u w:val="none"/>
+        </w:rPr>
+        <w:t>#include &lt;stdio.h&gt;</w:t>
+      </w:r>
+    </w:p>
+    <w:p>
+      <w:pPr>
+        <w:pStyle w:val="Normal"/>
+        <w:bidi w:val="0"/>
+        <w:jc w:val="start"/>
+        <w:rPr>
+          <w:sz w:val="24"/>
+          <w:szCs w:val="24"/>
+          <w:u w:val="none"/>
+        </w:rPr>
+      </w:pPr>
+      <w:r>
+        <w:rPr>
+          <w:sz w:val="24"/>
+          <w:szCs w:val="24"/>
+          <w:u w:val="none"/>
+        </w:rPr>
+        <w:t>int main(){</w:t>
+      </w:r>
+    </w:p>
+    <w:p>
+      <w:pPr>
+        <w:pStyle w:val="Normal"/>
+        <w:bidi w:val="0"/>
+        <w:jc w:val="start"/>
+        <w:rPr>
+          <w:sz w:val="24"/>
+          <w:szCs w:val="24"/>
+          <w:u w:val="none"/>
+        </w:rPr>
+      </w:pPr>
+      <w:r>
+        <w:rPr>
+          <w:sz w:val="24"/>
+          <w:szCs w:val="24"/>
+          <w:u w:val="none"/>
+        </w:rPr>
+        <w:tab/>
+        <w:t>int i,n,fact=1;</w:t>
+      </w:r>
+    </w:p>
+    <w:p>
+      <w:pPr>
+        <w:pStyle w:val="Normal"/>
+        <w:bidi w:val="0"/>
+        <w:jc w:val="start"/>
+        <w:rPr>
+          <w:sz w:val="24"/>
+          <w:szCs w:val="24"/>
+          <w:u w:val="none"/>
+        </w:rPr>
+      </w:pPr>
+      <w:r>
+        <w:rPr>
+          <w:sz w:val="24"/>
+          <w:szCs w:val="24"/>
+          <w:u w:val="none"/>
+        </w:rPr>
+        <w:tab/>
+        <w:t>printf(“enter no. to calculate factorial\n”);</w:t>
+      </w:r>
+    </w:p>
+    <w:p>
+      <w:pPr>
+        <w:pStyle w:val="Normal"/>
+        <w:bidi w:val="0"/>
+        <w:jc w:val="start"/>
+        <w:rPr>
+          <w:sz w:val="24"/>
+          <w:szCs w:val="24"/>
+          <w:u w:val="none"/>
+        </w:rPr>
+      </w:pPr>
+      <w:r>
+        <w:rPr>
+          <w:sz w:val="24"/>
+          <w:szCs w:val="24"/>
+          <w:u w:val="none"/>
+        </w:rPr>
+        <w:tab/>
+        <w:t>scanf(“%d”,&amp;n);</w:t>
+      </w:r>
+    </w:p>
+    <w:p>
+      <w:pPr>
+        <w:pStyle w:val="Normal"/>
+        <w:bidi w:val="0"/>
+        <w:jc w:val="start"/>
+        <w:rPr>
+          <w:sz w:val="24"/>
+          <w:szCs w:val="24"/>
+          <w:u w:val="none"/>
+        </w:rPr>
+      </w:pPr>
+      <w:r>
+        <w:rPr>
+          <w:sz w:val="24"/>
+          <w:szCs w:val="24"/>
+          <w:u w:val="none"/>
+        </w:rPr>
+        <w:tab/>
+        <w:t>for(i=1;i&lt;=n;i++){</w:t>
+      </w:r>
+    </w:p>
+    <w:p>
+      <w:pPr>
+        <w:pStyle w:val="Normal"/>
+        <w:bidi w:val="0"/>
+        <w:jc w:val="start"/>
+        <w:rPr>
+          <w:sz w:val="24"/>
+          <w:szCs w:val="24"/>
+          <w:u w:val="none"/>
+        </w:rPr>
+      </w:pPr>
+      <w:r>
+        <w:rPr>
+          <w:sz w:val="24"/>
+          <w:szCs w:val="24"/>
+          <w:u w:val="none"/>
+        </w:rPr>
+        <w:tab/>
+        <w:tab/>
+        <w:t>fact=fact*i;</w:t>
+      </w:r>
+    </w:p>
+    <w:p>
+      <w:pPr>
+        <w:pStyle w:val="Normal"/>
+        <w:bidi w:val="0"/>
+        <w:jc w:val="start"/>
+        <w:rPr>
+          <w:sz w:val="24"/>
+          <w:szCs w:val="24"/>
+          <w:u w:val="none"/>
+        </w:rPr>
+      </w:pPr>
+      <w:r>
+        <w:rPr>
+          <w:sz w:val="24"/>
+          <w:szCs w:val="24"/>
+          <w:u w:val="none"/>
+        </w:rPr>
+        <w:tab/>
+        <w:t>}</w:t>
+      </w:r>
+    </w:p>
+    <w:p>
+      <w:pPr>
+        <w:pStyle w:val="Normal"/>
+        <w:bidi w:val="0"/>
+        <w:jc w:val="start"/>
+        <w:rPr>
+          <w:sz w:val="24"/>
+          <w:szCs w:val="24"/>
+          <w:u w:val="none"/>
+        </w:rPr>
+      </w:pPr>
+      <w:r>
+        <w:rPr>
+          <w:sz w:val="24"/>
+          <w:szCs w:val="24"/>
+          <w:u w:val="none"/>
+        </w:rPr>
+        <w:tab/>
+        <w:t>printf(“factorial of %d is %d”,n,fact);</w:t>
+      </w:r>
+    </w:p>
+    <w:p>
+      <w:pPr>
+        <w:pStyle w:val="Normal"/>
+        <w:bidi w:val="0"/>
+        <w:jc w:val="start"/>
+        <w:rPr>
+          <w:sz w:val="24"/>
+          <w:szCs w:val="24"/>
+          <w:u w:val="none"/>
+        </w:rPr>
+      </w:pPr>
+      <w:r>
+        <w:rPr>
+          <w:sz w:val="24"/>
+          <w:szCs w:val="24"/>
+          <w:u w:val="none"/>
+        </w:rPr>
+        <w:tab/>
+        <w:t>return 0;</w:t>
+      </w:r>
+    </w:p>
+    <w:p>
+      <w:pPr>
+        <w:pStyle w:val="Normal"/>
+        <w:bidi w:val="0"/>
+        <w:jc w:val="start"/>
+        <w:rPr>
+          <w:sz w:val="24"/>
+          <w:szCs w:val="24"/>
+          <w:u w:val="none"/>
+        </w:rPr>
+      </w:pPr>
+      <w:r>
+        <w:rPr>
+          <w:sz w:val="24"/>
+          <w:szCs w:val="24"/>
+          <w:u w:val="none"/>
+        </w:rPr>
+        <w:t>}</w:t>
+      </w:r>
+    </w:p>
+    <w:p>
+      <w:pPr>
+        <w:pStyle w:val="Normal"/>
+        <w:bidi w:val="0"/>
+        <w:jc w:val="start"/>
+        <w:rPr>
+          <w:sz w:val="24"/>
+          <w:szCs w:val="24"/>
+          <w:u w:val="none"/>
+        </w:rPr>
+      </w:pPr>
+      <w:r>
+        <w:rPr>
+          <w:sz w:val="24"/>
+          <w:szCs w:val="24"/>
+          <w:u w:val="none"/>
+        </w:rPr>
+      </w:r>
+    </w:p>
+    <w:p>
+      <w:pPr>
+        <w:pStyle w:val="Normal"/>
+        <w:bidi w:val="0"/>
+        <w:jc w:val="start"/>
+        <w:rPr>
+          <w:sz w:val="24"/>
+          <w:szCs w:val="24"/>
+          <w:u w:val="none"/>
+        </w:rPr>
+      </w:pPr>
+      <w:r>
+        <w:rPr>
+          <w:sz w:val="24"/>
+          <w:szCs w:val="24"/>
+          <w:u w:val="none"/>
+        </w:rPr>
+        <w:t>for time complexity,</w:t>
+      </w:r>
+    </w:p>
+    <w:p>
+      <w:pPr>
+        <w:pStyle w:val="Normal"/>
+        <w:bidi w:val="0"/>
+        <w:jc w:val="start"/>
+        <w:rPr>
+          <w:sz w:val="24"/>
+          <w:szCs w:val="24"/>
+          <w:u w:val="none"/>
+        </w:rPr>
+      </w:pPr>
+      <w:r>
+        <w:rPr>
+          <w:sz w:val="24"/>
+          <w:szCs w:val="24"/>
+          <w:u w:val="none"/>
+        </w:rPr>
+        <w:tab/>
+        <w:t>variable assignment cost = 1</w:t>
+      </w:r>
+    </w:p>
+    <w:p>
+      <w:pPr>
+        <w:pStyle w:val="Normal"/>
+        <w:bidi w:val="0"/>
+        <w:jc w:val="start"/>
+        <w:rPr>
+          <w:sz w:val="24"/>
+          <w:szCs w:val="24"/>
+          <w:u w:val="none"/>
+        </w:rPr>
+      </w:pPr>
+      <w:r>
+        <w:rPr>
+          <w:sz w:val="24"/>
+          <w:szCs w:val="24"/>
+          <w:u w:val="none"/>
+        </w:rPr>
+        <w:tab/>
+        <w:t xml:space="preserve">loop cost = (1+(n+1)+1)+n(1+1) </w:t>
+      </w:r>
+    </w:p>
+    <w:p>
+      <w:pPr>
+        <w:pStyle w:val="Normal"/>
+        <w:bidi w:val="0"/>
+        <w:jc w:val="start"/>
+        <w:rPr>
+          <w:sz w:val="24"/>
+          <w:szCs w:val="24"/>
+          <w:u w:val="none"/>
+        </w:rPr>
+      </w:pPr>
+      <w:r>
+        <w:rPr>
+          <w:sz w:val="24"/>
+          <w:szCs w:val="24"/>
+          <w:u w:val="none"/>
+        </w:rPr>
+        <w:tab/>
+        <w:t>simple operation cost = 1</w:t>
+      </w:r>
+    </w:p>
+    <w:p>
+      <w:pPr>
+        <w:pStyle w:val="Normal"/>
+        <w:bidi w:val="0"/>
+        <w:jc w:val="start"/>
+        <w:rPr>
+          <w:sz w:val="24"/>
+          <w:szCs w:val="24"/>
+          <w:u w:val="none"/>
+        </w:rPr>
+      </w:pPr>
+      <w:r>
+        <w:rPr>
+          <w:sz w:val="24"/>
+          <w:szCs w:val="24"/>
+          <w:u w:val="none"/>
+        </w:rPr>
+        <w:tab/>
+      </w:r>
+    </w:p>
+    <w:p>
+      <w:pPr>
+        <w:pStyle w:val="Normal"/>
+        <w:bidi w:val="0"/>
+        <w:jc w:val="start"/>
+        <w:rPr>
+          <w:sz w:val="24"/>
+          <w:szCs w:val="24"/>
+          <w:u w:val="none"/>
+        </w:rPr>
+      </w:pPr>
+      <w:r>
+        <w:rPr>
+          <w:sz w:val="24"/>
+          <w:szCs w:val="24"/>
+          <w:u w:val="none"/>
+        </w:rPr>
+        <w:tab/>
+        <w:t>total time complexity = 1+3+n+2n</w:t>
+      </w:r>
+    </w:p>
+    <w:p>
+      <w:pPr>
+        <w:pStyle w:val="Normal"/>
+        <w:bidi w:val="0"/>
+        <w:jc w:val="start"/>
+        <w:rPr>
+          <w:sz w:val="24"/>
+          <w:szCs w:val="24"/>
+          <w:u w:val="none"/>
+        </w:rPr>
+      </w:pPr>
+      <w:r>
+        <w:rPr>
+          <w:sz w:val="24"/>
+          <w:szCs w:val="24"/>
+          <w:u w:val="none"/>
+        </w:rPr>
+        <w:tab/>
+        <w:t xml:space="preserve">                      = 4+3n</w:t>
+      </w:r>
+    </w:p>
+    <w:p>
+      <w:pPr>
+        <w:pStyle w:val="Normal"/>
+        <w:bidi w:val="0"/>
+        <w:jc w:val="start"/>
+        <w:rPr>
+          <w:sz w:val="24"/>
+          <w:szCs w:val="24"/>
+          <w:u w:val="none"/>
+        </w:rPr>
+      </w:pPr>
+      <w:r>
+        <w:rPr>
+          <w:sz w:val="24"/>
+          <w:szCs w:val="24"/>
+          <w:u w:val="none"/>
+        </w:rPr>
+        <w:tab/>
+        <w:t xml:space="preserve">                      = </w:t>
+      </w:r>
+      <w:r>
+        <w:rPr>
+          <w:strike/>
+          <w:sz w:val="24"/>
+          <w:szCs w:val="24"/>
+          <w:u w:val="none"/>
+        </w:rPr>
+        <w:t>O(4)</w:t>
+      </w:r>
+      <w:r>
+        <w:rPr>
+          <w:sz w:val="24"/>
+          <w:szCs w:val="24"/>
+          <w:u w:val="none"/>
+        </w:rPr>
+        <w:t>+O(3n)</w:t>
+      </w:r>
+    </w:p>
+    <w:p>
+      <w:pPr>
+        <w:pStyle w:val="Normal"/>
+        <w:bidi w:val="0"/>
+        <w:jc w:val="start"/>
+        <w:rPr>
+          <w:sz w:val="24"/>
+          <w:szCs w:val="24"/>
+          <w:u w:val="none"/>
+        </w:rPr>
+      </w:pPr>
+      <w:r>
+        <w:rPr>
+          <w:sz w:val="24"/>
+          <w:szCs w:val="24"/>
+          <w:u w:val="none"/>
+        </w:rPr>
+        <w:t xml:space="preserve">                           </w:t>
+      </w:r>
+      <w:r>
+        <w:rPr>
+          <w:sz w:val="24"/>
+          <w:szCs w:val="24"/>
+          <w:u w:val="none"/>
+        </w:rPr>
+        <w:t>= O(n) (3 is not necessary)</w:t>
+      </w:r>
+    </w:p>
+    <w:p>
+      <w:pPr>
+        <w:pStyle w:val="Normal"/>
+        <w:bidi w:val="0"/>
+        <w:jc w:val="start"/>
+        <w:rPr>
+          <w:sz w:val="24"/>
+          <w:szCs w:val="24"/>
+          <w:u w:val="none"/>
+        </w:rPr>
+      </w:pPr>
+      <w:r>
+        <w:rPr>
+          <w:sz w:val="24"/>
+          <w:szCs w:val="24"/>
+          <w:u w:val="none"/>
+        </w:rPr>
+        <w:t>for space complexity,</w:t>
+      </w:r>
+    </w:p>
+    <w:p>
+      <w:pPr>
+        <w:pStyle w:val="Normal"/>
+        <w:bidi w:val="0"/>
+        <w:jc w:val="start"/>
+        <w:rPr>
+          <w:sz w:val="24"/>
+          <w:szCs w:val="24"/>
+          <w:u w:val="none"/>
+        </w:rPr>
+      </w:pPr>
+      <w:r>
+        <w:rPr>
+          <w:sz w:val="24"/>
+          <w:szCs w:val="24"/>
+          <w:u w:val="none"/>
+        </w:rPr>
+        <w:tab/>
+        <w:t>total number of variables = 3 (i,n,fact)</w:t>
+      </w:r>
+    </w:p>
+    <w:p>
+      <w:pPr>
+        <w:pStyle w:val="Normal"/>
+        <w:bidi w:val="0"/>
+        <w:jc w:val="start"/>
+        <w:rPr>
+          <w:sz w:val="24"/>
+          <w:szCs w:val="24"/>
+          <w:u w:val="none"/>
+        </w:rPr>
+      </w:pPr>
+      <w:r>
+        <w:rPr>
+          <w:sz w:val="24"/>
+          <w:szCs w:val="24"/>
+          <w:u w:val="none"/>
+        </w:rPr>
+        <w:tab/>
+        <w:t>total time complexity = O(3)</w:t>
+      </w:r>
+    </w:p>
+    <w:p>
+      <w:pPr>
+        <w:pStyle w:val="Normal"/>
+        <w:bidi w:val="0"/>
+        <w:jc w:val="start"/>
+        <w:rPr>
+          <w:sz w:val="24"/>
+          <w:szCs w:val="24"/>
+          <w:u w:val="none"/>
+        </w:rPr>
+      </w:pPr>
+      <w:r>
+        <w:rPr>
+          <w:sz w:val="24"/>
+          <w:szCs w:val="24"/>
+          <w:u w:val="none"/>
+        </w:rPr>
+      </w:r>
+    </w:p>
+    <w:p>
+      <w:pPr>
+        <w:pStyle w:val="Normal"/>
+        <w:bidi w:val="0"/>
+        <w:jc w:val="start"/>
+        <w:rPr>
+          <w:sz w:val="24"/>
+          <w:szCs w:val="24"/>
+          <w:u w:val="none"/>
+        </w:rPr>
+      </w:pPr>
+      <w:r>
+        <w:rPr>
+          <w:sz w:val="24"/>
+          <w:szCs w:val="24"/>
+          <w:u w:val="none"/>
+        </w:rPr>
+        <w:t>Q2.  Find the detailed analysis of the following algorithm.</w:t>
+      </w:r>
+    </w:p>
+    <w:p>
+      <w:pPr>
+        <w:pStyle w:val="Normal"/>
+        <w:bidi w:val="0"/>
+        <w:jc w:val="start"/>
+        <w:rPr>
+          <w:sz w:val="24"/>
+          <w:szCs w:val="24"/>
+          <w:u w:val="none"/>
+        </w:rPr>
+      </w:pPr>
+      <w:r>
+        <w:rPr>
+          <w:sz w:val="24"/>
+          <w:szCs w:val="24"/>
+          <w:u w:val="none"/>
+        </w:rPr>
+        <w:t>#include &lt;stdio.h&gt;</w:t>
+      </w:r>
+    </w:p>
+    <w:p>
+      <w:pPr>
+        <w:pStyle w:val="Normal"/>
+        <w:bidi w:val="0"/>
+        <w:jc w:val="start"/>
+        <w:rPr>
+          <w:sz w:val="24"/>
+          <w:szCs w:val="24"/>
+          <w:u w:val="none"/>
+        </w:rPr>
+      </w:pPr>
+      <w:r>
+        <w:rPr>
+          <w:sz w:val="24"/>
+          <w:szCs w:val="24"/>
+          <w:u w:val="none"/>
+        </w:rPr>
+        <w:t>int main(){</w:t>
+      </w:r>
+    </w:p>
+    <w:p>
+      <w:pPr>
+        <w:pStyle w:val="Normal"/>
+        <w:bidi w:val="0"/>
+        <w:jc w:val="start"/>
+        <w:rPr>
+          <w:sz w:val="24"/>
+          <w:szCs w:val="24"/>
+          <w:u w:val="none"/>
+        </w:rPr>
+      </w:pPr>
+      <w:r>
+        <w:rPr>
+          <w:sz w:val="24"/>
+          <w:szCs w:val="24"/>
+          <w:u w:val="none"/>
+        </w:rPr>
+        <w:tab/>
+        <w:t>int a[]={5,2,4,6,3,1};</w:t>
+      </w:r>
+    </w:p>
+    <w:p>
+      <w:pPr>
+        <w:pStyle w:val="Normal"/>
+        <w:bidi w:val="0"/>
+        <w:jc w:val="start"/>
+        <w:rPr>
+          <w:sz w:val="24"/>
+          <w:szCs w:val="24"/>
+          <w:u w:val="none"/>
+        </w:rPr>
+      </w:pPr>
+      <w:r>
+        <w:rPr>
+          <w:sz w:val="24"/>
+          <w:szCs w:val="24"/>
+          <w:u w:val="none"/>
+        </w:rPr>
+        <w:tab/>
+        <w:t>for(j=2;j&lt;=a.lenght();j++){</w:t>
+      </w:r>
+    </w:p>
+    <w:p>
+      <w:pPr>
+        <w:pStyle w:val="Normal"/>
+        <w:bidi w:val="0"/>
+        <w:jc w:val="start"/>
+        <w:rPr>
+          <w:sz w:val="24"/>
+          <w:szCs w:val="24"/>
+          <w:u w:val="none"/>
+        </w:rPr>
+      </w:pPr>
+      <w:r>
+        <w:rPr>
+          <w:sz w:val="24"/>
+          <w:szCs w:val="24"/>
+          <w:u w:val="none"/>
+        </w:rPr>
+        <w:tab/>
+        <w:tab/>
+        <w:t>key=a[j];</w:t>
+      </w:r>
+    </w:p>
+    <w:p>
+      <w:pPr>
+        <w:pStyle w:val="Normal"/>
+        <w:bidi w:val="0"/>
+        <w:jc w:val="start"/>
+        <w:rPr>
+          <w:sz w:val="24"/>
+          <w:szCs w:val="24"/>
+          <w:u w:val="none"/>
+        </w:rPr>
+      </w:pPr>
+      <w:r>
+        <w:rPr>
+          <w:sz w:val="24"/>
+          <w:szCs w:val="24"/>
+          <w:u w:val="none"/>
+        </w:rPr>
+        <w:tab/>
+        <w:tab/>
+        <w:t>i=j-1;</w:t>
+      </w:r>
+    </w:p>
+    <w:p>
+      <w:pPr>
+        <w:pStyle w:val="Normal"/>
+        <w:bidi w:val="0"/>
+        <w:jc w:val="start"/>
+        <w:rPr>
+          <w:sz w:val="24"/>
+          <w:szCs w:val="24"/>
+          <w:u w:val="none"/>
+        </w:rPr>
+      </w:pPr>
+      <w:r>
+        <w:rPr>
+          <w:sz w:val="24"/>
+          <w:szCs w:val="24"/>
+          <w:u w:val="none"/>
+        </w:rPr>
+        <w:tab/>
+        <w:tab/>
+        <w:t>while(i&gt;0 &amp;&amp; a[i]&gt;key){</w:t>
+      </w:r>
+    </w:p>
+    <w:p>
+      <w:pPr>
+        <w:pStyle w:val="Normal"/>
+        <w:bidi w:val="0"/>
+        <w:jc w:val="start"/>
+        <w:rPr>
+          <w:sz w:val="24"/>
+          <w:szCs w:val="24"/>
+          <w:u w:val="none"/>
+        </w:rPr>
+      </w:pPr>
+      <w:r>
+        <w:rPr>
+          <w:sz w:val="24"/>
+          <w:szCs w:val="24"/>
+          <w:u w:val="none"/>
+        </w:rPr>
+        <w:tab/>
+        <w:tab/>
+        <w:tab/>
+        <w:t>a[i+1]=a[i];</w:t>
+      </w:r>
+    </w:p>
+    <w:p>
+      <w:pPr>
+        <w:pStyle w:val="Normal"/>
+        <w:bidi w:val="0"/>
+        <w:jc w:val="start"/>
+        <w:rPr>
+          <w:sz w:val="24"/>
+          <w:szCs w:val="24"/>
+          <w:u w:val="none"/>
+        </w:rPr>
+      </w:pPr>
+      <w:r>
+        <w:rPr>
+          <w:sz w:val="24"/>
+          <w:szCs w:val="24"/>
+          <w:u w:val="none"/>
+        </w:rPr>
+        <w:tab/>
+        <w:tab/>
+        <w:tab/>
+        <w:t>i+=1;</w:t>
+      </w:r>
+    </w:p>
+    <w:p>
+      <w:pPr>
+        <w:pStyle w:val="Normal"/>
+        <w:bidi w:val="0"/>
+        <w:jc w:val="start"/>
+        <w:rPr>
+          <w:sz w:val="24"/>
+          <w:szCs w:val="24"/>
+          <w:u w:val="none"/>
+        </w:rPr>
+      </w:pPr>
+      <w:r>
+        <w:rPr>
+          <w:sz w:val="24"/>
+          <w:szCs w:val="24"/>
+          <w:u w:val="none"/>
+        </w:rPr>
+        <w:tab/>
+        <w:tab/>
+        <w:t>}</w:t>
+      </w:r>
+    </w:p>
+    <w:p>
+      <w:pPr>
+        <w:pStyle w:val="Normal"/>
+        <w:bidi w:val="0"/>
+        <w:jc w:val="start"/>
+        <w:rPr>
+          <w:sz w:val="24"/>
+          <w:szCs w:val="24"/>
+          <w:u w:val="none"/>
+        </w:rPr>
+      </w:pPr>
+      <w:r>
+        <w:rPr>
+          <w:sz w:val="24"/>
+          <w:szCs w:val="24"/>
+          <w:u w:val="none"/>
+        </w:rPr>
+        <w:tab/>
+        <w:tab/>
+        <w:t>a[i+1]=key;</w:t>
+      </w:r>
+    </w:p>
+    <w:p>
+      <w:pPr>
+        <w:pStyle w:val="Normal"/>
+        <w:bidi w:val="0"/>
+        <w:jc w:val="start"/>
+        <w:rPr>
+          <w:sz w:val="24"/>
+          <w:szCs w:val="24"/>
+          <w:u w:val="none"/>
+        </w:rPr>
+      </w:pPr>
+      <w:r>
+        <w:rPr>
+          <w:sz w:val="24"/>
+          <w:szCs w:val="24"/>
+          <w:u w:val="none"/>
+        </w:rPr>
+        <w:tab/>
+        <w:t>}</w:t>
+      </w:r>
+    </w:p>
+    <w:p>
+      <w:pPr>
+        <w:pStyle w:val="Normal"/>
+        <w:bidi w:val="0"/>
+        <w:jc w:val="start"/>
+        <w:rPr>
+          <w:sz w:val="24"/>
+          <w:szCs w:val="24"/>
+          <w:u w:val="none"/>
+        </w:rPr>
+      </w:pPr>
+      <w:r>
+        <w:rPr>
+          <w:sz w:val="24"/>
+          <w:szCs w:val="24"/>
+          <w:u w:val="none"/>
+        </w:rPr>
+        <w:t>}</w:t>
+      </w:r>
+    </w:p>
+    <w:p>
+      <w:pPr>
+        <w:pStyle w:val="Normal"/>
+        <w:bidi w:val="0"/>
+        <w:jc w:val="start"/>
+        <w:rPr>
+          <w:sz w:val="24"/>
+          <w:szCs w:val="24"/>
+          <w:u w:val="none"/>
+        </w:rPr>
+      </w:pPr>
+      <w:r>
+        <w:rPr>
+          <w:sz w:val="24"/>
+          <w:szCs w:val="24"/>
+          <w:u w:val="none"/>
+        </w:rPr>
+      </w:r>
+    </w:p>
+    <w:p>
+      <w:pPr>
+        <w:pStyle w:val="Normal"/>
+        <w:bidi w:val="0"/>
+        <w:jc w:val="start"/>
+        <w:rPr>
+          <w:sz w:val="24"/>
+          <w:szCs w:val="24"/>
+          <w:u w:val="none"/>
+        </w:rPr>
+      </w:pPr>
+      <w:r>
+        <w:rPr>
+          <w:sz w:val="24"/>
+          <w:szCs w:val="24"/>
+          <w:u w:val="none"/>
+        </w:rPr>
+      </w:r>
+    </w:p>
+    <w:p>
+      <w:pPr>
+        <w:pStyle w:val="Normal"/>
+        <w:bidi w:val="0"/>
+        <w:jc w:val="start"/>
+        <w:rPr>
+          <w:sz w:val="24"/>
+          <w:szCs w:val="24"/>
+          <w:u w:val="none"/>
+        </w:rPr>
+      </w:pPr>
+      <w:r>
+        <w:rPr>
+          <w:sz w:val="24"/>
+          <w:szCs w:val="24"/>
+          <w:u w:val="none"/>
+        </w:rPr>
+        <w:t>for time complexity,</w:t>
+      </w:r>
+    </w:p>
+    <w:p>
+      <w:pPr>
+        <w:pStyle w:val="Normal"/>
+        <w:bidi w:val="0"/>
+        <w:jc w:val="start"/>
+        <w:rPr>
+          <w:sz w:val="24"/>
+          <w:szCs w:val="24"/>
+          <w:u w:val="none"/>
+        </w:rPr>
+      </w:pPr>
+      <w:r>
+        <w:rPr>
+          <w:sz w:val="24"/>
+          <w:szCs w:val="24"/>
+          <w:u w:val="none"/>
+        </w:rPr>
+        <w:tab/>
+        <w:t>variable assignment cost = 1</w:t>
+      </w:r>
+    </w:p>
+    <w:p>
+      <w:pPr>
+        <w:pStyle w:val="Normal"/>
+        <w:bidi w:val="0"/>
+        <w:jc w:val="start"/>
+        <w:rPr>
+          <w:sz w:val="24"/>
+          <w:szCs w:val="24"/>
+          <w:u w:val="none"/>
+        </w:rPr>
+      </w:pPr>
+      <w:r>
+        <w:rPr>
+          <w:sz w:val="24"/>
+          <w:szCs w:val="24"/>
+          <w:u w:val="none"/>
+        </w:rPr>
+        <w:tab/>
+        <w:t>loop cost = 1+(n+1)+1+n(1+2+n(1+1)+n(1+2)+1)</w:t>
+      </w:r>
+    </w:p>
+    <w:p>
+      <w:pPr>
+        <w:pStyle w:val="Normal"/>
+        <w:bidi w:val="0"/>
+        <w:jc w:val="start"/>
+        <w:rPr>
+          <w:sz w:val="24"/>
+          <w:szCs w:val="24"/>
+          <w:u w:val="none"/>
+        </w:rPr>
+      </w:pPr>
+      <w:r>
+        <w:rPr>
+          <w:sz w:val="24"/>
+          <w:szCs w:val="24"/>
+          <w:u w:val="none"/>
+        </w:rPr>
+        <w:tab/>
+        <w:t>total cost = 4+n+n+2n+n+2n+2n</w:t>
+      </w:r>
+      <w:r>
+        <w:rPr>
+          <w:sz w:val="24"/>
+          <w:szCs w:val="24"/>
+          <w:u w:val="none"/>
+          <w:vertAlign w:val="superscript"/>
+        </w:rPr>
+        <w:t>2</w:t>
+      </w:r>
+      <w:r>
+        <w:rPr>
+          <w:sz w:val="24"/>
+          <w:szCs w:val="24"/>
+          <w:u w:val="none"/>
+        </w:rPr>
+        <w:t>+n</w:t>
+      </w:r>
+      <w:r>
+        <w:rPr>
+          <w:sz w:val="24"/>
+          <w:szCs w:val="24"/>
+          <w:u w:val="none"/>
+          <w:vertAlign w:val="superscript"/>
+        </w:rPr>
+        <w:t>2</w:t>
+      </w:r>
+      <w:r>
+        <w:rPr>
+          <w:position w:val="0"/>
+          <w:sz w:val="24"/>
+          <w:sz w:val="24"/>
+          <w:szCs w:val="24"/>
+          <w:u w:val="none"/>
+          <w:vertAlign w:val="baseline"/>
+        </w:rPr>
+        <w:t>+2n</w:t>
+      </w:r>
+      <w:r>
+        <w:rPr>
+          <w:sz w:val="24"/>
+          <w:szCs w:val="24"/>
+          <w:u w:val="none"/>
+          <w:vertAlign w:val="superscript"/>
+        </w:rPr>
+        <w:t>2</w:t>
+      </w:r>
+      <w:r>
+        <w:rPr>
+          <w:position w:val="0"/>
+          <w:sz w:val="24"/>
+          <w:sz w:val="24"/>
+          <w:szCs w:val="24"/>
+          <w:u w:val="none"/>
+          <w:vertAlign w:val="baseline"/>
+        </w:rPr>
+        <w:t>+n</w:t>
+      </w:r>
+    </w:p>
+    <w:p>
+      <w:pPr>
+        <w:pStyle w:val="Normal"/>
+        <w:bidi w:val="0"/>
+        <w:jc w:val="start"/>
+        <w:rPr>
+          <w:sz w:val="24"/>
+          <w:szCs w:val="24"/>
+          <w:u w:val="none"/>
+        </w:rPr>
+      </w:pPr>
+      <w:r>
+        <w:rPr>
+          <w:position w:val="0"/>
+          <w:sz w:val="24"/>
+          <w:sz w:val="24"/>
+          <w:szCs w:val="24"/>
+          <w:u w:val="none"/>
+          <w:vertAlign w:val="baseline"/>
+        </w:rPr>
+        <w:t xml:space="preserve">                </w:t>
+      </w:r>
+      <w:r>
+        <w:rPr>
+          <w:position w:val="0"/>
+          <w:sz w:val="24"/>
+          <w:sz w:val="24"/>
+          <w:szCs w:val="24"/>
+          <w:u w:val="none"/>
+          <w:vertAlign w:val="baseline"/>
+        </w:rPr>
+        <w:t>= 4+7n+5n</w:t>
+      </w:r>
+      <w:r>
+        <w:rPr>
+          <w:sz w:val="24"/>
+          <w:szCs w:val="24"/>
+          <w:u w:val="none"/>
+          <w:vertAlign w:val="superscript"/>
+        </w:rPr>
+        <w:t>2</w:t>
+      </w:r>
+    </w:p>
+    <w:p>
+      <w:pPr>
+        <w:pStyle w:val="Normal"/>
+        <w:bidi w:val="0"/>
+        <w:jc w:val="start"/>
+        <w:rPr>
+          <w:sz w:val="24"/>
+          <w:szCs w:val="24"/>
+          <w:u w:val="none"/>
+        </w:rPr>
+      </w:pPr>
+      <w:r>
+        <w:rPr>
+          <w:position w:val="0"/>
+          <w:sz w:val="24"/>
+          <w:sz w:val="24"/>
+          <w:szCs w:val="24"/>
+          <w:u w:val="none"/>
+          <w:vertAlign w:val="baseline"/>
+        </w:rPr>
+        <w:tab/>
+        <w:t>as 5n</w:t>
+      </w:r>
+      <w:r>
+        <w:rPr>
+          <w:sz w:val="24"/>
+          <w:szCs w:val="24"/>
+          <w:u w:val="none"/>
+          <w:vertAlign w:val="superscript"/>
+        </w:rPr>
+        <w:t>2</w:t>
+      </w:r>
+      <w:r>
+        <w:rPr>
+          <w:position w:val="0"/>
+          <w:sz w:val="24"/>
+          <w:sz w:val="24"/>
+          <w:szCs w:val="24"/>
+          <w:u w:val="none"/>
+          <w:vertAlign w:val="baseline"/>
+        </w:rPr>
+        <w:t xml:space="preserve"> is the biggest contributor,</w:t>
+      </w:r>
+    </w:p>
+    <w:p>
+      <w:pPr>
+        <w:pStyle w:val="Normal"/>
+        <w:rPr/>
+      </w:pPr>
+      <w:r>
+        <w:rPr>
+          <w:position w:val="0"/>
+          <w:sz w:val="24"/>
+          <w:sz w:val="24"/>
+          <w:szCs w:val="24"/>
+          <w:u w:val="none"/>
+          <w:vertAlign w:val="baseline"/>
+        </w:rPr>
+        <w:tab/>
+        <w:t>time complexity = O(n</w:t>
+      </w:r>
+      <w:r>
+        <w:rPr>
+          <w:sz w:val="24"/>
+          <w:szCs w:val="24"/>
+          <w:u w:val="none"/>
+          <w:vertAlign w:val="superscript"/>
+        </w:rPr>
+        <w:t>2</w:t>
+      </w:r>
+      <w:r>
+        <w:rPr>
+          <w:position w:val="0"/>
+          <w:sz w:val="24"/>
+          <w:sz w:val="24"/>
+          <w:szCs w:val="24"/>
+          <w:u w:val="none"/>
+          <w:vertAlign w:val="baseline"/>
+        </w:rPr>
+        <w:t>)</w:t>
+      </w:r>
+    </w:p>
+    <w:p>
+      <w:pPr>
+        <w:pStyle w:val="Normal"/>
+        <w:rPr>
+          <w:position w:val="0"/>
+          <w:sz w:val="24"/>
+          <w:sz w:val="24"/>
+          <w:szCs w:val="24"/>
+          <w:u w:val="none"/>
+          <w:vertAlign w:val="baseline"/>
+        </w:rPr>
+      </w:pPr>
+      <w:r>
+        <w:rPr>
+          <w:position w:val="0"/>
+          <w:sz w:val="24"/>
+          <w:sz w:val="24"/>
+          <w:szCs w:val="24"/>
+          <w:u w:val="none"/>
+          <w:vertAlign w:val="baseline"/>
+        </w:rPr>
+      </w:r>
+    </w:p>
+    <w:p>
+      <w:pPr>
+        <w:pStyle w:val="Normal"/>
+        <w:rPr/>
+      </w:pPr>
+      <w:r>
+        <w:rPr>
+          <w:position w:val="0"/>
+          <w:sz w:val="24"/>
+          <w:sz w:val="24"/>
+          <w:szCs w:val="24"/>
+          <w:u w:val="none"/>
+          <w:vertAlign w:val="baseline"/>
+        </w:rPr>
+        <w:t>for space complexity,</w:t>
+      </w:r>
+    </w:p>
+    <w:p>
+      <w:pPr>
+        <w:pStyle w:val="Normal"/>
+        <w:rPr/>
+      </w:pPr>
+      <w:r>
+        <w:rPr>
+          <w:position w:val="0"/>
+          <w:sz w:val="24"/>
+          <w:sz w:val="24"/>
+          <w:szCs w:val="24"/>
+          <w:u w:val="none"/>
+          <w:vertAlign w:val="baseline"/>
+        </w:rPr>
+        <w:tab/>
+        <w:t>total variables = 6+1+1+1</w:t>
+      </w:r>
+    </w:p>
+    <w:p>
+      <w:pPr>
+        <w:pStyle w:val="Normal"/>
+        <w:rPr/>
+      </w:pPr>
+      <w:r>
+        <w:rPr>
+          <w:position w:val="0"/>
+          <w:sz w:val="24"/>
+          <w:sz w:val="24"/>
+          <w:szCs w:val="24"/>
+          <w:u w:val="none"/>
+          <w:vertAlign w:val="baseline"/>
+        </w:rPr>
+        <w:tab/>
+        <w:t xml:space="preserve">                = 9</w:t>
+      </w:r>
+    </w:p>
+    <w:p>
+      <w:pPr>
+        <w:pStyle w:val="Normal"/>
+        <w:rPr/>
+      </w:pPr>
+      <w:r>
+        <w:rPr>
+          <w:position w:val="0"/>
+          <w:sz w:val="24"/>
+          <w:sz w:val="24"/>
+          <w:szCs w:val="24"/>
+          <w:u w:val="none"/>
+          <w:vertAlign w:val="baseline"/>
+        </w:rPr>
+        <w:tab/>
+        <w:t>space complexity = O(9)</w:t>
+      </w:r>
+    </w:p>
+    <w:p>
+      <w:pPr>
+        <w:pStyle w:val="Normal"/>
+        <w:rPr/>
+      </w:pPr>
+      <w:r>
+        <w:rPr>
+          <w:position w:val="0"/>
+          <w:sz w:val="24"/>
+          <w:sz w:val="24"/>
+          <w:szCs w:val="24"/>
+          <w:u w:val="none"/>
+          <w:vertAlign w:val="baseline"/>
+        </w:rPr>
+        <w:tab/>
+        <w:t xml:space="preserve">                 </w:t>
+      </w:r>
+      <w:r>
+        <w:rPr>
+          <w:position w:val="0"/>
+          <w:sz w:val="24"/>
+          <w:sz w:val="24"/>
+          <w:szCs w:val="24"/>
+          <w:u w:val="none"/>
+          <w:vertAlign w:val="baseline"/>
+        </w:rPr>
+        <w:t>= O(1)</w:t>
+      </w:r>
+    </w:p>
+    <w:p>
+      <w:pPr>
+        <w:pStyle w:val="Normal"/>
+        <w:rPr>
+          <w:position w:val="0"/>
+          <w:sz w:val="24"/>
+          <w:sz w:val="24"/>
+          <w:szCs w:val="24"/>
+          <w:u w:val="none"/>
+          <w:vertAlign w:val="baseline"/>
+        </w:rPr>
+      </w:pPr>
+      <w:r>
+        <w:rPr/>
+      </w:r>
+    </w:p>
+    <w:p>
+      <w:pPr>
+        <w:pStyle w:val="Normal"/>
+        <w:rPr>
+          <w:position w:val="0"/>
+          <w:sz w:val="24"/>
+          <w:sz w:val="24"/>
+          <w:szCs w:val="24"/>
+          <w:u w:val="none"/>
+          <w:vertAlign w:val="baseline"/>
+        </w:rPr>
+      </w:pPr>
+      <w:r>
+        <w:rPr/>
+      </w:r>
+    </w:p>
+    <w:p>
+      <w:pPr>
+        <w:pStyle w:val="Normal"/>
+        <w:rPr>
+          <w:u w:val="single"/>
+        </w:rPr>
+      </w:pPr>
+      <w:r>
+        <w:rPr>
+          <w:position w:val="0"/>
+          <w:sz w:val="24"/>
+          <w:sz w:val="24"/>
+          <w:szCs w:val="24"/>
+          <w:u w:val="single"/>
+          <w:vertAlign w:val="baseline"/>
+        </w:rPr>
+        <w:t>A</w:t>
+      </w:r>
+      <w:r>
+        <w:rPr>
+          <w:position w:val="0"/>
+          <w:sz w:val="24"/>
+          <w:sz w:val="24"/>
+          <w:szCs w:val="24"/>
+          <w:u w:val="single"/>
+          <w:vertAlign w:val="baseline"/>
+        </w:rPr>
+        <w:t>ggregate Analysis:</w:t>
+      </w:r>
+    </w:p>
+    <w:p>
+      <w:pPr>
+        <w:pStyle w:val="Normal"/>
+        <w:rPr>
+          <w:u w:val="none"/>
+        </w:rPr>
+      </w:pPr>
+      <w:r>
+        <w:rPr>
+          <w:position w:val="0"/>
+          <w:sz w:val="24"/>
+          <w:sz w:val="24"/>
+          <w:szCs w:val="24"/>
+          <w:u w:val="none"/>
+          <w:vertAlign w:val="baseline"/>
+        </w:rPr>
+        <w:t>* It determines the upper bound T(n) on the total cost of sequence of n operations, then calculates the average cost to be T(n)/n.</w:t>
+      </w:r>
+    </w:p>
+    <w:p>
+      <w:pPr>
+        <w:pStyle w:val="Normal"/>
+        <w:rPr>
+          <w:u w:val="none"/>
+        </w:rPr>
+      </w:pPr>
+      <w:r>
+        <w:rPr>
+          <w:position w:val="0"/>
+          <w:sz w:val="24"/>
+          <w:sz w:val="24"/>
+          <w:szCs w:val="24"/>
+          <w:u w:val="none"/>
+          <w:vertAlign w:val="baseline"/>
+        </w:rPr>
+        <w:t>* Aggregate analysis has two steps,</w:t>
+      </w:r>
+    </w:p>
+    <w:p>
+      <w:pPr>
+        <w:pStyle w:val="Normal"/>
+        <w:rPr>
+          <w:u w:val="none"/>
+        </w:rPr>
+      </w:pPr>
+      <w:r>
+        <w:rPr>
+          <w:position w:val="0"/>
+          <w:sz w:val="24"/>
+          <w:sz w:val="24"/>
+          <w:szCs w:val="24"/>
+          <w:u w:val="none"/>
+          <w:vertAlign w:val="baseline"/>
+        </w:rPr>
+        <w:tab/>
+        <w:t xml:space="preserve">a) we show that a sequence of operations take T(n) time in worst </w:t>
+      </w:r>
+    </w:p>
+    <w:p>
+      <w:pPr>
+        <w:pStyle w:val="Normal"/>
+        <w:rPr>
+          <w:u w:val="none"/>
+        </w:rPr>
+      </w:pPr>
+      <w:r>
+        <w:rPr>
+          <w:position w:val="0"/>
+          <w:sz w:val="24"/>
+          <w:sz w:val="24"/>
+          <w:szCs w:val="24"/>
+          <w:u w:val="none"/>
+          <w:vertAlign w:val="baseline"/>
+        </w:rPr>
+        <w:t xml:space="preserve">        </w:t>
+      </w:r>
+      <w:r>
+        <w:rPr>
+          <w:position w:val="0"/>
+          <w:sz w:val="24"/>
+          <w:sz w:val="24"/>
+          <w:szCs w:val="24"/>
+          <w:u w:val="none"/>
+          <w:vertAlign w:val="baseline"/>
+        </w:rPr>
+        <w:t>case</w:t>
+      </w:r>
+    </w:p>
+    <w:p>
+      <w:pPr>
+        <w:pStyle w:val="Normal"/>
+        <w:rPr>
+          <w:u w:val="none"/>
+        </w:rPr>
+      </w:pPr>
+      <w:r>
+        <w:rPr>
+          <w:position w:val="0"/>
+          <w:sz w:val="24"/>
+          <w:sz w:val="24"/>
+          <w:szCs w:val="24"/>
+          <w:u w:val="none"/>
+          <w:vertAlign w:val="baseline"/>
+        </w:rPr>
+        <w:tab/>
+        <w:t>b) we show the average with T(n)/n</w:t>
+      </w:r>
+    </w:p>
+    <w:p>
+      <w:pPr>
+        <w:pStyle w:val="Normal"/>
+        <w:rPr>
+          <w:position w:val="0"/>
+          <w:sz w:val="24"/>
+          <w:sz w:val="24"/>
+          <w:szCs w:val="24"/>
+          <w:vertAlign w:val="baseline"/>
+        </w:rPr>
+      </w:pPr>
+      <w:r>
+        <w:rPr>
+          <w:u w:val="none"/>
+        </w:rPr>
+      </w:r>
+    </w:p>
+    <w:p>
+      <w:pPr>
+        <w:pStyle w:val="Normal"/>
+        <w:rPr>
+          <w:u w:val="none"/>
+        </w:rPr>
+      </w:pPr>
+      <w:r>
+        <w:rPr>
+          <w:position w:val="0"/>
+          <w:sz w:val="24"/>
+          <w:sz w:val="24"/>
+          <w:szCs w:val="24"/>
+          <w:u w:val="none"/>
+          <w:vertAlign w:val="baseline"/>
+        </w:rPr>
+        <w:t>Ex:</w:t>
+      </w:r>
+    </w:p>
+    <w:p>
+      <w:pPr>
+        <w:pStyle w:val="Normal"/>
+        <w:rPr>
+          <w:u w:val="none"/>
+        </w:rPr>
+      </w:pPr>
+      <w:r>
+        <w:rPr>
+          <w:position w:val="0"/>
+          <w:sz w:val="24"/>
+          <w:sz w:val="24"/>
+          <w:szCs w:val="24"/>
+          <w:u w:val="none"/>
+          <w:vertAlign w:val="baseline"/>
+        </w:rPr>
+        <w:t>In a stack push() puts element on the top of the stack and pop() takes the top element of the stack and returns it. The operations are both constant time, so for n operation the complexity is O(n).</w:t>
+      </w:r>
+    </w:p>
+    <w:p>
+      <w:pPr>
+        <w:pStyle w:val="Normal"/>
+        <w:rPr>
+          <w:u w:val="none"/>
+        </w:rPr>
+      </w:pPr>
+      <w:r>
+        <w:rPr>
+          <w:position w:val="0"/>
+          <w:sz w:val="24"/>
+          <w:sz w:val="24"/>
+          <w:szCs w:val="24"/>
+          <w:u w:val="none"/>
+          <w:vertAlign w:val="baseline"/>
+        </w:rPr>
+        <w:t>=&gt; aggregate analysis = T(n)/n</w:t>
+      </w:r>
+    </w:p>
+    <w:p>
+      <w:pPr>
+        <w:pStyle w:val="Normal"/>
+        <w:rPr>
+          <w:u w:val="none"/>
+        </w:rPr>
+      </w:pPr>
+      <w:r>
+        <w:rPr>
+          <w:position w:val="0"/>
+          <w:sz w:val="24"/>
+          <w:sz w:val="24"/>
+          <w:szCs w:val="24"/>
+          <w:u w:val="none"/>
+          <w:vertAlign w:val="baseline"/>
+        </w:rPr>
+        <w:t xml:space="preserve">                      </w:t>
+      </w:r>
+      <w:r>
+        <w:rPr>
+          <w:position w:val="0"/>
+          <w:sz w:val="24"/>
+          <w:sz w:val="24"/>
+          <w:szCs w:val="24"/>
+          <w:u w:val="none"/>
+          <w:vertAlign w:val="baseline"/>
+        </w:rPr>
+        <w:t>= O(</w:t>
+      </w:r>
+      <w:r>
+        <w:rPr>
+          <w:strike/>
+          <w:position w:val="0"/>
+          <w:sz w:val="24"/>
+          <w:sz w:val="24"/>
+          <w:szCs w:val="24"/>
+          <w:u w:val="none"/>
+          <w:vertAlign w:val="baseline"/>
+        </w:rPr>
+        <w:t>n</w:t>
+      </w:r>
+      <w:r>
+        <w:rPr>
+          <w:position w:val="0"/>
+          <w:sz w:val="24"/>
+          <w:sz w:val="24"/>
+          <w:szCs w:val="24"/>
+          <w:u w:val="none"/>
+          <w:vertAlign w:val="baseline"/>
+        </w:rPr>
+        <w:t>)/</w:t>
+      </w:r>
+      <w:r>
+        <w:rPr>
+          <w:strike/>
+          <w:position w:val="0"/>
+          <w:sz w:val="24"/>
+          <w:sz w:val="24"/>
+          <w:szCs w:val="24"/>
+          <w:u w:val="none"/>
+          <w:vertAlign w:val="baseline"/>
+        </w:rPr>
+        <w:t>n</w:t>
+      </w:r>
+    </w:p>
+    <w:p>
+      <w:pPr>
+        <w:pStyle w:val="Normal"/>
+        <w:rPr>
+          <w:strike w:val="false"/>
+          <w:dstrike w:val="false"/>
+          <w:u w:val="none"/>
+        </w:rPr>
+      </w:pPr>
+      <w:r>
+        <w:rPr>
+          <w:strike w:val="false"/>
+          <w:dstrike w:val="false"/>
+          <w:position w:val="0"/>
+          <w:sz w:val="24"/>
+          <w:sz w:val="24"/>
+          <w:szCs w:val="24"/>
+          <w:u w:val="none"/>
+          <w:vertAlign w:val="baseline"/>
+        </w:rPr>
+        <w:t xml:space="preserve">                      </w:t>
+      </w:r>
+      <w:r>
+        <w:rPr>
+          <w:strike w:val="false"/>
+          <w:dstrike w:val="false"/>
+          <w:position w:val="0"/>
+          <w:sz w:val="24"/>
+          <w:sz w:val="24"/>
+          <w:szCs w:val="24"/>
+          <w:u w:val="none"/>
+          <w:vertAlign w:val="baseline"/>
+        </w:rPr>
+        <w:t>= O(1)</w:t>
+      </w:r>
+    </w:p>
+    <w:p>
+      <w:pPr>
+        <w:pStyle w:val="Normal"/>
+        <w:rPr>
+          <w:position w:val="0"/>
+          <w:sz w:val="24"/>
+          <w:sz w:val="24"/>
+          <w:szCs w:val="24"/>
+          <w:vertAlign w:val="baseline"/>
+        </w:rPr>
+      </w:pPr>
+      <w:r>
+        <w:rPr>
+          <w:strike w:val="false"/>
+          <w:dstrike w:val="false"/>
+          <w:u w:val="none"/>
+        </w:rPr>
+      </w:r>
+    </w:p>
+    <w:p>
+      <w:pPr>
+        <w:pStyle w:val="Normal"/>
+        <w:rPr>
+          <w:strike w:val="false"/>
+          <w:dstrike w:val="false"/>
+          <w:u w:val="single"/>
+        </w:rPr>
+      </w:pPr>
+      <w:r>
+        <w:rPr>
+          <w:strike w:val="false"/>
+          <w:dstrike w:val="false"/>
+          <w:position w:val="0"/>
+          <w:sz w:val="24"/>
+          <w:sz w:val="24"/>
+          <w:szCs w:val="24"/>
+          <w:u w:val="single"/>
+          <w:vertAlign w:val="baseline"/>
+        </w:rPr>
+        <w:t>Mathematical Foundations:</w:t>
+      </w:r>
+    </w:p>
+    <w:p>
+      <w:pPr>
+        <w:pStyle w:val="Normal"/>
+        <w:rPr>
+          <w:strike w:val="false"/>
+          <w:dstrike w:val="false"/>
+          <w:u w:val="none"/>
+        </w:rPr>
+      </w:pPr>
+      <w:r>
+        <w:rPr>
+          <w:strike w:val="false"/>
+          <w:dstrike w:val="false"/>
+          <w:position w:val="0"/>
+          <w:sz w:val="24"/>
+          <w:sz w:val="24"/>
+          <w:szCs w:val="24"/>
+          <w:u w:val="none"/>
+          <w:vertAlign w:val="baseline"/>
+        </w:rPr>
+        <w:t>1) Exponents:</w:t>
+      </w:r>
+    </w:p>
+    <w:p>
+      <w:pPr>
+        <w:pStyle w:val="Normal"/>
+        <w:rPr>
+          <w:strike w:val="false"/>
+          <w:dstrike w:val="false"/>
+          <w:u w:val="none"/>
+        </w:rPr>
+      </w:pPr>
+      <w:r>
+        <w:rPr>
+          <w:strike w:val="false"/>
+          <w:dstrike w:val="false"/>
+          <w:position w:val="0"/>
+          <w:sz w:val="24"/>
+          <w:sz w:val="24"/>
+          <w:szCs w:val="24"/>
+          <w:u w:val="none"/>
+          <w:vertAlign w:val="baseline"/>
+        </w:rPr>
+        <w:tab/>
+        <w:t>x</w:t>
+      </w:r>
+      <w:r>
+        <w:rPr>
+          <w:strike w:val="false"/>
+          <w:dstrike w:val="false"/>
+          <w:sz w:val="24"/>
+          <w:szCs w:val="24"/>
+          <w:u w:val="none"/>
+          <w:vertAlign w:val="superscript"/>
+        </w:rPr>
+        <w:t>a</w:t>
+      </w:r>
+      <w:r>
+        <w:rPr>
+          <w:strike w:val="false"/>
+          <w:dstrike w:val="false"/>
+          <w:position w:val="0"/>
+          <w:sz w:val="24"/>
+          <w:sz w:val="24"/>
+          <w:szCs w:val="24"/>
+          <w:u w:val="none"/>
+          <w:vertAlign w:val="baseline"/>
+        </w:rPr>
+        <w:t>.x</w:t>
+      </w:r>
+      <w:r>
+        <w:rPr>
+          <w:strike w:val="false"/>
+          <w:dstrike w:val="false"/>
+          <w:sz w:val="24"/>
+          <w:szCs w:val="24"/>
+          <w:u w:val="none"/>
+          <w:vertAlign w:val="superscript"/>
+        </w:rPr>
+        <w:t>b</w:t>
+      </w:r>
+      <w:r>
+        <w:rPr>
+          <w:strike w:val="false"/>
+          <w:dstrike w:val="false"/>
+          <w:position w:val="0"/>
+          <w:sz w:val="24"/>
+          <w:sz w:val="24"/>
+          <w:szCs w:val="24"/>
+          <w:u w:val="none"/>
+          <w:vertAlign w:val="baseline"/>
+        </w:rPr>
+        <w:t xml:space="preserve"> = x</w:t>
+      </w:r>
+      <w:r>
+        <w:rPr>
+          <w:strike w:val="false"/>
+          <w:dstrike w:val="false"/>
+          <w:sz w:val="24"/>
+          <w:szCs w:val="24"/>
+          <w:u w:val="none"/>
+          <w:vertAlign w:val="superscript"/>
+        </w:rPr>
+        <w:t>a+b</w:t>
+      </w:r>
+    </w:p>
+    <w:p>
+      <w:pPr>
+        <w:pStyle w:val="Normal"/>
+        <w:rPr>
+          <w:strike w:val="false"/>
+          <w:dstrike w:val="false"/>
+          <w:u w:val="none"/>
+        </w:rPr>
+      </w:pPr>
+      <w:r>
+        <w:rPr>
+          <w:strike w:val="false"/>
+          <w:dstrike w:val="false"/>
+          <w:sz w:val="24"/>
+          <w:szCs w:val="24"/>
+          <w:u w:val="none"/>
+          <w:vertAlign w:val="superscript"/>
+        </w:rPr>
+        <w:tab/>
+      </w:r>
+      <w:r>
+        <w:rPr>
+          <w:strike w:val="false"/>
+          <w:dstrike w:val="false"/>
+          <w:position w:val="0"/>
+          <w:sz w:val="24"/>
+          <w:sz w:val="24"/>
+          <w:szCs w:val="24"/>
+          <w:u w:val="none"/>
+          <w:vertAlign w:val="baseline"/>
+        </w:rPr>
+        <w:t>x</w:t>
+      </w:r>
+      <w:r>
+        <w:rPr>
+          <w:strike w:val="false"/>
+          <w:dstrike w:val="false"/>
+          <w:sz w:val="24"/>
+          <w:szCs w:val="24"/>
+          <w:u w:val="none"/>
+          <w:vertAlign w:val="superscript"/>
+        </w:rPr>
+        <w:t>a</w:t>
+      </w:r>
+      <w:r>
+        <w:rPr>
+          <w:strike w:val="false"/>
+          <w:dstrike w:val="false"/>
+          <w:position w:val="0"/>
+          <w:sz w:val="24"/>
+          <w:sz w:val="24"/>
+          <w:szCs w:val="24"/>
+          <w:u w:val="none"/>
+          <w:vertAlign w:val="baseline"/>
+        </w:rPr>
+        <w:t>/x</w:t>
+      </w:r>
+      <w:r>
+        <w:rPr>
+          <w:strike w:val="false"/>
+          <w:dstrike w:val="false"/>
+          <w:sz w:val="24"/>
+          <w:szCs w:val="24"/>
+          <w:u w:val="none"/>
+          <w:vertAlign w:val="superscript"/>
+        </w:rPr>
+        <w:t>b</w:t>
+      </w:r>
+      <w:r>
+        <w:rPr>
+          <w:strike w:val="false"/>
+          <w:dstrike w:val="false"/>
+          <w:position w:val="0"/>
+          <w:sz w:val="24"/>
+          <w:sz w:val="24"/>
+          <w:szCs w:val="24"/>
+          <w:u w:val="none"/>
+          <w:vertAlign w:val="baseline"/>
+        </w:rPr>
+        <w:t xml:space="preserve"> = x</w:t>
+      </w:r>
+      <w:r>
+        <w:rPr>
+          <w:strike w:val="false"/>
+          <w:dstrike w:val="false"/>
+          <w:sz w:val="24"/>
+          <w:szCs w:val="24"/>
+          <w:u w:val="none"/>
+          <w:vertAlign w:val="superscript"/>
+        </w:rPr>
+        <w:t>a-b</w:t>
+      </w:r>
+    </w:p>
+    <w:p>
+      <w:pPr>
+        <w:pStyle w:val="Normal"/>
+        <w:rPr>
+          <w:strike w:val="false"/>
+          <w:dstrike w:val="false"/>
+          <w:u w:val="none"/>
+        </w:rPr>
+      </w:pPr>
+      <w:r>
+        <w:rPr>
+          <w:strike w:val="false"/>
+          <w:dstrike w:val="false"/>
+          <w:sz w:val="24"/>
+          <w:szCs w:val="24"/>
+          <w:u w:val="none"/>
+          <w:vertAlign w:val="superscript"/>
+        </w:rPr>
+        <w:tab/>
+      </w:r>
+      <w:r>
+        <w:rPr>
+          <w:strike w:val="false"/>
+          <w:dstrike w:val="false"/>
+          <w:position w:val="0"/>
+          <w:sz w:val="24"/>
+          <w:sz w:val="24"/>
+          <w:szCs w:val="24"/>
+          <w:u w:val="none"/>
+          <w:vertAlign w:val="baseline"/>
+        </w:rPr>
+        <w:t>(x</w:t>
+      </w:r>
+      <w:r>
+        <w:rPr>
+          <w:strike w:val="false"/>
+          <w:dstrike w:val="false"/>
+          <w:sz w:val="24"/>
+          <w:szCs w:val="24"/>
+          <w:u w:val="none"/>
+          <w:vertAlign w:val="superscript"/>
+        </w:rPr>
+        <w:t>a</w:t>
+      </w:r>
+      <w:r>
+        <w:rPr>
+          <w:strike w:val="false"/>
+          <w:dstrike w:val="false"/>
+          <w:position w:val="0"/>
+          <w:sz w:val="24"/>
+          <w:sz w:val="24"/>
+          <w:szCs w:val="24"/>
+          <w:u w:val="none"/>
+          <w:vertAlign w:val="baseline"/>
+        </w:rPr>
+        <w:t>)</w:t>
+      </w:r>
+      <w:r>
+        <w:rPr>
+          <w:strike w:val="false"/>
+          <w:dstrike w:val="false"/>
+          <w:sz w:val="24"/>
+          <w:szCs w:val="24"/>
+          <w:u w:val="none"/>
+          <w:vertAlign w:val="superscript"/>
+        </w:rPr>
+        <w:t>b</w:t>
+      </w:r>
+      <w:r>
+        <w:rPr>
+          <w:strike w:val="false"/>
+          <w:dstrike w:val="false"/>
+          <w:position w:val="0"/>
+          <w:sz w:val="24"/>
+          <w:sz w:val="24"/>
+          <w:szCs w:val="24"/>
+          <w:u w:val="none"/>
+          <w:vertAlign w:val="baseline"/>
+        </w:rPr>
+        <w:t xml:space="preserve"> = x</w:t>
+      </w:r>
+      <w:r>
+        <w:rPr>
+          <w:strike w:val="false"/>
+          <w:dstrike w:val="false"/>
+          <w:sz w:val="24"/>
+          <w:szCs w:val="24"/>
+          <w:u w:val="none"/>
+          <w:vertAlign w:val="superscript"/>
+        </w:rPr>
+        <w:t>ab</w:t>
+      </w:r>
+    </w:p>
+    <w:p>
+      <w:pPr>
+        <w:pStyle w:val="Normal"/>
+        <w:rPr>
+          <w:strike w:val="false"/>
+          <w:dstrike w:val="false"/>
+          <w:u w:val="none"/>
+        </w:rPr>
+      </w:pPr>
+      <w:r>
+        <w:rPr>
+          <w:strike w:val="false"/>
+          <w:dstrike w:val="false"/>
+          <w:sz w:val="24"/>
+          <w:szCs w:val="24"/>
+          <w:u w:val="none"/>
+          <w:vertAlign w:val="superscript"/>
+        </w:rPr>
+        <w:tab/>
+      </w:r>
+      <w:r>
+        <w:rPr>
+          <w:strike w:val="false"/>
+          <w:dstrike w:val="false"/>
+          <w:position w:val="0"/>
+          <w:sz w:val="24"/>
+          <w:sz w:val="24"/>
+          <w:szCs w:val="24"/>
+          <w:u w:val="none"/>
+          <w:vertAlign w:val="baseline"/>
+        </w:rPr>
+        <w:t>x</w:t>
+      </w:r>
+      <w:r>
+        <w:rPr>
+          <w:strike w:val="false"/>
+          <w:dstrike w:val="false"/>
+          <w:sz w:val="24"/>
+          <w:szCs w:val="24"/>
+          <w:u w:val="none"/>
+          <w:vertAlign w:val="superscript"/>
+        </w:rPr>
+        <w:t>n</w:t>
+      </w:r>
+      <w:r>
+        <w:rPr>
+          <w:strike w:val="false"/>
+          <w:dstrike w:val="false"/>
+          <w:position w:val="0"/>
+          <w:sz w:val="24"/>
+          <w:sz w:val="24"/>
+          <w:szCs w:val="24"/>
+          <w:u w:val="none"/>
+          <w:vertAlign w:val="baseline"/>
+        </w:rPr>
+        <w:t>+x</w:t>
+      </w:r>
+      <w:r>
+        <w:rPr>
+          <w:strike w:val="false"/>
+          <w:dstrike w:val="false"/>
+          <w:sz w:val="24"/>
+          <w:szCs w:val="24"/>
+          <w:u w:val="none"/>
+          <w:vertAlign w:val="superscript"/>
+        </w:rPr>
+        <w:t>n</w:t>
+      </w:r>
+      <w:r>
+        <w:rPr>
+          <w:strike w:val="false"/>
+          <w:dstrike w:val="false"/>
+          <w:position w:val="0"/>
+          <w:sz w:val="24"/>
+          <w:sz w:val="24"/>
+          <w:szCs w:val="24"/>
+          <w:u w:val="none"/>
+          <w:vertAlign w:val="baseline"/>
+        </w:rPr>
+        <w:t xml:space="preserve"> = 2x</w:t>
+      </w:r>
+      <w:r>
+        <w:rPr>
+          <w:strike w:val="false"/>
+          <w:dstrike w:val="false"/>
+          <w:sz w:val="24"/>
+          <w:szCs w:val="24"/>
+          <w:u w:val="none"/>
+          <w:vertAlign w:val="superscript"/>
+        </w:rPr>
+        <w:t>n</w:t>
+      </w:r>
+    </w:p>
+    <w:p>
+      <w:pPr>
+        <w:pStyle w:val="Normal"/>
+        <w:rPr>
+          <w:strike w:val="false"/>
+          <w:dstrike w:val="false"/>
+          <w:u w:val="none"/>
+        </w:rPr>
+      </w:pPr>
+      <w:r>
+        <w:rPr>
+          <w:strike w:val="false"/>
+          <w:dstrike w:val="false"/>
+          <w:position w:val="0"/>
+          <w:sz w:val="24"/>
+          <w:sz w:val="24"/>
+          <w:szCs w:val="24"/>
+          <w:u w:val="none"/>
+          <w:vertAlign w:val="baseline"/>
+        </w:rPr>
+        <w:tab/>
+        <w:t>2</w:t>
+      </w:r>
+      <w:r>
+        <w:rPr>
+          <w:strike w:val="false"/>
+          <w:dstrike w:val="false"/>
+          <w:sz w:val="24"/>
+          <w:szCs w:val="24"/>
+          <w:u w:val="none"/>
+          <w:vertAlign w:val="superscript"/>
+        </w:rPr>
+        <w:t>n</w:t>
+      </w:r>
+      <w:r>
+        <w:rPr>
+          <w:strike w:val="false"/>
+          <w:dstrike w:val="false"/>
+          <w:position w:val="0"/>
+          <w:sz w:val="24"/>
+          <w:sz w:val="24"/>
+          <w:szCs w:val="24"/>
+          <w:u w:val="none"/>
+          <w:vertAlign w:val="baseline"/>
+        </w:rPr>
+        <w:t>+2</w:t>
+      </w:r>
+      <w:r>
+        <w:rPr>
+          <w:strike w:val="false"/>
+          <w:dstrike w:val="false"/>
+          <w:sz w:val="24"/>
+          <w:szCs w:val="24"/>
+          <w:u w:val="none"/>
+          <w:vertAlign w:val="superscript"/>
+        </w:rPr>
+        <w:t>n</w:t>
+      </w:r>
+      <w:r>
+        <w:rPr>
+          <w:strike w:val="false"/>
+          <w:dstrike w:val="false"/>
+          <w:position w:val="0"/>
+          <w:sz w:val="24"/>
+          <w:sz w:val="24"/>
+          <w:szCs w:val="24"/>
+          <w:u w:val="none"/>
+          <w:vertAlign w:val="baseline"/>
+        </w:rPr>
+        <w:t xml:space="preserve"> = 2</w:t>
+      </w:r>
+      <w:r>
+        <w:rPr>
+          <w:strike w:val="false"/>
+          <w:dstrike w:val="false"/>
+          <w:sz w:val="24"/>
+          <w:szCs w:val="24"/>
+          <w:u w:val="none"/>
+          <w:vertAlign w:val="superscript"/>
+        </w:rPr>
+        <w:t>n+1</w:t>
+      </w:r>
+    </w:p>
+    <w:p>
+      <w:pPr>
+        <w:pStyle w:val="Normal"/>
+        <w:rPr>
+          <w:strike w:val="false"/>
+          <w:dstrike w:val="false"/>
+          <w:u w:val="none"/>
+        </w:rPr>
+      </w:pPr>
+      <w:r>
+        <w:rPr>
+          <w:strike w:val="false"/>
+          <w:dstrike w:val="false"/>
+          <w:position w:val="0"/>
+          <w:sz w:val="24"/>
+          <w:sz w:val="24"/>
+          <w:szCs w:val="24"/>
+          <w:u w:val="none"/>
+          <w:vertAlign w:val="baseline"/>
+        </w:rPr>
+        <w:t>2) Logarithms:</w:t>
+      </w:r>
+    </w:p>
+    <w:p>
+      <w:pPr>
+        <w:pStyle w:val="Normal"/>
+        <w:rPr>
+          <w:strike w:val="false"/>
+          <w:dstrike w:val="false"/>
+          <w:u w:val="none"/>
+        </w:rPr>
+      </w:pPr>
+      <w:r>
+        <w:rPr>
+          <w:strike w:val="false"/>
+          <w:dstrike w:val="false"/>
+          <w:position w:val="0"/>
+          <w:sz w:val="24"/>
+          <w:sz w:val="24"/>
+          <w:szCs w:val="24"/>
+          <w:u w:val="none"/>
+          <w:vertAlign w:val="baseline"/>
+        </w:rPr>
+        <w:tab/>
+        <w:t>log</w:t>
+      </w:r>
+      <w:r>
+        <w:rPr>
+          <w:strike w:val="false"/>
+          <w:dstrike w:val="false"/>
+          <w:sz w:val="24"/>
+          <w:szCs w:val="24"/>
+          <w:u w:val="none"/>
+          <w:vertAlign w:val="subscript"/>
+        </w:rPr>
+        <w:t>a</w:t>
+      </w:r>
+      <w:r>
+        <w:rPr>
+          <w:strike w:val="false"/>
+          <w:dstrike w:val="false"/>
+          <w:position w:val="0"/>
+          <w:sz w:val="24"/>
+          <w:sz w:val="24"/>
+          <w:szCs w:val="24"/>
+          <w:u w:val="none"/>
+          <w:vertAlign w:val="baseline"/>
+        </w:rPr>
+        <w:t>b = log</w:t>
+      </w:r>
+      <w:r>
+        <w:rPr>
+          <w:strike w:val="false"/>
+          <w:dstrike w:val="false"/>
+          <w:sz w:val="24"/>
+          <w:szCs w:val="24"/>
+          <w:u w:val="none"/>
+          <w:vertAlign w:val="subscript"/>
+        </w:rPr>
+        <w:t>c</w:t>
+      </w:r>
+      <w:r>
+        <w:rPr>
+          <w:strike w:val="false"/>
+          <w:dstrike w:val="false"/>
+          <w:position w:val="0"/>
+          <w:sz w:val="24"/>
+          <w:sz w:val="24"/>
+          <w:szCs w:val="24"/>
+          <w:u w:val="none"/>
+          <w:vertAlign w:val="baseline"/>
+        </w:rPr>
+        <w:t>b/log</w:t>
+      </w:r>
+      <w:r>
+        <w:rPr>
+          <w:strike w:val="false"/>
+          <w:dstrike w:val="false"/>
+          <w:sz w:val="24"/>
+          <w:szCs w:val="24"/>
+          <w:u w:val="none"/>
+          <w:vertAlign w:val="subscript"/>
+        </w:rPr>
+        <w:t>c</w:t>
+      </w:r>
+      <w:r>
+        <w:rPr>
+          <w:strike w:val="false"/>
+          <w:dstrike w:val="false"/>
+          <w:position w:val="0"/>
+          <w:sz w:val="24"/>
+          <w:sz w:val="24"/>
+          <w:szCs w:val="24"/>
+          <w:u w:val="none"/>
+          <w:vertAlign w:val="baseline"/>
+        </w:rPr>
+        <w:t>a ; c&gt;0</w:t>
+      </w:r>
+    </w:p>
+    <w:p>
+      <w:pPr>
+        <w:pStyle w:val="Normal"/>
+        <w:rPr>
+          <w:strike w:val="false"/>
+          <w:dstrike w:val="false"/>
+          <w:u w:val="none"/>
+        </w:rPr>
+      </w:pPr>
+      <w:r>
+        <w:rPr>
+          <w:strike w:val="false"/>
+          <w:dstrike w:val="false"/>
+          <w:position w:val="0"/>
+          <w:sz w:val="24"/>
+          <w:sz w:val="24"/>
+          <w:szCs w:val="24"/>
+          <w:u w:val="none"/>
+          <w:vertAlign w:val="baseline"/>
+        </w:rPr>
+        <w:tab/>
+        <w:t>log(ab) = log(a)+log(b)</w:t>
+      </w:r>
+    </w:p>
+    <w:p>
+      <w:pPr>
+        <w:pStyle w:val="Normal"/>
+        <w:rPr>
+          <w:strike w:val="false"/>
+          <w:dstrike w:val="false"/>
+          <w:u w:val="none"/>
+        </w:rPr>
+      </w:pPr>
+      <w:r>
+        <w:rPr>
+          <w:strike w:val="false"/>
+          <w:dstrike w:val="false"/>
+          <w:position w:val="0"/>
+          <w:sz w:val="24"/>
+          <w:sz w:val="24"/>
+          <w:szCs w:val="24"/>
+          <w:u w:val="none"/>
+          <w:vertAlign w:val="baseline"/>
+        </w:rPr>
+        <w:tab/>
+        <w:t>log(a/b) = log(a)-log(b)</w:t>
+      </w:r>
+    </w:p>
+    <w:p>
+      <w:pPr>
+        <w:pStyle w:val="Normal"/>
+        <w:rPr>
+          <w:strike w:val="false"/>
+          <w:dstrike w:val="false"/>
+          <w:u w:val="none"/>
+        </w:rPr>
+      </w:pPr>
+      <w:r>
+        <w:rPr>
+          <w:strike w:val="false"/>
+          <w:dstrike w:val="false"/>
+          <w:position w:val="0"/>
+          <w:sz w:val="24"/>
+          <w:sz w:val="24"/>
+          <w:szCs w:val="24"/>
+          <w:u w:val="none"/>
+          <w:vertAlign w:val="baseline"/>
+        </w:rPr>
+        <w:tab/>
+        <w:t>log(a</w:t>
+      </w:r>
+      <w:r>
+        <w:rPr>
+          <w:strike w:val="false"/>
+          <w:dstrike w:val="false"/>
+          <w:sz w:val="24"/>
+          <w:szCs w:val="24"/>
+          <w:u w:val="none"/>
+          <w:vertAlign w:val="superscript"/>
+        </w:rPr>
+        <w:t>b</w:t>
+      </w:r>
+      <w:r>
+        <w:rPr>
+          <w:strike w:val="false"/>
+          <w:dstrike w:val="false"/>
+          <w:position w:val="0"/>
+          <w:sz w:val="24"/>
+          <w:sz w:val="24"/>
+          <w:szCs w:val="24"/>
+          <w:u w:val="none"/>
+          <w:vertAlign w:val="baseline"/>
+        </w:rPr>
+        <w:t>) = blog(a)</w:t>
+      </w:r>
+    </w:p>
+    <w:p>
+      <w:pPr>
+        <w:pStyle w:val="Normal"/>
+        <w:rPr>
+          <w:strike w:val="false"/>
+          <w:dstrike w:val="false"/>
+          <w:u w:val="none"/>
+        </w:rPr>
+      </w:pPr>
+      <w:r>
+        <w:rPr>
+          <w:strike w:val="false"/>
+          <w:dstrike w:val="false"/>
+          <w:position w:val="0"/>
+          <w:sz w:val="24"/>
+          <w:sz w:val="24"/>
+          <w:szCs w:val="24"/>
+          <w:u w:val="none"/>
+          <w:vertAlign w:val="baseline"/>
+        </w:rPr>
+        <w:tab/>
+        <w:t xml:space="preserve">log(x) &lt; x </w:t>
+      </w:r>
+      <w:r>
+        <w:rPr>
+          <w:strike/>
+          <w:position w:val="0"/>
+          <w:sz w:val="24"/>
+          <w:sz w:val="24"/>
+          <w:szCs w:val="24"/>
+          <w:u w:val="none"/>
+          <w:vertAlign w:val="baseline"/>
+        </w:rPr>
+        <w:t>v</w:t>
+      </w:r>
+      <w:r>
+        <w:rPr>
+          <w:strike w:val="false"/>
+          <w:dstrike w:val="false"/>
+          <w:position w:val="0"/>
+          <w:sz w:val="24"/>
+          <w:sz w:val="24"/>
+          <w:szCs w:val="24"/>
+          <w:u w:val="none"/>
+          <w:vertAlign w:val="baseline"/>
+        </w:rPr>
+        <w:t xml:space="preserve"> x&gt;0</w:t>
+      </w:r>
+    </w:p>
+    <w:p>
+      <w:pPr>
+        <w:pStyle w:val="Normal"/>
+        <w:rPr>
+          <w:strike w:val="false"/>
+          <w:dstrike w:val="false"/>
+          <w:u w:val="none"/>
+        </w:rPr>
+      </w:pPr>
+      <w:r>
+        <w:rPr>
+          <w:strike w:val="false"/>
+          <w:dstrike w:val="false"/>
+          <w:position w:val="0"/>
+          <w:sz w:val="24"/>
+          <w:sz w:val="24"/>
+          <w:szCs w:val="24"/>
+          <w:u w:val="none"/>
+          <w:vertAlign w:val="baseline"/>
+        </w:rPr>
+        <w:tab/>
+        <w:t>log</w:t>
+      </w:r>
+      <w:r>
+        <w:rPr>
+          <w:strike w:val="false"/>
+          <w:dstrike w:val="false"/>
+          <w:sz w:val="24"/>
+          <w:szCs w:val="24"/>
+          <w:u w:val="none"/>
+          <w:vertAlign w:val="subscript"/>
+        </w:rPr>
+        <w:t>2</w:t>
+      </w:r>
+      <w:r>
+        <w:rPr>
+          <w:strike w:val="false"/>
+          <w:dstrike w:val="false"/>
+          <w:position w:val="0"/>
+          <w:sz w:val="24"/>
+          <w:sz w:val="24"/>
+          <w:szCs w:val="24"/>
+          <w:u w:val="none"/>
+          <w:vertAlign w:val="baseline"/>
+        </w:rPr>
+        <w:t>1 = 0, log</w:t>
+      </w:r>
+      <w:r>
+        <w:rPr>
+          <w:strike w:val="false"/>
+          <w:dstrike w:val="false"/>
+          <w:sz w:val="24"/>
+          <w:szCs w:val="24"/>
+          <w:u w:val="none"/>
+          <w:vertAlign w:val="subscript"/>
+        </w:rPr>
+        <w:t>2</w:t>
+      </w:r>
+      <w:r>
+        <w:rPr>
+          <w:strike w:val="false"/>
+          <w:dstrike w:val="false"/>
+          <w:position w:val="0"/>
+          <w:sz w:val="24"/>
+          <w:sz w:val="24"/>
+          <w:szCs w:val="24"/>
+          <w:u w:val="none"/>
+          <w:vertAlign w:val="baseline"/>
+        </w:rPr>
+        <w:t>2=1 , log</w:t>
+      </w:r>
+      <w:r>
+        <w:rPr>
+          <w:strike w:val="false"/>
+          <w:dstrike w:val="false"/>
+          <w:sz w:val="24"/>
+          <w:szCs w:val="24"/>
+          <w:u w:val="none"/>
+          <w:vertAlign w:val="subscript"/>
+        </w:rPr>
+        <w:t>2</w:t>
+      </w:r>
+      <w:r>
+        <w:rPr>
+          <w:strike w:val="false"/>
+          <w:dstrike w:val="false"/>
+          <w:position w:val="0"/>
+          <w:sz w:val="24"/>
+          <w:sz w:val="24"/>
+          <w:szCs w:val="24"/>
+          <w:u w:val="none"/>
+          <w:vertAlign w:val="baseline"/>
+        </w:rPr>
+        <w:t>1024=10</w:t>
+      </w:r>
+    </w:p>
+    <w:p>
+      <w:pPr>
+        <w:pStyle w:val="Normal"/>
+        <w:rPr>
+          <w:strike w:val="false"/>
+          <w:dstrike w:val="false"/>
+          <w:u w:val="none"/>
+        </w:rPr>
+      </w:pPr>
+      <w:r>
+        <w:rPr>
+          <w:strike w:val="false"/>
+          <w:dstrike w:val="false"/>
+          <w:position w:val="0"/>
+          <w:sz w:val="24"/>
+          <w:sz w:val="24"/>
+          <w:szCs w:val="24"/>
+          <w:u w:val="none"/>
+          <w:vertAlign w:val="baseline"/>
+        </w:rPr>
+        <w:tab/>
+        <w:t>alog(b</w:t>
+      </w:r>
+      <w:r>
+        <w:rPr>
+          <w:strike w:val="false"/>
+          <w:dstrike w:val="false"/>
+          <w:sz w:val="24"/>
+          <w:szCs w:val="24"/>
+          <w:u w:val="none"/>
+          <w:vertAlign w:val="superscript"/>
+        </w:rPr>
+        <w:t>n</w:t>
+      </w:r>
+      <w:r>
+        <w:rPr>
+          <w:strike w:val="false"/>
+          <w:dstrike w:val="false"/>
+          <w:position w:val="0"/>
+          <w:sz w:val="24"/>
+          <w:sz w:val="24"/>
+          <w:szCs w:val="24"/>
+          <w:u w:val="none"/>
+          <w:vertAlign w:val="baseline"/>
+        </w:rPr>
+        <w:t>) = nlog(b</w:t>
+      </w:r>
+      <w:r>
+        <w:rPr>
+          <w:strike w:val="false"/>
+          <w:dstrike w:val="false"/>
+          <w:sz w:val="24"/>
+          <w:szCs w:val="24"/>
+          <w:u w:val="none"/>
+          <w:vertAlign w:val="superscript"/>
+        </w:rPr>
+        <w:t>a</w:t>
+      </w:r>
+      <w:r>
+        <w:rPr>
+          <w:strike w:val="false"/>
+          <w:dstrike w:val="false"/>
+          <w:position w:val="0"/>
+          <w:sz w:val="24"/>
+          <w:sz w:val="24"/>
+          <w:szCs w:val="24"/>
+          <w:u w:val="none"/>
+          <w:vertAlign w:val="baseline"/>
+        </w:rPr>
+        <w:t>)</w:t>
+      </w:r>
+    </w:p>
+    <w:p>
+      <w:pPr>
+        <w:pStyle w:val="Normal"/>
+        <w:rPr>
+          <w:strike w:val="false"/>
+          <w:dstrike w:val="false"/>
+          <w:u w:val="none"/>
+        </w:rPr>
+      </w:pPr>
+      <w:r>
+        <w:rPr>
+          <w:strike w:val="false"/>
+          <w:dstrike w:val="false"/>
+          <w:position w:val="0"/>
+          <w:sz w:val="24"/>
+          <w:sz w:val="24"/>
+          <w:szCs w:val="24"/>
+          <w:u w:val="none"/>
+          <w:vertAlign w:val="baseline"/>
+        </w:rPr>
+        <w:t>3) Series</w:t>
+      </w:r>
+    </w:p>
+    <w:p>
+      <w:pPr>
+        <w:pStyle w:val="Normal"/>
+        <w:rPr>
+          <w:strike w:val="false"/>
+          <w:dstrike w:val="false"/>
+          <w:u w:val="none"/>
+        </w:rPr>
+      </w:pPr>
+      <w:r>
+        <w:rPr>
+          <w:strike w:val="false"/>
+          <w:dstrike w:val="false"/>
+          <w:position w:val="0"/>
+          <w:sz w:val="24"/>
+          <w:sz w:val="24"/>
+          <w:szCs w:val="24"/>
+          <w:u w:val="none"/>
+          <w:vertAlign w:val="baseline"/>
+        </w:rPr>
+        <w:tab/>
+        <w:t>summation i from i=0 to n = n(n+1)/2</w:t>
+      </w:r>
+    </w:p>
+    <w:p>
+      <w:pPr>
+        <w:pStyle w:val="Normal"/>
+        <w:rPr>
+          <w:strike w:val="false"/>
+          <w:dstrike w:val="false"/>
+          <w:u w:val="none"/>
+        </w:rPr>
+      </w:pPr>
+      <w:r>
+        <w:rPr>
+          <w:strike w:val="false"/>
+          <w:dstrike w:val="false"/>
+          <w:position w:val="0"/>
+          <w:sz w:val="24"/>
+          <w:sz w:val="24"/>
+          <w:szCs w:val="24"/>
+          <w:u w:val="none"/>
+          <w:vertAlign w:val="baseline"/>
+        </w:rPr>
+        <w:tab/>
+        <w:t>summation i</w:t>
+      </w:r>
+      <w:r>
+        <w:rPr>
+          <w:strike w:val="false"/>
+          <w:dstrike w:val="false"/>
+          <w:sz w:val="24"/>
+          <w:szCs w:val="24"/>
+          <w:u w:val="none"/>
+          <w:vertAlign w:val="superscript"/>
+        </w:rPr>
+        <w:t>2</w:t>
+      </w:r>
+      <w:r>
+        <w:rPr>
+          <w:strike w:val="false"/>
+          <w:dstrike w:val="false"/>
+          <w:position w:val="0"/>
+          <w:sz w:val="24"/>
+          <w:sz w:val="24"/>
+          <w:szCs w:val="24"/>
+          <w:u w:val="none"/>
+          <w:vertAlign w:val="baseline"/>
+        </w:rPr>
+        <w:t xml:space="preserve"> from i=1 to n = (n(n+1)(n+2))/6</w:t>
+      </w:r>
+    </w:p>
+    <w:p>
+      <w:pPr>
+        <w:pStyle w:val="Normal"/>
+        <w:rPr>
+          <w:strike w:val="false"/>
+          <w:dstrike w:val="false"/>
+          <w:u w:val="none"/>
+        </w:rPr>
+      </w:pPr>
+      <w:r>
+        <w:rPr>
+          <w:strike w:val="false"/>
+          <w:dstrike w:val="false"/>
+          <w:position w:val="0"/>
+          <w:sz w:val="24"/>
+          <w:sz w:val="24"/>
+          <w:szCs w:val="24"/>
+          <w:u w:val="none"/>
+          <w:vertAlign w:val="baseline"/>
+        </w:rPr>
+        <w:tab/>
+        <w:t>summation a</w:t>
+      </w:r>
+      <w:r>
+        <w:rPr>
+          <w:strike w:val="false"/>
+          <w:dstrike w:val="false"/>
+          <w:sz w:val="24"/>
+          <w:szCs w:val="24"/>
+          <w:u w:val="none"/>
+          <w:vertAlign w:val="superscript"/>
+        </w:rPr>
+        <w:t>i</w:t>
+      </w:r>
+      <w:r>
+        <w:rPr>
+          <w:strike w:val="false"/>
+          <w:dstrike w:val="false"/>
+          <w:position w:val="0"/>
+          <w:sz w:val="24"/>
+          <w:sz w:val="24"/>
+          <w:szCs w:val="24"/>
+          <w:u w:val="none"/>
+          <w:vertAlign w:val="baseline"/>
+        </w:rPr>
+        <w:t xml:space="preserve"> from i=0 to n = 1/(1-a);if 0 &lt; a &lt; 1</w:t>
+      </w:r>
+    </w:p>
+    <w:p>
+      <w:pPr>
+        <w:pStyle w:val="Normal"/>
+        <w:rPr>
+          <w:strike w:val="false"/>
+          <w:dstrike w:val="false"/>
+          <w:u w:val="none"/>
+        </w:rPr>
+      </w:pPr>
+      <w:r>
+        <w:rPr>
+          <w:strike w:val="false"/>
+          <w:dstrike w:val="false"/>
+          <w:position w:val="0"/>
+          <w:sz w:val="24"/>
+          <w:sz w:val="24"/>
+          <w:szCs w:val="24"/>
+          <w:u w:val="none"/>
+          <w:vertAlign w:val="baseline"/>
+        </w:rPr>
+        <w:tab/>
+        <w:t>summation 2</w:t>
+      </w:r>
+      <w:r>
+        <w:rPr>
+          <w:strike w:val="false"/>
+          <w:dstrike w:val="false"/>
+          <w:sz w:val="24"/>
+          <w:szCs w:val="24"/>
+          <w:u w:val="none"/>
+          <w:vertAlign w:val="superscript"/>
+        </w:rPr>
+        <w:t>i</w:t>
+      </w:r>
+      <w:r>
+        <w:rPr>
+          <w:strike w:val="false"/>
+          <w:dstrike w:val="false"/>
+          <w:position w:val="0"/>
+          <w:sz w:val="24"/>
+          <w:sz w:val="24"/>
+          <w:szCs w:val="24"/>
+          <w:u w:val="none"/>
+          <w:vertAlign w:val="baseline"/>
+        </w:rPr>
+        <w:t xml:space="preserve"> from i=0 to n = 2</w:t>
+      </w:r>
+      <w:r>
+        <w:rPr>
+          <w:strike w:val="false"/>
+          <w:dstrike w:val="false"/>
+          <w:sz w:val="24"/>
+          <w:szCs w:val="24"/>
+          <w:u w:val="none"/>
+          <w:vertAlign w:val="superscript"/>
+        </w:rPr>
+        <w:t>n+1</w:t>
+      </w:r>
+      <w:r>
+        <w:rPr>
+          <w:strike w:val="false"/>
+          <w:dstrike w:val="false"/>
+          <w:position w:val="0"/>
+          <w:sz w:val="24"/>
+          <w:sz w:val="24"/>
+          <w:szCs w:val="24"/>
+          <w:u w:val="none"/>
+          <w:vertAlign w:val="baseline"/>
+        </w:rPr>
+        <w:t>-1</w:t>
+      </w:r>
+    </w:p>
+    <w:p>
+      <w:pPr>
+        <w:pStyle w:val="Normal"/>
+        <w:rPr>
+          <w:position w:val="0"/>
+          <w:sz w:val="24"/>
+          <w:sz w:val="24"/>
+          <w:szCs w:val="24"/>
+          <w:vertAlign w:val="baseline"/>
+        </w:rPr>
+      </w:pPr>
+      <w:r>
+        <w:rPr>
+          <w:strike w:val="false"/>
+          <w:dstrike w:val="false"/>
+          <w:u w:val="none"/>
+        </w:rPr>
+      </w:r>
+    </w:p>
+    <w:p>
+      <w:pPr>
+        <w:pStyle w:val="Normal"/>
+        <w:rPr>
+          <w:strike w:val="false"/>
+          <w:dstrike w:val="false"/>
+          <w:u w:val="single"/>
+        </w:rPr>
+      </w:pPr>
+      <w:r>
+        <w:rPr>
+          <w:strike w:val="false"/>
+          <w:dstrike w:val="false"/>
+          <w:position w:val="0"/>
+          <w:sz w:val="24"/>
+          <w:sz w:val="24"/>
+          <w:szCs w:val="24"/>
+          <w:u w:val="single"/>
+          <w:vertAlign w:val="baseline"/>
+        </w:rPr>
+        <w:t>Asymptotic Notations:</w:t>
+      </w:r>
+    </w:p>
+    <w:p>
+      <w:pPr>
+        <w:pStyle w:val="Normal"/>
+        <w:rPr>
+          <w:strike w:val="false"/>
+          <w:dstrike w:val="false"/>
+          <w:u w:val="none"/>
+        </w:rPr>
+      </w:pPr>
+      <w:r>
+        <w:rPr>
+          <w:strike w:val="false"/>
+          <w:dstrike w:val="false"/>
+          <w:position w:val="0"/>
+          <w:sz w:val="24"/>
+          <w:sz w:val="24"/>
+          <w:szCs w:val="24"/>
+          <w:u w:val="none"/>
+          <w:vertAlign w:val="baseline"/>
+        </w:rPr>
+        <w:t>The complexity analysis of an algorithm is tee mathematical function of the size of the input(best,worst,average). Analyzing algorithms in terms of bound is easier, thus concept of asymptotic notation is required.</w:t>
+      </w:r>
+    </w:p>
+    <w:p>
+      <w:pPr>
+        <w:pStyle w:val="Normal"/>
+        <w:rPr>
+          <w:position w:val="0"/>
+          <w:sz w:val="24"/>
+          <w:sz w:val="24"/>
+          <w:szCs w:val="24"/>
+          <w:vertAlign w:val="baseline"/>
+        </w:rPr>
+      </w:pPr>
+      <w:r>
+        <w:rPr>
+          <w:strike w:val="false"/>
+          <w:dstrike w:val="false"/>
+          <w:u w:val="none"/>
+        </w:rPr>
+      </w:r>
+    </w:p>
+    <w:p>
+      <w:pPr>
+        <w:pStyle w:val="Normal"/>
+        <w:rPr>
+          <w:strike w:val="false"/>
+          <w:dstrike w:val="false"/>
+          <w:u w:val="none"/>
+        </w:rPr>
+      </w:pPr>
+      <w:r>
+        <w:rPr>
+          <w:strike w:val="false"/>
+          <w:dstrike w:val="false"/>
+          <w:position w:val="0"/>
+          <w:sz w:val="24"/>
+          <w:sz w:val="24"/>
+          <w:szCs w:val="24"/>
+          <w:u w:val="none"/>
+          <w:vertAlign w:val="baseline"/>
+        </w:rPr>
+        <w:t xml:space="preserve">1)Big oh </w:t>
+      </w:r>
+      <w:r>
+        <w:rPr>
+          <w:strike w:val="false"/>
+          <w:dstrike w:val="false"/>
+          <w:position w:val="0"/>
+          <w:sz w:val="24"/>
+          <w:sz w:val="24"/>
+          <w:szCs w:val="24"/>
+          <w:u w:val="none"/>
+          <w:vertAlign w:val="baseline"/>
+        </w:rPr>
+        <w:t>N</w:t>
+      </w:r>
+      <w:r>
+        <w:rPr>
+          <w:strike w:val="false"/>
+          <w:dstrike w:val="false"/>
+          <w:position w:val="0"/>
+          <w:sz w:val="24"/>
+          <w:sz w:val="24"/>
+          <w:szCs w:val="24"/>
+          <w:u w:val="none"/>
+          <w:vertAlign w:val="baseline"/>
+        </w:rPr>
+        <w:t>otation:</w:t>
+      </w:r>
+    </w:p>
+    <w:p>
+      <w:pPr>
+        <w:pStyle w:val="Normal"/>
+        <w:rPr>
+          <w:strike w:val="false"/>
+          <w:dstrike w:val="false"/>
+          <w:u w:val="none"/>
+        </w:rPr>
+      </w:pPr>
+      <w:r>
+        <w:rPr>
+          <w:strike w:val="false"/>
+          <w:dstrike w:val="false"/>
+          <w:position w:val="0"/>
+          <w:sz w:val="24"/>
+          <w:sz w:val="24"/>
+          <w:szCs w:val="24"/>
+          <w:u w:val="none"/>
+          <w:vertAlign w:val="baseline"/>
+        </w:rPr>
+        <w:tab/>
+      </w:r>
+      <w:r>
+        <w:rPr>
+          <w:strike w:val="false"/>
+          <w:dstrike w:val="false"/>
+          <w:position w:val="0"/>
+          <w:sz w:val="24"/>
+          <w:sz w:val="24"/>
+          <w:szCs w:val="24"/>
+          <w:u w:val="none"/>
+          <w:vertAlign w:val="baseline"/>
+        </w:rPr>
+        <w:t>W</w:t>
+      </w:r>
+      <w:r>
+        <w:rPr>
+          <w:strike w:val="false"/>
+          <w:dstrike w:val="false"/>
+          <w:position w:val="0"/>
+          <w:sz w:val="24"/>
+          <w:sz w:val="24"/>
+          <w:szCs w:val="24"/>
+          <w:u w:val="none"/>
+          <w:vertAlign w:val="baseline"/>
+        </w:rPr>
+        <w:t>hen we have only asymptotic upper bound then we use O notation. Mathematically, a function f(n) is said to be Big oh of another function g(n), if there exists two constraints x</w:t>
+      </w:r>
+      <w:r>
+        <w:rPr>
+          <w:strike w:val="false"/>
+          <w:dstrike w:val="false"/>
+          <w:sz w:val="24"/>
+          <w:szCs w:val="24"/>
+          <w:u w:val="none"/>
+          <w:vertAlign w:val="subscript"/>
+        </w:rPr>
+        <w:t>o</w:t>
+      </w:r>
+      <w:r>
+        <w:rPr>
+          <w:strike w:val="false"/>
+          <w:dstrike w:val="false"/>
+          <w:position w:val="0"/>
+          <w:sz w:val="24"/>
+          <w:sz w:val="24"/>
+          <w:szCs w:val="24"/>
+          <w:u w:val="none"/>
+          <w:vertAlign w:val="baseline"/>
+        </w:rPr>
+        <w:t xml:space="preserve"> and c</w:t>
+      </w:r>
+      <w:r>
+        <w:rPr>
+          <w:strike w:val="false"/>
+          <w:dstrike w:val="false"/>
+          <w:sz w:val="24"/>
+          <w:szCs w:val="24"/>
+          <w:u w:val="none"/>
+          <w:vertAlign w:val="superscript"/>
+        </w:rPr>
+        <w:t>*</w:t>
+      </w:r>
+      <w:r>
+        <w:rPr>
+          <w:strike w:val="false"/>
+          <w:dstrike w:val="false"/>
+          <w:position w:val="0"/>
+          <w:sz w:val="24"/>
+          <w:sz w:val="24"/>
+          <w:szCs w:val="24"/>
+          <w:u w:val="none"/>
+          <w:vertAlign w:val="baseline"/>
+        </w:rPr>
+        <w:t xml:space="preserve"> such that,</w:t>
+      </w:r>
+    </w:p>
+    <w:p>
+      <w:pPr>
+        <w:pStyle w:val="Normal"/>
+        <w:rPr>
+          <w:strike w:val="false"/>
+          <w:dstrike w:val="false"/>
+          <w:u w:val="none"/>
+        </w:rPr>
+      </w:pPr>
+      <w:r>
+        <w:rPr>
+          <w:strike w:val="false"/>
+          <w:dstrike w:val="false"/>
+          <w:position w:val="0"/>
+          <w:sz w:val="24"/>
+          <w:sz w:val="24"/>
+          <w:szCs w:val="24"/>
+          <w:u w:val="none"/>
+          <w:vertAlign w:val="baseline"/>
+        </w:rPr>
+        <w:tab/>
+        <w:t>f(n)&lt;=c</w:t>
+      </w:r>
+      <w:r>
+        <w:rPr>
+          <w:strike w:val="false"/>
+          <w:dstrike w:val="false"/>
+          <w:sz w:val="24"/>
+          <w:szCs w:val="24"/>
+          <w:u w:val="none"/>
+          <w:vertAlign w:val="superscript"/>
+        </w:rPr>
+        <w:t>*</w:t>
+      </w:r>
+      <w:r>
+        <w:rPr>
+          <w:strike w:val="false"/>
+          <w:dstrike w:val="false"/>
+          <w:position w:val="0"/>
+          <w:sz w:val="24"/>
+          <w:sz w:val="24"/>
+          <w:szCs w:val="24"/>
+          <w:u w:val="none"/>
+          <w:vertAlign w:val="baseline"/>
+        </w:rPr>
+        <w:t xml:space="preserve">g(n) </w:t>
+      </w:r>
+      <w:r>
+        <w:rPr>
+          <w:rFonts w:eastAsia="JetBrainsMono NF" w:cs="JetBrainsMono NF" w:ascii="JetBrainsMono NF" w:hAnsi="JetBrainsMono NF"/>
+          <w:strike w:val="false"/>
+          <w:dstrike w:val="false"/>
+          <w:position w:val="0"/>
+          <w:sz w:val="24"/>
+          <w:sz w:val="24"/>
+          <w:szCs w:val="24"/>
+          <w:u w:val="none"/>
+          <w:vertAlign w:val="baseline"/>
+        </w:rPr>
+        <w:t>∀</w:t>
+      </w:r>
+      <w:r>
+        <w:rPr>
+          <w:rFonts w:eastAsia="Tahoma" w:cs="Lohit Marathi"/>
+          <w:strike w:val="false"/>
+          <w:dstrike w:val="false"/>
+          <w:position w:val="0"/>
+          <w:sz w:val="24"/>
+          <w:sz w:val="24"/>
+          <w:szCs w:val="24"/>
+          <w:u w:val="none"/>
+          <w:vertAlign w:val="baseline"/>
+        </w:rPr>
+        <w:t xml:space="preserve"> x&gt;x</w:t>
+      </w:r>
+      <w:r>
+        <w:rPr>
+          <w:rFonts w:eastAsia="Tahoma" w:cs="Lohit Marathi"/>
+          <w:strike w:val="false"/>
+          <w:dstrike w:val="false"/>
+          <w:sz w:val="24"/>
+          <w:szCs w:val="24"/>
+          <w:u w:val="none"/>
+          <w:vertAlign w:val="subscript"/>
+        </w:rPr>
+        <w:t>o</w:t>
+      </w:r>
+    </w:p>
+    <w:p>
+      <w:pPr>
+        <w:pStyle w:val="Normal"/>
+        <w:bidi w:val="0"/>
+        <w:jc w:val="start"/>
+        <w:rPr>
+          <w:sz w:val="24"/>
+          <w:szCs w:val="24"/>
+          <w:u w:val="none"/>
+        </w:rPr>
+      </w:pPr>
+      <w:r>
+        <w:rPr>
+          <w:sz w:val="24"/>
+          <w:szCs w:val="24"/>
+          <w:u w:val="none"/>
+        </w:rPr>
+        <w:t>Here, f(n)=O(g(n)) and g(n) is the upper bound of f(n)</w:t>
+      </w:r>
+      <w:r>
+        <w:rPr>
+          <w:sz w:val="24"/>
+          <w:szCs w:val="24"/>
+          <w:u w:val="none"/>
+        </w:rPr>
+        <w:tab/>
+      </w:r>
+    </w:p>
+    <w:p>
+      <w:pPr>
+        <w:pStyle w:val="Normal"/>
+        <w:bidi w:val="0"/>
+        <w:jc w:val="start"/>
+        <w:rPr>
+          <w:sz w:val="24"/>
+          <w:szCs w:val="24"/>
+          <w:u w:val="none"/>
+        </w:rPr>
+      </w:pPr>
+      <w:r>
+        <w:rPr>
+          <w:sz w:val="24"/>
+          <w:szCs w:val="24"/>
+          <w:u w:val="none"/>
+        </w:rPr>
+        <w:tab/>
+      </w:r>
+    </w:p>
+    <w:p>
+      <w:pPr>
+        <w:pStyle w:val="Normal"/>
+        <w:bidi w:val="0"/>
+        <w:jc w:val="start"/>
+        <w:rPr>
+          <w:sz w:val="24"/>
+          <w:szCs w:val="24"/>
+          <w:u w:val="none"/>
+        </w:rPr>
+      </w:pPr>
+      <w:r>
+        <w:rPr>
+          <w:sz w:val="24"/>
+          <w:szCs w:val="24"/>
+          <w:u w:val="none"/>
+        </w:rPr>
+        <w:t>Some properties of Big oh notation are:</w:t>
+      </w:r>
+    </w:p>
+    <w:p>
+      <w:pPr>
+        <w:pStyle w:val="Normal"/>
+        <w:bidi w:val="0"/>
+        <w:jc w:val="start"/>
+        <w:rPr>
+          <w:sz w:val="24"/>
+          <w:szCs w:val="24"/>
+          <w:u w:val="none"/>
+        </w:rPr>
+      </w:pPr>
+      <w:r>
+        <w:rPr>
+          <w:sz w:val="24"/>
+          <w:szCs w:val="24"/>
+          <w:u w:val="none"/>
+        </w:rPr>
+        <w:tab/>
+        <w:t>a)Transitivity: f(n)=O(g(n)) &amp; g(n)=O(h(n)) then f(n)=O(h(n))</w:t>
+      </w:r>
+    </w:p>
+    <w:p>
+      <w:pPr>
+        <w:pStyle w:val="Normal"/>
+        <w:bidi w:val="0"/>
+        <w:jc w:val="start"/>
+        <w:rPr>
+          <w:sz w:val="24"/>
+          <w:szCs w:val="24"/>
+          <w:u w:val="none"/>
+        </w:rPr>
+      </w:pPr>
+      <w:r>
+        <w:rPr>
+          <w:sz w:val="24"/>
+          <w:szCs w:val="24"/>
+          <w:u w:val="none"/>
+        </w:rPr>
+        <w:tab/>
+        <w:t>b)Reflexivity: f(n)=O(f(n))</w:t>
+      </w:r>
+    </w:p>
+    <w:p>
+      <w:pPr>
+        <w:pStyle w:val="Normal"/>
+        <w:bidi w:val="0"/>
+        <w:jc w:val="start"/>
+        <w:rPr>
+          <w:sz w:val="24"/>
+          <w:szCs w:val="24"/>
+          <w:u w:val="none"/>
+        </w:rPr>
+      </w:pPr>
+      <w:r>
+        <w:rPr>
+          <w:sz w:val="24"/>
+          <w:szCs w:val="24"/>
+          <w:u w:val="none"/>
+        </w:rPr>
+      </w:r>
+    </w:p>
+    <w:p>
+      <w:pPr>
+        <w:pStyle w:val="Normal"/>
+        <w:bidi w:val="0"/>
+        <w:jc w:val="start"/>
+        <w:rPr>
+          <w:sz w:val="24"/>
+          <w:szCs w:val="24"/>
+          <w:u w:val="none"/>
+        </w:rPr>
+      </w:pPr>
+      <w:r>
+        <w:rPr>
+          <w:sz w:val="24"/>
+          <w:szCs w:val="24"/>
+          <w:u w:val="none"/>
+        </w:rPr>
+        <w:t xml:space="preserve">Q1. </w:t>
+      </w:r>
+      <w:r>
+        <w:rPr>
+          <w:sz w:val="24"/>
+          <w:szCs w:val="24"/>
+          <w:u w:val="none"/>
+        </w:rPr>
+        <w:t>P</w:t>
+      </w:r>
+      <w:r>
+        <w:rPr>
+          <w:sz w:val="24"/>
+          <w:szCs w:val="24"/>
+          <w:u w:val="none"/>
+        </w:rPr>
+        <w:t>rove that f(n)=O(g(n)) if f(n)=3n</w:t>
+      </w:r>
+      <w:r>
+        <w:rPr>
+          <w:sz w:val="24"/>
+          <w:szCs w:val="24"/>
+          <w:u w:val="none"/>
+          <w:vertAlign w:val="superscript"/>
+        </w:rPr>
+        <w:t>2</w:t>
+      </w:r>
+      <w:r>
+        <w:rPr>
+          <w:position w:val="0"/>
+          <w:sz w:val="24"/>
+          <w:sz w:val="24"/>
+          <w:szCs w:val="24"/>
+          <w:u w:val="none"/>
+          <w:vertAlign w:val="baseline"/>
+        </w:rPr>
+        <w:t>+4n+7 and g(n)=n</w:t>
+      </w:r>
+      <w:r>
+        <w:rPr>
+          <w:sz w:val="24"/>
+          <w:szCs w:val="24"/>
+          <w:u w:val="none"/>
+          <w:vertAlign w:val="superscript"/>
+        </w:rPr>
+        <w:t>2</w:t>
+      </w:r>
+    </w:p>
+    <w:p>
+      <w:pPr>
+        <w:pStyle w:val="Normal"/>
+        <w:bidi w:val="0"/>
+        <w:jc w:val="start"/>
+        <w:rPr>
+          <w:sz w:val="24"/>
+          <w:szCs w:val="24"/>
+          <w:u w:val="none"/>
+        </w:rPr>
+      </w:pPr>
+      <w:r>
+        <w:rPr>
+          <w:position w:val="0"/>
+          <w:sz w:val="24"/>
+          <w:sz w:val="24"/>
+          <w:szCs w:val="24"/>
+          <w:u w:val="none"/>
+          <w:vertAlign w:val="baseline"/>
+        </w:rPr>
+        <w:t>=&gt; let us suppose n</w:t>
+      </w:r>
+      <w:r>
+        <w:rPr>
+          <w:sz w:val="24"/>
+          <w:szCs w:val="24"/>
+          <w:u w:val="none"/>
+          <w:vertAlign w:val="subscript"/>
+        </w:rPr>
+        <w:t>o</w:t>
+      </w:r>
+      <w:r>
+        <w:rPr>
+          <w:position w:val="0"/>
+          <w:sz w:val="24"/>
+          <w:sz w:val="24"/>
+          <w:szCs w:val="24"/>
+          <w:u w:val="none"/>
+          <w:vertAlign w:val="baseline"/>
+        </w:rPr>
+        <w:t xml:space="preserve"> as 1, then the value of c can be assumed as 14</w:t>
+      </w:r>
+    </w:p>
+    <w:p>
+      <w:pPr>
+        <w:pStyle w:val="Normal"/>
+        <w:bidi w:val="0"/>
+        <w:jc w:val="start"/>
+        <w:rPr>
+          <w:sz w:val="24"/>
+          <w:szCs w:val="24"/>
+          <w:u w:val="none"/>
+        </w:rPr>
+      </w:pPr>
+      <w:r>
+        <w:rPr>
+          <w:sz w:val="24"/>
+          <w:szCs w:val="24"/>
+          <w:u w:val="none"/>
+        </w:rPr>
+        <w:tab/>
+        <w:t>f(n) =3n</w:t>
+      </w:r>
+      <w:r>
+        <w:rPr>
+          <w:sz w:val="24"/>
+          <w:szCs w:val="24"/>
+          <w:u w:val="none"/>
+          <w:vertAlign w:val="superscript"/>
+        </w:rPr>
+        <w:t>2</w:t>
+      </w:r>
+      <w:r>
+        <w:rPr>
+          <w:position w:val="0"/>
+          <w:sz w:val="24"/>
+          <w:sz w:val="24"/>
+          <w:szCs w:val="24"/>
+          <w:u w:val="none"/>
+          <w:vertAlign w:val="baseline"/>
+        </w:rPr>
+        <w:t xml:space="preserve">+4n+7 </w:t>
+      </w:r>
+    </w:p>
+    <w:p>
+      <w:pPr>
+        <w:pStyle w:val="Normal"/>
+        <w:bidi w:val="0"/>
+        <w:jc w:val="start"/>
+        <w:rPr>
+          <w:sz w:val="24"/>
+          <w:szCs w:val="24"/>
+          <w:u w:val="none"/>
+        </w:rPr>
+      </w:pPr>
+      <w:r>
+        <w:rPr>
+          <w:sz w:val="24"/>
+          <w:szCs w:val="24"/>
+          <w:u w:val="none"/>
+        </w:rPr>
+        <w:tab/>
+        <w:t>cg(n)=14n</w:t>
+      </w:r>
+      <w:r>
+        <w:rPr>
+          <w:sz w:val="24"/>
+          <w:szCs w:val="24"/>
+          <w:u w:val="none"/>
+          <w:vertAlign w:val="superscript"/>
+        </w:rPr>
+        <w:t>2</w:t>
+      </w:r>
+    </w:p>
+    <w:p>
+      <w:pPr>
+        <w:pStyle w:val="Normal"/>
+        <w:bidi w:val="0"/>
+        <w:jc w:val="start"/>
+        <w:rPr>
+          <w:sz w:val="24"/>
+          <w:szCs w:val="24"/>
+          <w:u w:val="none"/>
+        </w:rPr>
+      </w:pPr>
+      <w:r>
+        <w:rPr>
+          <w:sz w:val="24"/>
+          <w:szCs w:val="24"/>
+          <w:u w:val="none"/>
+        </w:rPr>
+        <w:tab/>
+      </w:r>
+      <w:r>
+        <w:rPr>
+          <w:rFonts w:eastAsia="JetBrainsMono NF" w:cs="JetBrainsMono NF" w:ascii="JetBrainsMono NF" w:hAnsi="JetBrainsMono NF"/>
+          <w:sz w:val="24"/>
+          <w:szCs w:val="24"/>
+          <w:u w:val="none"/>
+        </w:rPr>
+        <w:t>∴</w:t>
+      </w:r>
+      <w:r>
+        <w:rPr>
+          <w:rFonts w:eastAsia="Tahoma" w:cs="Lohit Marathi"/>
+          <w:sz w:val="24"/>
+          <w:szCs w:val="24"/>
+          <w:u w:val="none"/>
+        </w:rPr>
+        <w:t xml:space="preserve"> f(n)&lt;14n</w:t>
+      </w:r>
+      <w:r>
+        <w:rPr>
+          <w:rFonts w:eastAsia="Tahoma" w:cs="Lohit Marathi"/>
+          <w:sz w:val="24"/>
+          <w:szCs w:val="24"/>
+          <w:u w:val="none"/>
+          <w:vertAlign w:val="superscript"/>
+        </w:rPr>
+        <w:t>2</w:t>
+      </w:r>
+    </w:p>
+    <w:p>
+      <w:pPr>
+        <w:pStyle w:val="Normal"/>
+        <w:bidi w:val="0"/>
+        <w:jc w:val="start"/>
+        <w:rPr>
+          <w:sz w:val="24"/>
+          <w:szCs w:val="24"/>
+          <w:u w:val="none"/>
+        </w:rPr>
+      </w:pPr>
+      <w:r>
+        <w:rPr>
+          <w:rFonts w:eastAsia="Tahoma" w:cs="Lohit Marathi"/>
+          <w:position w:val="0"/>
+          <w:sz w:val="24"/>
+          <w:sz w:val="24"/>
+          <w:szCs w:val="24"/>
+          <w:u w:val="none"/>
+          <w:vertAlign w:val="baseline"/>
+        </w:rPr>
+        <w:tab/>
+        <w:t>thus,</w:t>
+      </w:r>
+    </w:p>
+    <w:p>
+      <w:pPr>
+        <w:pStyle w:val="Normal"/>
+        <w:bidi w:val="0"/>
+        <w:jc w:val="start"/>
+        <w:rPr>
+          <w:sz w:val="24"/>
+          <w:szCs w:val="24"/>
+          <w:u w:val="none"/>
+        </w:rPr>
+      </w:pPr>
+      <w:r>
+        <w:rPr>
+          <w:rFonts w:eastAsia="Tahoma" w:cs="Lohit Marathi"/>
+          <w:position w:val="0"/>
+          <w:sz w:val="24"/>
+          <w:sz w:val="24"/>
+          <w:szCs w:val="24"/>
+          <w:u w:val="none"/>
+          <w:vertAlign w:val="baseline"/>
+        </w:rPr>
+        <w:tab/>
+        <w:tab/>
+        <w:t>f(n)=O(g(n))</w:t>
+      </w:r>
+    </w:p>
+    <w:p>
+      <w:pPr>
+        <w:pStyle w:val="Normal"/>
+        <w:bidi w:val="0"/>
+        <w:jc w:val="start"/>
+        <w:rPr>
+          <w:sz w:val="24"/>
+          <w:szCs w:val="24"/>
+          <w:u w:val="none"/>
+        </w:rPr>
+      </w:pPr>
+      <w:r>
+        <w:rPr>
+          <w:rFonts w:eastAsia="Tahoma" w:cs="Lohit Marathi"/>
+          <w:position w:val="0"/>
+          <w:sz w:val="24"/>
+          <w:sz w:val="24"/>
+          <w:szCs w:val="24"/>
+          <w:u w:val="none"/>
+          <w:vertAlign w:val="baseline"/>
+        </w:rPr>
+        <w:tab/>
+        <w:tab/>
+        <w:t xml:space="preserve">    </w:t>
+      </w:r>
+      <w:r>
+        <w:rPr>
+          <w:rFonts w:eastAsia="JetBrainsMono NF" w:cs="JetBrainsMono NF" w:ascii="JetBrainsMono NF" w:hAnsi="JetBrainsMono NF"/>
+          <w:position w:val="0"/>
+          <w:sz w:val="24"/>
+          <w:sz w:val="24"/>
+          <w:szCs w:val="24"/>
+          <w:u w:val="none"/>
+          <w:vertAlign w:val="baseline"/>
+        </w:rPr>
+        <w:t>≃</w:t>
+      </w:r>
+      <w:r>
+        <w:rPr>
+          <w:rFonts w:eastAsia="Tahoma" w:cs="Lohit Marathi"/>
+          <w:position w:val="0"/>
+          <w:sz w:val="24"/>
+          <w:sz w:val="24"/>
+          <w:szCs w:val="24"/>
+          <w:u w:val="none"/>
+          <w:vertAlign w:val="baseline"/>
+        </w:rPr>
+        <w:t>O(n</w:t>
+      </w:r>
+      <w:r>
+        <w:rPr>
+          <w:rFonts w:eastAsia="Tahoma" w:cs="Lohit Marathi"/>
+          <w:sz w:val="24"/>
+          <w:szCs w:val="24"/>
+          <w:u w:val="none"/>
+          <w:vertAlign w:val="superscript"/>
+        </w:rPr>
+        <w:t>2</w:t>
+      </w:r>
+      <w:r>
+        <w:rPr>
+          <w:rFonts w:eastAsia="Tahoma" w:cs="Lohit Marathi"/>
+          <w:position w:val="0"/>
+          <w:sz w:val="24"/>
+          <w:sz w:val="24"/>
+          <w:szCs w:val="24"/>
+          <w:u w:val="none"/>
+          <w:vertAlign w:val="baseline"/>
+        </w:rPr>
+        <w:t>)</w:t>
+      </w:r>
+    </w:p>
+    <w:p>
+      <w:pPr>
+        <w:pStyle w:val="Normal"/>
+        <w:bidi w:val="0"/>
+        <w:jc w:val="start"/>
+        <w:rPr>
+          <w:sz w:val="24"/>
+          <w:szCs w:val="24"/>
+          <w:u w:val="none"/>
+        </w:rPr>
+      </w:pPr>
+      <w:r>
+        <w:rPr>
+          <w:rFonts w:eastAsia="Tahoma" w:cs="Lohit Marathi"/>
+          <w:position w:val="0"/>
+          <w:sz w:val="24"/>
+          <w:sz w:val="24"/>
+          <w:szCs w:val="24"/>
+          <w:u w:val="none"/>
+          <w:vertAlign w:val="baseline"/>
+        </w:rPr>
         <w:t>Q</w:t>
       </w:r>
       <w:r>
         <w:rPr>
-          <w:sz w:val="24"/>
-          <w:szCs w:val="24"/>
-          <w:u w:val="none"/>
-        </w:rPr>
-        <w:t>1</w:t>
-      </w:r>
-      <w:r>
-        <w:rPr>
-          <w:sz w:val="24"/>
-          <w:szCs w:val="24"/>
-          <w:u w:val="none"/>
-        </w:rPr>
-        <w:t>. Find the detailed analysis of the following factorial algorithm.</w:t>
-      </w:r>
-    </w:p>
-    <w:p>
-      <w:pPr>
-        <w:pStyle w:val="Normal"/>
-        <w:bidi w:val="0"/>
-        <w:jc w:val="start"/>
-        <w:rPr>
-          <w:sz w:val="24"/>
-          <w:szCs w:val="24"/>
-          <w:u w:val="none"/>
-        </w:rPr>
-      </w:pPr>
-      <w:r>
-        <w:rPr>
-          <w:sz w:val="24"/>
-          <w:szCs w:val="24"/>
-          <w:u w:val="none"/>
-        </w:rPr>
-        <w:t>#include &lt;stdio.h&gt;</w:t>
-      </w:r>
-    </w:p>
-    <w:p>
-      <w:pPr>
-        <w:pStyle w:val="Normal"/>
-        <w:bidi w:val="0"/>
-        <w:jc w:val="start"/>
-        <w:rPr>
-          <w:sz w:val="24"/>
-          <w:szCs w:val="24"/>
-          <w:u w:val="none"/>
-        </w:rPr>
-      </w:pPr>
-      <w:r>
-        <w:rPr>
-          <w:sz w:val="24"/>
-          <w:szCs w:val="24"/>
-          <w:u w:val="none"/>
-        </w:rPr>
-        <w:t>int main(){</w:t>
-      </w:r>
-    </w:p>
-    <w:p>
-      <w:pPr>
-        <w:pStyle w:val="Normal"/>
-        <w:bidi w:val="0"/>
-        <w:jc w:val="start"/>
-        <w:rPr>
-          <w:sz w:val="24"/>
-          <w:szCs w:val="24"/>
-          <w:u w:val="none"/>
-        </w:rPr>
-      </w:pPr>
-      <w:r>
-        <w:rPr>
-          <w:sz w:val="24"/>
-          <w:szCs w:val="24"/>
-          <w:u w:val="none"/>
-        </w:rPr>
-        <w:tab/>
-        <w:t>int i,n,fact=1;</w:t>
-      </w:r>
-    </w:p>
-    <w:p>
-      <w:pPr>
-        <w:pStyle w:val="Normal"/>
-        <w:bidi w:val="0"/>
-        <w:jc w:val="start"/>
-        <w:rPr>
-          <w:sz w:val="24"/>
-          <w:szCs w:val="24"/>
-          <w:u w:val="none"/>
-        </w:rPr>
-      </w:pPr>
-      <w:r>
-        <w:rPr>
-          <w:sz w:val="24"/>
-          <w:szCs w:val="24"/>
-          <w:u w:val="none"/>
-        </w:rPr>
-        <w:tab/>
-        <w:t>printf(“enter no. to calculate factorial\n”);</w:t>
-      </w:r>
-    </w:p>
-    <w:p>
-      <w:pPr>
-        <w:pStyle w:val="Normal"/>
-        <w:bidi w:val="0"/>
-        <w:jc w:val="start"/>
-        <w:rPr>
-          <w:sz w:val="24"/>
-          <w:szCs w:val="24"/>
-          <w:u w:val="none"/>
-        </w:rPr>
-      </w:pPr>
-      <w:r>
-        <w:rPr>
-          <w:sz w:val="24"/>
-          <w:szCs w:val="24"/>
-          <w:u w:val="none"/>
-        </w:rPr>
-        <w:tab/>
-        <w:t>scanf(“%d”,&amp;n);</w:t>
-      </w:r>
-    </w:p>
-    <w:p>
-      <w:pPr>
-        <w:pStyle w:val="Normal"/>
-        <w:bidi w:val="0"/>
-        <w:jc w:val="start"/>
-        <w:rPr>
-          <w:sz w:val="24"/>
-          <w:szCs w:val="24"/>
-          <w:u w:val="none"/>
-        </w:rPr>
-      </w:pPr>
-      <w:r>
-        <w:rPr>
-          <w:sz w:val="24"/>
-          <w:szCs w:val="24"/>
-          <w:u w:val="none"/>
-        </w:rPr>
-        <w:tab/>
-        <w:t>for(i=1;i&lt;=n;i++){</w:t>
-      </w:r>
-    </w:p>
-    <w:p>
-      <w:pPr>
-        <w:pStyle w:val="Normal"/>
-        <w:bidi w:val="0"/>
-        <w:jc w:val="start"/>
-        <w:rPr>
-          <w:sz w:val="24"/>
-          <w:szCs w:val="24"/>
-          <w:u w:val="none"/>
-        </w:rPr>
-      </w:pPr>
-      <w:r>
-        <w:rPr>
-          <w:sz w:val="24"/>
-          <w:szCs w:val="24"/>
-          <w:u w:val="none"/>
-        </w:rPr>
-        <w:tab/>
-        <w:tab/>
-        <w:t>fact=fact*i;</w:t>
-      </w:r>
-    </w:p>
-    <w:p>
-      <w:pPr>
-        <w:pStyle w:val="Normal"/>
-        <w:bidi w:val="0"/>
-        <w:jc w:val="start"/>
-        <w:rPr>
-          <w:sz w:val="24"/>
-          <w:szCs w:val="24"/>
-          <w:u w:val="none"/>
-        </w:rPr>
-      </w:pPr>
-      <w:r>
-        <w:rPr>
-          <w:sz w:val="24"/>
-          <w:szCs w:val="24"/>
-          <w:u w:val="none"/>
-        </w:rPr>
-        <w:tab/>
-        <w:t>}</w:t>
-      </w:r>
-    </w:p>
-    <w:p>
-      <w:pPr>
-        <w:pStyle w:val="Normal"/>
-        <w:bidi w:val="0"/>
-        <w:jc w:val="start"/>
-        <w:rPr>
-          <w:sz w:val="24"/>
-          <w:szCs w:val="24"/>
-          <w:u w:val="none"/>
-        </w:rPr>
-      </w:pPr>
-      <w:r>
-        <w:rPr>
-          <w:sz w:val="24"/>
-          <w:szCs w:val="24"/>
-          <w:u w:val="none"/>
-        </w:rPr>
-        <w:tab/>
-        <w:t>printf(“factorial of %d is %d”,n,fact);</w:t>
-      </w:r>
-    </w:p>
-    <w:p>
-      <w:pPr>
-        <w:pStyle w:val="Normal"/>
-        <w:bidi w:val="0"/>
-        <w:jc w:val="start"/>
-        <w:rPr>
-          <w:sz w:val="24"/>
-          <w:szCs w:val="24"/>
-          <w:u w:val="none"/>
-        </w:rPr>
-      </w:pPr>
-      <w:r>
-        <w:rPr>
-          <w:sz w:val="24"/>
-          <w:szCs w:val="24"/>
-          <w:u w:val="none"/>
-        </w:rPr>
-        <w:tab/>
-        <w:t>return 0;</w:t>
-      </w:r>
-    </w:p>
-    <w:p>
-      <w:pPr>
-        <w:pStyle w:val="Normal"/>
-        <w:bidi w:val="0"/>
-        <w:jc w:val="start"/>
-        <w:rPr>
-          <w:sz w:val="24"/>
-          <w:szCs w:val="24"/>
-          <w:u w:val="none"/>
-        </w:rPr>
-      </w:pPr>
-      <w:r>
-        <w:rPr>
-          <w:sz w:val="24"/>
-          <w:szCs w:val="24"/>
-          <w:u w:val="none"/>
-        </w:rPr>
-        <w:t>}</w:t>
-      </w:r>
-    </w:p>
-    <w:p>
-      <w:pPr>
-        <w:pStyle w:val="Normal"/>
-        <w:bidi w:val="0"/>
-        <w:jc w:val="start"/>
-        <w:rPr>
-          <w:sz w:val="24"/>
-          <w:szCs w:val="24"/>
-          <w:u w:val="none"/>
-        </w:rPr>
-      </w:pPr>
-      <w:r>
-        <w:rPr>
-          <w:sz w:val="24"/>
-          <w:szCs w:val="24"/>
-          <w:u w:val="none"/>
-        </w:rPr>
-      </w:r>
-    </w:p>
-    <w:p>
-      <w:pPr>
-        <w:pStyle w:val="Normal"/>
-        <w:bidi w:val="0"/>
-        <w:jc w:val="start"/>
-        <w:rPr>
-          <w:sz w:val="24"/>
-          <w:szCs w:val="24"/>
-          <w:u w:val="none"/>
-        </w:rPr>
-      </w:pPr>
-      <w:r>
-        <w:rPr>
-          <w:sz w:val="24"/>
-          <w:szCs w:val="24"/>
-          <w:u w:val="none"/>
-        </w:rPr>
-        <w:t>for time complexity,</w:t>
-      </w:r>
-    </w:p>
-    <w:p>
-      <w:pPr>
-        <w:pStyle w:val="Normal"/>
-        <w:bidi w:val="0"/>
-        <w:jc w:val="start"/>
-        <w:rPr>
-          <w:sz w:val="24"/>
-          <w:szCs w:val="24"/>
-          <w:u w:val="none"/>
-        </w:rPr>
-      </w:pPr>
-      <w:r>
-        <w:rPr>
-          <w:sz w:val="24"/>
-          <w:szCs w:val="24"/>
-          <w:u w:val="none"/>
-        </w:rPr>
-        <w:tab/>
-        <w:t>variable assignment cost = 1</w:t>
-      </w:r>
-    </w:p>
-    <w:p>
-      <w:pPr>
-        <w:pStyle w:val="Normal"/>
-        <w:bidi w:val="0"/>
-        <w:jc w:val="start"/>
-        <w:rPr>
-          <w:sz w:val="24"/>
-          <w:szCs w:val="24"/>
-          <w:u w:val="none"/>
-        </w:rPr>
-      </w:pPr>
-      <w:r>
-        <w:rPr>
-          <w:sz w:val="24"/>
-          <w:szCs w:val="24"/>
-          <w:u w:val="none"/>
-        </w:rPr>
-        <w:tab/>
-        <w:t xml:space="preserve">loop cost = (1+(n+1)+1)+n(1+1) </w:t>
-      </w:r>
-    </w:p>
-    <w:p>
-      <w:pPr>
-        <w:pStyle w:val="Normal"/>
-        <w:bidi w:val="0"/>
-        <w:jc w:val="start"/>
-        <w:rPr>
-          <w:sz w:val="24"/>
-          <w:szCs w:val="24"/>
-          <w:u w:val="none"/>
-        </w:rPr>
-      </w:pPr>
-      <w:r>
-        <w:rPr>
-          <w:sz w:val="24"/>
-          <w:szCs w:val="24"/>
-          <w:u w:val="none"/>
-        </w:rPr>
-        <w:tab/>
-        <w:t>simple operation cost = 1</w:t>
-      </w:r>
-    </w:p>
-    <w:p>
-      <w:pPr>
-        <w:pStyle w:val="Normal"/>
-        <w:bidi w:val="0"/>
-        <w:jc w:val="start"/>
-        <w:rPr>
-          <w:sz w:val="24"/>
-          <w:szCs w:val="24"/>
-          <w:u w:val="none"/>
-        </w:rPr>
-      </w:pPr>
-      <w:r>
-        <w:rPr>
-          <w:sz w:val="24"/>
-          <w:szCs w:val="24"/>
-          <w:u w:val="none"/>
-        </w:rPr>
-        <w:tab/>
-      </w:r>
-    </w:p>
-    <w:p>
-      <w:pPr>
-        <w:pStyle w:val="Normal"/>
-        <w:bidi w:val="0"/>
-        <w:jc w:val="start"/>
-        <w:rPr>
-          <w:sz w:val="24"/>
-          <w:szCs w:val="24"/>
-          <w:u w:val="none"/>
-        </w:rPr>
-      </w:pPr>
-      <w:r>
-        <w:rPr>
-          <w:sz w:val="24"/>
-          <w:szCs w:val="24"/>
-          <w:u w:val="none"/>
-        </w:rPr>
-        <w:tab/>
-        <w:t>total time complexity = 1+3+n+2n</w:t>
-      </w:r>
-    </w:p>
-    <w:p>
-      <w:pPr>
-        <w:pStyle w:val="Normal"/>
-        <w:bidi w:val="0"/>
-        <w:jc w:val="start"/>
-        <w:rPr>
-          <w:sz w:val="24"/>
-          <w:szCs w:val="24"/>
-          <w:u w:val="none"/>
-        </w:rPr>
-      </w:pPr>
-      <w:r>
-        <w:rPr>
-          <w:sz w:val="24"/>
-          <w:szCs w:val="24"/>
-          <w:u w:val="none"/>
-        </w:rPr>
-        <w:tab/>
-        <w:t xml:space="preserve">                      = 4+3n</w:t>
-      </w:r>
-    </w:p>
-    <w:p>
-      <w:pPr>
-        <w:pStyle w:val="Normal"/>
-        <w:bidi w:val="0"/>
-        <w:jc w:val="start"/>
-        <w:rPr>
-          <w:sz w:val="24"/>
-          <w:szCs w:val="24"/>
-          <w:u w:val="none"/>
-        </w:rPr>
-      </w:pPr>
-      <w:r>
-        <w:rPr>
-          <w:sz w:val="24"/>
-          <w:szCs w:val="24"/>
-          <w:u w:val="none"/>
-        </w:rPr>
-        <w:tab/>
-        <w:t xml:space="preserve">                      = </w:t>
-      </w:r>
-      <w:r>
-        <w:rPr>
-          <w:strike/>
-          <w:sz w:val="24"/>
-          <w:szCs w:val="24"/>
-          <w:u w:val="none"/>
-        </w:rPr>
-        <w:t>O(4)</w:t>
-      </w:r>
-      <w:r>
-        <w:rPr>
-          <w:sz w:val="24"/>
-          <w:szCs w:val="24"/>
-          <w:u w:val="none"/>
-        </w:rPr>
-        <w:t>+O(3n)</w:t>
-      </w:r>
-    </w:p>
-    <w:p>
-      <w:pPr>
-        <w:pStyle w:val="Normal"/>
-        <w:bidi w:val="0"/>
-        <w:jc w:val="start"/>
-        <w:rPr>
-          <w:sz w:val="24"/>
-          <w:szCs w:val="24"/>
-          <w:u w:val="none"/>
-        </w:rPr>
-      </w:pPr>
-      <w:r>
-        <w:rPr>
-          <w:sz w:val="24"/>
-          <w:szCs w:val="24"/>
-          <w:u w:val="none"/>
-        </w:rPr>
-        <w:t xml:space="preserve">                           </w:t>
-      </w:r>
-      <w:r>
-        <w:rPr>
-          <w:sz w:val="24"/>
-          <w:szCs w:val="24"/>
-          <w:u w:val="none"/>
-        </w:rPr>
-        <w:t>= O(n) (3 is not necessary)</w:t>
-      </w:r>
-    </w:p>
-    <w:p>
-      <w:pPr>
-        <w:pStyle w:val="Normal"/>
-        <w:bidi w:val="0"/>
-        <w:jc w:val="start"/>
-        <w:rPr>
-          <w:sz w:val="24"/>
-          <w:szCs w:val="24"/>
-          <w:u w:val="none"/>
-        </w:rPr>
-      </w:pPr>
-      <w:r>
-        <w:rPr>
-          <w:sz w:val="24"/>
-          <w:szCs w:val="24"/>
-          <w:u w:val="none"/>
-        </w:rPr>
-        <w:t>for space complexity,</w:t>
-      </w:r>
-    </w:p>
-    <w:p>
-      <w:pPr>
-        <w:pStyle w:val="Normal"/>
-        <w:bidi w:val="0"/>
-        <w:jc w:val="start"/>
-        <w:rPr>
-          <w:sz w:val="24"/>
-          <w:szCs w:val="24"/>
-          <w:u w:val="none"/>
-        </w:rPr>
-      </w:pPr>
-      <w:r>
-        <w:rPr>
-          <w:sz w:val="24"/>
-          <w:szCs w:val="24"/>
-          <w:u w:val="none"/>
-        </w:rPr>
-        <w:tab/>
-        <w:t>total number of variables = 3 (i,n,fact)</w:t>
-      </w:r>
-    </w:p>
-    <w:p>
-      <w:pPr>
-        <w:pStyle w:val="Normal"/>
-        <w:bidi w:val="0"/>
-        <w:jc w:val="start"/>
-        <w:rPr>
-          <w:sz w:val="24"/>
-          <w:szCs w:val="24"/>
-          <w:u w:val="none"/>
-        </w:rPr>
-      </w:pPr>
-      <w:r>
-        <w:rPr>
-          <w:sz w:val="24"/>
-          <w:szCs w:val="24"/>
-          <w:u w:val="none"/>
-        </w:rPr>
-        <w:tab/>
-        <w:t>total time complexity = O(3)</w:t>
-      </w:r>
-    </w:p>
-    <w:p>
-      <w:pPr>
-        <w:pStyle w:val="Normal"/>
-        <w:bidi w:val="0"/>
-        <w:jc w:val="start"/>
-        <w:rPr>
-          <w:sz w:val="24"/>
-          <w:szCs w:val="24"/>
-          <w:u w:val="none"/>
-        </w:rPr>
-      </w:pPr>
-      <w:r>
-        <w:rPr/>
-      </w:r>
-    </w:p>
-    <w:p>
-      <w:pPr>
-        <w:pStyle w:val="Normal"/>
-        <w:bidi w:val="0"/>
-        <w:jc w:val="start"/>
-        <w:rPr>
-          <w:sz w:val="24"/>
-          <w:szCs w:val="24"/>
-          <w:u w:val="none"/>
-        </w:rPr>
-      </w:pPr>
-      <w:r>
-        <w:rPr>
-          <w:sz w:val="24"/>
-          <w:szCs w:val="24"/>
-          <w:u w:val="none"/>
-        </w:rPr>
-        <w:t>Q2.  Find the detailed analysis of the following algorithm.</w:t>
-      </w:r>
-    </w:p>
-    <w:p>
-      <w:pPr>
-        <w:pStyle w:val="Normal"/>
-        <w:bidi w:val="0"/>
-        <w:jc w:val="start"/>
-        <w:rPr>
-          <w:sz w:val="24"/>
-          <w:szCs w:val="24"/>
-          <w:u w:val="none"/>
-        </w:rPr>
-      </w:pPr>
-      <w:r>
-        <w:rPr>
-          <w:sz w:val="24"/>
-          <w:szCs w:val="24"/>
-          <w:u w:val="none"/>
-        </w:rPr>
-        <w:t>#include &lt;stdio.h&gt;</w:t>
-      </w:r>
-    </w:p>
-    <w:p>
-      <w:pPr>
-        <w:pStyle w:val="Normal"/>
-        <w:bidi w:val="0"/>
-        <w:jc w:val="start"/>
-        <w:rPr>
-          <w:sz w:val="24"/>
-          <w:szCs w:val="24"/>
-          <w:u w:val="none"/>
-        </w:rPr>
-      </w:pPr>
-      <w:r>
-        <w:rPr>
-          <w:sz w:val="24"/>
-          <w:szCs w:val="24"/>
-          <w:u w:val="none"/>
-        </w:rPr>
-        <w:t>int main(){</w:t>
-      </w:r>
-    </w:p>
-    <w:p>
-      <w:pPr>
-        <w:pStyle w:val="Normal"/>
-        <w:bidi w:val="0"/>
-        <w:jc w:val="start"/>
-        <w:rPr>
-          <w:sz w:val="24"/>
-          <w:szCs w:val="24"/>
-          <w:u w:val="none"/>
-        </w:rPr>
-      </w:pPr>
-      <w:r>
-        <w:rPr>
-          <w:sz w:val="24"/>
-          <w:szCs w:val="24"/>
-          <w:u w:val="none"/>
-        </w:rPr>
-        <w:tab/>
-        <w:t>int a[]={5,2,4,6,3,1};</w:t>
-      </w:r>
-    </w:p>
-    <w:p>
-      <w:pPr>
-        <w:pStyle w:val="Normal"/>
-        <w:bidi w:val="0"/>
-        <w:jc w:val="start"/>
-        <w:rPr>
-          <w:sz w:val="24"/>
-          <w:szCs w:val="24"/>
-          <w:u w:val="none"/>
-        </w:rPr>
-      </w:pPr>
-      <w:r>
-        <w:rPr>
-          <w:sz w:val="24"/>
-          <w:szCs w:val="24"/>
-          <w:u w:val="none"/>
-        </w:rPr>
-        <w:tab/>
-        <w:t>for(j=2;j&lt;=a.lenght();j++){</w:t>
-      </w:r>
-    </w:p>
-    <w:p>
-      <w:pPr>
-        <w:pStyle w:val="Normal"/>
-        <w:bidi w:val="0"/>
-        <w:jc w:val="start"/>
-        <w:rPr>
-          <w:sz w:val="24"/>
-          <w:szCs w:val="24"/>
-          <w:u w:val="none"/>
-        </w:rPr>
-      </w:pPr>
-      <w:r>
-        <w:rPr>
-          <w:sz w:val="24"/>
-          <w:szCs w:val="24"/>
-          <w:u w:val="none"/>
-        </w:rPr>
-        <w:tab/>
-        <w:tab/>
-        <w:t>key=a[j];</w:t>
-      </w:r>
-    </w:p>
-    <w:p>
-      <w:pPr>
-        <w:pStyle w:val="Normal"/>
-        <w:bidi w:val="0"/>
-        <w:jc w:val="start"/>
-        <w:rPr>
-          <w:sz w:val="24"/>
-          <w:szCs w:val="24"/>
-          <w:u w:val="none"/>
-        </w:rPr>
-      </w:pPr>
-      <w:r>
-        <w:rPr>
-          <w:sz w:val="24"/>
-          <w:szCs w:val="24"/>
-          <w:u w:val="none"/>
-        </w:rPr>
-        <w:tab/>
-        <w:tab/>
-        <w:t>i=j-1;</w:t>
-      </w:r>
-    </w:p>
-    <w:p>
-      <w:pPr>
-        <w:pStyle w:val="Normal"/>
-        <w:bidi w:val="0"/>
-        <w:jc w:val="start"/>
-        <w:rPr>
-          <w:sz w:val="24"/>
-          <w:szCs w:val="24"/>
-          <w:u w:val="none"/>
-        </w:rPr>
-      </w:pPr>
-      <w:r>
-        <w:rPr>
-          <w:sz w:val="24"/>
-          <w:szCs w:val="24"/>
-          <w:u w:val="none"/>
-        </w:rPr>
-        <w:tab/>
-        <w:tab/>
-        <w:t>while(i&gt;0 &amp;&amp; a[i]&gt;key){</w:t>
-      </w:r>
-    </w:p>
-    <w:p>
-      <w:pPr>
-        <w:pStyle w:val="Normal"/>
-        <w:bidi w:val="0"/>
-        <w:jc w:val="start"/>
-        <w:rPr>
-          <w:sz w:val="24"/>
-          <w:szCs w:val="24"/>
-          <w:u w:val="none"/>
-        </w:rPr>
-      </w:pPr>
-      <w:r>
-        <w:rPr>
-          <w:sz w:val="24"/>
-          <w:szCs w:val="24"/>
-          <w:u w:val="none"/>
-        </w:rPr>
-        <w:tab/>
-        <w:tab/>
-        <w:tab/>
-        <w:t>a[i+1]=a[i];</w:t>
-      </w:r>
-    </w:p>
-    <w:p>
-      <w:pPr>
-        <w:pStyle w:val="Normal"/>
-        <w:bidi w:val="0"/>
-        <w:jc w:val="start"/>
-        <w:rPr>
-          <w:sz w:val="24"/>
-          <w:szCs w:val="24"/>
-          <w:u w:val="none"/>
-        </w:rPr>
-      </w:pPr>
-      <w:r>
-        <w:rPr>
-          <w:sz w:val="24"/>
-          <w:szCs w:val="24"/>
-          <w:u w:val="none"/>
-        </w:rPr>
-        <w:tab/>
-        <w:tab/>
-        <w:tab/>
-        <w:t>i+=1;</w:t>
-      </w:r>
-    </w:p>
-    <w:p>
-      <w:pPr>
-        <w:pStyle w:val="Normal"/>
-        <w:bidi w:val="0"/>
-        <w:jc w:val="start"/>
-        <w:rPr>
-          <w:sz w:val="24"/>
-          <w:szCs w:val="24"/>
-          <w:u w:val="none"/>
-        </w:rPr>
-      </w:pPr>
-      <w:r>
-        <w:rPr>
-          <w:sz w:val="24"/>
-          <w:szCs w:val="24"/>
-          <w:u w:val="none"/>
-        </w:rPr>
-        <w:tab/>
-        <w:tab/>
-        <w:t>}</w:t>
-      </w:r>
-    </w:p>
-    <w:p>
-      <w:pPr>
-        <w:pStyle w:val="Normal"/>
-        <w:bidi w:val="0"/>
-        <w:jc w:val="start"/>
-        <w:rPr>
-          <w:sz w:val="24"/>
-          <w:szCs w:val="24"/>
-          <w:u w:val="none"/>
-        </w:rPr>
-      </w:pPr>
-      <w:r>
-        <w:rPr>
-          <w:sz w:val="24"/>
-          <w:szCs w:val="24"/>
-          <w:u w:val="none"/>
-        </w:rPr>
-        <w:tab/>
-        <w:tab/>
-        <w:t>a[i+1]=key;</w:t>
-      </w:r>
-    </w:p>
-    <w:p>
-      <w:pPr>
-        <w:pStyle w:val="Normal"/>
-        <w:bidi w:val="0"/>
-        <w:jc w:val="start"/>
-        <w:rPr>
-          <w:sz w:val="24"/>
-          <w:szCs w:val="24"/>
-          <w:u w:val="none"/>
-        </w:rPr>
-      </w:pPr>
-      <w:r>
-        <w:rPr>
-          <w:sz w:val="24"/>
-          <w:szCs w:val="24"/>
-          <w:u w:val="none"/>
-        </w:rPr>
-        <w:tab/>
-        <w:t>}</w:t>
-      </w:r>
-    </w:p>
-    <w:p>
-      <w:pPr>
-        <w:pStyle w:val="Normal"/>
-        <w:bidi w:val="0"/>
-        <w:jc w:val="start"/>
-        <w:rPr>
-          <w:sz w:val="24"/>
-          <w:szCs w:val="24"/>
-          <w:u w:val="none"/>
-        </w:rPr>
-      </w:pPr>
-      <w:r>
-        <w:rPr>
-          <w:sz w:val="24"/>
-          <w:szCs w:val="24"/>
-          <w:u w:val="none"/>
-        </w:rPr>
-        <w:t>}</w:t>
-      </w:r>
-    </w:p>
-    <w:p>
-      <w:pPr>
-        <w:pStyle w:val="Normal"/>
-        <w:bidi w:val="0"/>
-        <w:jc w:val="start"/>
-        <w:rPr>
-          <w:sz w:val="24"/>
-          <w:szCs w:val="24"/>
-          <w:u w:val="none"/>
-        </w:rPr>
-      </w:pPr>
-      <w:r>
-        <w:rPr/>
-      </w:r>
-    </w:p>
-    <w:p>
-      <w:pPr>
-        <w:pStyle w:val="Normal"/>
-        <w:bidi w:val="0"/>
-        <w:jc w:val="start"/>
-        <w:rPr>
-          <w:sz w:val="24"/>
-          <w:szCs w:val="24"/>
-          <w:u w:val="none"/>
-        </w:rPr>
-      </w:pPr>
-      <w:r>
-        <w:rPr/>
-      </w:r>
-    </w:p>
-    <w:p>
-      <w:pPr>
-        <w:pStyle w:val="Normal"/>
-        <w:bidi w:val="0"/>
-        <w:jc w:val="start"/>
-        <w:rPr>
-          <w:sz w:val="24"/>
-          <w:szCs w:val="24"/>
-          <w:u w:val="none"/>
-        </w:rPr>
-      </w:pPr>
-      <w:r>
-        <w:rPr>
-          <w:sz w:val="24"/>
-          <w:szCs w:val="24"/>
-          <w:u w:val="none"/>
-        </w:rPr>
-        <w:t>for time complexity,</w:t>
-      </w:r>
-    </w:p>
-    <w:p>
-      <w:pPr>
-        <w:pStyle w:val="Normal"/>
-        <w:bidi w:val="0"/>
-        <w:jc w:val="start"/>
-        <w:rPr>
-          <w:sz w:val="24"/>
-          <w:szCs w:val="24"/>
-          <w:u w:val="none"/>
-        </w:rPr>
-      </w:pPr>
-      <w:r>
-        <w:rPr>
-          <w:sz w:val="24"/>
-          <w:szCs w:val="24"/>
-          <w:u w:val="none"/>
-        </w:rPr>
-        <w:tab/>
-        <w:t>variable assignment cost = 1</w:t>
-      </w:r>
-    </w:p>
-    <w:p>
-      <w:pPr>
-        <w:pStyle w:val="Normal"/>
-        <w:bidi w:val="0"/>
-        <w:jc w:val="start"/>
-        <w:rPr>
-          <w:sz w:val="24"/>
-          <w:szCs w:val="24"/>
-          <w:u w:val="none"/>
-        </w:rPr>
-      </w:pPr>
-      <w:r>
-        <w:rPr>
-          <w:sz w:val="24"/>
-          <w:szCs w:val="24"/>
-          <w:u w:val="none"/>
-        </w:rPr>
-        <w:tab/>
-        <w:t>loop cost = 1+(n+1)+1+n(1+2+n(1+1)+n(1+2)+1)</w:t>
-      </w:r>
-    </w:p>
-    <w:p>
-      <w:pPr>
-        <w:pStyle w:val="Normal"/>
-        <w:bidi w:val="0"/>
-        <w:jc w:val="start"/>
-        <w:rPr>
-          <w:sz w:val="24"/>
-          <w:szCs w:val="24"/>
-          <w:u w:val="none"/>
-        </w:rPr>
-      </w:pPr>
-      <w:r>
-        <w:rPr>
-          <w:sz w:val="24"/>
-          <w:szCs w:val="24"/>
-          <w:u w:val="none"/>
-        </w:rPr>
-        <w:tab/>
-        <w:t>total cost = 4+n+n+2n+n+2n+2n</w:t>
-      </w:r>
-      <w:r>
-        <w:rPr>
+          <w:rFonts w:eastAsia="Tahoma" w:cs="Lohit Marathi"/>
+          <w:position w:val="0"/>
+          <w:sz w:val="24"/>
+          <w:sz w:val="24"/>
+          <w:szCs w:val="24"/>
+          <w:u w:val="none"/>
+          <w:vertAlign w:val="baseline"/>
+        </w:rPr>
+        <w:t>2. Prove that nlog(n</w:t>
+      </w:r>
+      <w:r>
+        <w:rPr>
+          <w:rFonts w:eastAsia="Tahoma" w:cs="Lohit Marathi"/>
           <w:sz w:val="24"/>
           <w:szCs w:val="24"/>
           <w:u w:val="none"/>
           <w:vertAlign w:val="superscript"/>
         </w:rPr>
-        <w:t>2</w:t>
-      </w:r>
-      <w:r>
-        <w:rPr>
-          <w:sz w:val="24"/>
-          <w:szCs w:val="24"/>
-          <w:u w:val="none"/>
-        </w:rPr>
-        <w:t>+n</w:t>
-      </w:r>
-      <w:r>
-        <w:rPr>
+        <w:t>3</w:t>
+      </w:r>
+      <w:r>
+        <w:rPr>
+          <w:rFonts w:eastAsia="Tahoma" w:cs="Lohit Marathi"/>
+          <w:position w:val="0"/>
+          <w:sz w:val="24"/>
+          <w:sz w:val="24"/>
+          <w:szCs w:val="24"/>
+          <w:u w:val="none"/>
+          <w:vertAlign w:val="baseline"/>
+        </w:rPr>
+        <w:t>) is O(</w:t>
+      </w:r>
+      <w:r>
+        <w:rPr>
+          <w:rFonts w:eastAsia="JetBrainsMono NF" w:cs="JetBrainsMono NF" w:ascii="JetBrainsMono NF" w:hAnsi="JetBrainsMono NF"/>
+          <w:position w:val="0"/>
+          <w:sz w:val="24"/>
+          <w:sz w:val="24"/>
+          <w:szCs w:val="24"/>
+          <w:u w:val="none"/>
+          <w:vertAlign w:val="baseline"/>
+        </w:rPr>
+        <w:t>√</w:t>
+      </w:r>
+      <w:r>
+        <w:rPr>
+          <w:rFonts w:eastAsia="Tahoma" w:cs="Lohit Marathi"/>
+          <w:position w:val="0"/>
+          <w:sz w:val="24"/>
+          <w:sz w:val="24"/>
+          <w:szCs w:val="24"/>
+          <w:u w:val="none"/>
+          <w:vertAlign w:val="baseline"/>
+        </w:rPr>
+        <w:t>n</w:t>
+      </w:r>
+      <w:r>
+        <w:rPr>
+          <w:rFonts w:eastAsia="Tahoma" w:cs="Lohit Marathi"/>
           <w:sz w:val="24"/>
           <w:szCs w:val="24"/>
           <w:u w:val="none"/>
           <w:vertAlign w:val="superscript"/>
         </w:rPr>
-        <w:t>2</w:t>
-      </w:r>
-      <w:r>
-        <w:rPr>
-          <w:position w:val="0"/>
-          <w:sz w:val="24"/>
-          <w:sz w:val="24"/>
-          <w:szCs w:val="24"/>
-          <w:u w:val="none"/>
-          <w:vertAlign w:val="baseline"/>
-        </w:rPr>
-        <w:t>+2n</w:t>
-      </w:r>
-      <w:r>
-        <w:rPr>
-          <w:sz w:val="24"/>
-          <w:szCs w:val="24"/>
-          <w:u w:val="none"/>
-          <w:vertAlign w:val="superscript"/>
-        </w:rPr>
-        <w:t>2</w:t>
-      </w:r>
-      <w:r>
-        <w:rPr>
-          <w:position w:val="0"/>
-          <w:sz w:val="24"/>
-          <w:sz w:val="24"/>
-          <w:szCs w:val="24"/>
-          <w:u w:val="none"/>
-          <w:vertAlign w:val="baseline"/>
-        </w:rPr>
-        <w:t>+n</w:t>
-      </w:r>
-    </w:p>
-    <w:p>
-      <w:pPr>
-        <w:pStyle w:val="Normal"/>
-        <w:bidi w:val="0"/>
-        <w:jc w:val="start"/>
-        <w:rPr>
-          <w:sz w:val="24"/>
-          <w:szCs w:val="24"/>
-          <w:u w:val="none"/>
-        </w:rPr>
-      </w:pPr>
-      <w:r>
-        <w:rPr>
-          <w:position w:val="0"/>
-          <w:sz w:val="24"/>
-          <w:sz w:val="24"/>
-          <w:szCs w:val="24"/>
-          <w:u w:val="none"/>
-          <w:vertAlign w:val="baseline"/>
-        </w:rPr>
-        <w:t xml:space="preserve">                </w:t>
-      </w:r>
-      <w:r>
-        <w:rPr>
-          <w:position w:val="0"/>
-          <w:sz w:val="24"/>
-          <w:sz w:val="24"/>
-          <w:szCs w:val="24"/>
-          <w:u w:val="none"/>
-          <w:vertAlign w:val="baseline"/>
-        </w:rPr>
-        <w:t>= 4+7n+5n</w:t>
-      </w:r>
-      <w:r>
-        <w:rPr>
-          <w:sz w:val="24"/>
-          <w:szCs w:val="24"/>
-          <w:u w:val="none"/>
-          <w:vertAlign w:val="superscript"/>
-        </w:rPr>
-        <w:t>2</w:t>
-      </w:r>
-    </w:p>
-    <w:p>
-      <w:pPr>
-        <w:pStyle w:val="Normal"/>
-        <w:bidi w:val="0"/>
-        <w:jc w:val="start"/>
-        <w:rPr>
-          <w:sz w:val="24"/>
-          <w:szCs w:val="24"/>
-          <w:u w:val="none"/>
-        </w:rPr>
-      </w:pPr>
-      <w:r>
-        <w:rPr>
-          <w:position w:val="0"/>
-          <w:sz w:val="24"/>
-          <w:sz w:val="24"/>
-          <w:szCs w:val="24"/>
-          <w:u w:val="none"/>
-          <w:vertAlign w:val="baseline"/>
-        </w:rPr>
-        <w:tab/>
-        <w:t>as 5n</w:t>
-      </w:r>
-      <w:r>
-        <w:rPr>
-          <w:sz w:val="24"/>
-          <w:szCs w:val="24"/>
-          <w:u w:val="none"/>
-          <w:vertAlign w:val="superscript"/>
-        </w:rPr>
-        <w:t>2</w:t>
-      </w:r>
-      <w:r>
-        <w:rPr>
-          <w:position w:val="0"/>
-          <w:sz w:val="24"/>
-          <w:sz w:val="24"/>
-          <w:szCs w:val="24"/>
-          <w:u w:val="none"/>
-          <w:vertAlign w:val="baseline"/>
-        </w:rPr>
-        <w:t xml:space="preserve"> is the biggest contributor,</w:t>
-      </w:r>
-    </w:p>
-    <w:p>
-      <w:pPr>
-        <w:pStyle w:val="Normal"/>
-        <w:rPr/>
-      </w:pPr>
-      <w:r>
-        <w:rPr>
-          <w:position w:val="0"/>
-          <w:sz w:val="24"/>
-          <w:sz w:val="24"/>
-          <w:szCs w:val="24"/>
-          <w:u w:val="none"/>
-          <w:vertAlign w:val="baseline"/>
-        </w:rPr>
-        <w:tab/>
-        <w:t>time complexity = O(n</w:t>
-      </w:r>
-      <w:r>
-        <w:rPr>
-          <w:sz w:val="24"/>
-          <w:szCs w:val="24"/>
-          <w:u w:val="none"/>
-          <w:vertAlign w:val="superscript"/>
-        </w:rPr>
-        <w:t>2</w:t>
-      </w:r>
-      <w:r>
-        <w:rPr>
+        <w:t>3</w:t>
+      </w:r>
+      <w:r>
+        <w:rPr>
+          <w:rFonts w:eastAsia="Tahoma" w:cs="Lohit Marathi"/>
           <w:position w:val="0"/>
           <w:sz w:val="24"/>
           <w:sz w:val="24"/>
@@ -2488,124 +5010,25 @@
     <w:p>
       <w:pPr>
         <w:pStyle w:val="Normal"/>
-        <w:rPr>
-          <w:position w:val="0"/>
-          <w:sz w:val="24"/>
-          <w:sz w:val="24"/>
-          <w:szCs w:val="24"/>
-          <w:u w:val="none"/>
-          <w:vertAlign w:val="baseline"/>
-        </w:rPr>
-      </w:pPr>
-      <w:r>
-        <w:rPr/>
-      </w:r>
-    </w:p>
-    <w:p>
-      <w:pPr>
-        <w:pStyle w:val="Normal"/>
-        <w:rPr/>
-      </w:pPr>
-      <w:r>
-        <w:rPr>
-          <w:position w:val="0"/>
-          <w:sz w:val="24"/>
-          <w:sz w:val="24"/>
-          <w:szCs w:val="24"/>
-          <w:u w:val="none"/>
-          <w:vertAlign w:val="baseline"/>
-        </w:rPr>
-        <w:t>for space complexity,</w:t>
-      </w:r>
-    </w:p>
-    <w:p>
-      <w:pPr>
-        <w:pStyle w:val="Normal"/>
-        <w:rPr/>
-      </w:pPr>
-      <w:r>
-        <w:rPr>
-          <w:position w:val="0"/>
-          <w:sz w:val="24"/>
-          <w:sz w:val="24"/>
-          <w:szCs w:val="24"/>
-          <w:u w:val="none"/>
-          <w:vertAlign w:val="baseline"/>
-        </w:rPr>
-        <w:tab/>
-        <w:t>total variables = 6+1+1+1</w:t>
-      </w:r>
-    </w:p>
-    <w:p>
-      <w:pPr>
-        <w:pStyle w:val="Normal"/>
-        <w:rPr/>
-      </w:pPr>
-      <w:r>
-        <w:rPr>
-          <w:position w:val="0"/>
-          <w:sz w:val="24"/>
-          <w:sz w:val="24"/>
-          <w:szCs w:val="24"/>
-          <w:u w:val="none"/>
-          <w:vertAlign w:val="baseline"/>
-        </w:rPr>
-        <w:tab/>
-        <w:t xml:space="preserve">                = 9</w:t>
-      </w:r>
-    </w:p>
-    <w:p>
-      <w:pPr>
-        <w:pStyle w:val="Normal"/>
-        <w:rPr/>
-      </w:pPr>
-      <w:r>
-        <w:rPr>
-          <w:position w:val="0"/>
-          <w:sz w:val="24"/>
-          <w:sz w:val="24"/>
-          <w:szCs w:val="24"/>
-          <w:u w:val="none"/>
-          <w:vertAlign w:val="baseline"/>
-        </w:rPr>
-        <w:tab/>
-        <w:t>space complexity = O(9)</w:t>
-      </w:r>
-    </w:p>
-    <w:p>
-      <w:pPr>
-        <w:pStyle w:val="Normal"/>
-        <w:bidi w:val="0"/>
-        <w:jc w:val="start"/>
-        <w:rPr>
-          <w:sz w:val="24"/>
-          <w:szCs w:val="24"/>
-          <w:u w:val="none"/>
-        </w:rPr>
-      </w:pPr>
-      <w:r>
-        <w:rPr>
-          <w:sz w:val="24"/>
-          <w:szCs w:val="24"/>
-          <w:u w:val="none"/>
-        </w:rPr>
-        <w:tab/>
-        <w:tab/>
-      </w:r>
-    </w:p>
-    <w:p>
-      <w:pPr>
-        <w:pStyle w:val="Normal"/>
-        <w:bidi w:val="0"/>
-        <w:jc w:val="start"/>
-        <w:rPr>
-          <w:sz w:val="24"/>
-          <w:szCs w:val="24"/>
-          <w:u w:val="none"/>
-        </w:rPr>
-      </w:pPr>
-      <w:r>
-        <w:rPr/>
+        <w:bidi w:val="0"/>
+        <w:jc w:val="start"/>
+        <w:rPr>
+          <w:sz w:val="24"/>
+          <w:szCs w:val="24"/>
+          <w:u w:val="none"/>
+        </w:rPr>
+      </w:pPr>
+      <w:r>
+        <w:rPr>
+          <w:position w:val="0"/>
+          <w:sz w:val="24"/>
+          <w:sz w:val="24"/>
+          <w:szCs w:val="24"/>
+          <w:u w:val="none"/>
+          <w:vertAlign w:val="baseline"/>
+        </w:rPr>
+        <w:tab/>
+        <w:t xml:space="preserve"> </w:t>
       </w:r>
     </w:p>
     <w:sectPr>
